--- a/study_guides/Markup_Memorization_Checklist.docx
+++ b/study_guides/Markup_Memorization_Checklist.docx
@@ -794,6 +794,48 @@
               <w:t>[x] c.Improved accessibility for reading devices</w:t>
             </w:r>
           </w:p>
+          <w:p>
+            <w:pPr>
+              <w:spacing w:before="20" w:after="20"/>
+              <w:ind w:left="288"/>
+            </w:pPr>
+            <w:r>
+              <w:rPr>
+                <w:b/>
+                <w:color w:val="10B981"/>
+                <w:sz w:val="18"/>
+              </w:rPr>
+              <w:t>[x] Improved display of search results</w:t>
+            </w:r>
+          </w:p>
+          <w:p>
+            <w:pPr>
+              <w:spacing w:before="20" w:after="20"/>
+              <w:ind w:left="288"/>
+            </w:pPr>
+            <w:r>
+              <w:rPr>
+                <w:b/>
+                <w:color w:val="10B981"/>
+                <w:sz w:val="18"/>
+              </w:rPr>
+              <w:t>[x] Better indexing for search engines</w:t>
+            </w:r>
+          </w:p>
+          <w:p>
+            <w:pPr>
+              <w:spacing w:before="20" w:after="20"/>
+              <w:ind w:left="288"/>
+            </w:pPr>
+            <w:r>
+              <w:rPr>
+                <w:b/>
+                <w:color w:val="10B981"/>
+                <w:sz w:val="18"/>
+              </w:rPr>
+              <w:t>[x] Improved accessibility for reading devices</w:t>
+            </w:r>
+          </w:p>
         </w:tc>
       </w:tr>
       <w:tr>
@@ -864,7 +906,46 @@
                 <w:b/>
                 <w:sz w:val="20"/>
               </w:rPr>
-              <w:t>What are the benefits of semantics and structured data on web pages?</w:t>
+              <w:t>Ordered list in HTML5 (1 )?</w:t>
+            </w:r>
+          </w:p>
+          <w:p>
+            <w:pPr>
+              <w:spacing w:before="20" w:after="20"/>
+              <w:ind w:left="288"/>
+            </w:pPr>
+            <w:r>
+              <w:rPr>
+                <w:color w:val="475569"/>
+                <w:sz w:val="18"/>
+              </w:rPr>
+              <w:t>[ ] &lt;unnumberedlist&gt;</w:t>
+            </w:r>
+          </w:p>
+          <w:p>
+            <w:pPr>
+              <w:spacing w:before="20" w:after="20"/>
+              <w:ind w:left="288"/>
+            </w:pPr>
+            <w:r>
+              <w:rPr>
+                <w:color w:val="475569"/>
+                <w:sz w:val="18"/>
+              </w:rPr>
+              <w:t>[ ] &lt;numberedlist&gt;</w:t>
+            </w:r>
+          </w:p>
+          <w:p>
+            <w:pPr>
+              <w:spacing w:before="20" w:after="20"/>
+              <w:ind w:left="288"/>
+            </w:pPr>
+            <w:r>
+              <w:rPr>
+                <w:color w:val="475569"/>
+                <w:sz w:val="18"/>
+              </w:rPr>
+              <w:t>[ ] &lt;li&gt;</w:t>
             </w:r>
           </w:p>
           <w:p>
@@ -878,35 +959,7 @@
                 <w:color w:val="10B981"/>
                 <w:sz w:val="18"/>
               </w:rPr>
-              <w:t>[x] a.Improved display of search results</w:t>
-            </w:r>
-          </w:p>
-          <w:p>
-            <w:pPr>
-              <w:spacing w:before="20" w:after="20"/>
-              <w:ind w:left="288"/>
-            </w:pPr>
-            <w:r>
-              <w:rPr>
-                <w:b/>
-                <w:color w:val="10B981"/>
-                <w:sz w:val="18"/>
-              </w:rPr>
-              <w:t>[x] b.Better indexing for search engines</w:t>
-            </w:r>
-          </w:p>
-          <w:p>
-            <w:pPr>
-              <w:spacing w:before="20" w:after="20"/>
-              <w:ind w:left="288"/>
-            </w:pPr>
-            <w:r>
-              <w:rPr>
-                <w:b/>
-                <w:color w:val="10B981"/>
-                <w:sz w:val="18"/>
-              </w:rPr>
-              <w:t>[x] c.Improved accessibility for reading devices</w:t>
+              <w:t>[x] &lt;ol&gt;</w:t>
             </w:r>
           </w:p>
         </w:tc>
@@ -979,7 +1032,35 @@
                 <w:b/>
                 <w:sz w:val="20"/>
               </w:rPr>
-              <w:t>Ordered list in HTML5 (1 )?</w:t>
+              <w:t>Which of the following are current HTML standards?</w:t>
+            </w:r>
+          </w:p>
+          <w:p>
+            <w:pPr>
+              <w:spacing w:before="20" w:after="20"/>
+              <w:ind w:left="288"/>
+            </w:pPr>
+            <w:r>
+              <w:rPr>
+                <w:b/>
+                <w:color w:val="10B981"/>
+                <w:sz w:val="18"/>
+              </w:rPr>
+              <w:t>[x] HTML 5</w:t>
+            </w:r>
+          </w:p>
+          <w:p>
+            <w:pPr>
+              <w:spacing w:before="20" w:after="20"/>
+              <w:ind w:left="288"/>
+            </w:pPr>
+            <w:r>
+              <w:rPr>
+                <w:b/>
+                <w:color w:val="10B981"/>
+                <w:sz w:val="18"/>
+              </w:rPr>
+              <w:t>[x] HTML 4.01</w:t>
             </w:r>
           </w:p>
           <w:p>
@@ -992,7 +1073,7 @@
                 <w:color w:val="475569"/>
                 <w:sz w:val="18"/>
               </w:rPr>
-              <w:t>[ ] &lt;unnumberedlist&gt;</w:t>
+              <w:t>[ ] HTML 5.5</w:t>
             </w:r>
           </w:p>
           <w:p>
@@ -1005,7 +1086,7 @@
                 <w:color w:val="475569"/>
                 <w:sz w:val="18"/>
               </w:rPr>
-              <w:t>[ ] &lt;numberedlist&gt;</w:t>
+              <w:t>[ ] HTML 1.0</w:t>
             </w:r>
           </w:p>
           <w:p>
@@ -1018,21 +1099,7 @@
                 <w:color w:val="475569"/>
                 <w:sz w:val="18"/>
               </w:rPr>
-              <w:t>[ ] &lt;li&gt;</w:t>
-            </w:r>
-          </w:p>
-          <w:p>
-            <w:pPr>
-              <w:spacing w:before="20" w:after="20"/>
-              <w:ind w:left="288"/>
-            </w:pPr>
-            <w:r>
-              <w:rPr>
-                <w:b/>
-                <w:color w:val="10B981"/>
-                <w:sz w:val="18"/>
-              </w:rPr>
-              <w:t>[x] &lt;ol&gt;</w:t>
+              <w:t>[ ] HTML 3.4</w:t>
             </w:r>
           </w:p>
         </w:tc>
@@ -1105,7 +1172,7 @@
                 <w:b/>
                 <w:sz w:val="20"/>
               </w:rPr>
-              <w:t>Which of the following are current HTML standards?</w:t>
+              <w:t>HTML5 microdata specific elements and attributes</w:t>
             </w:r>
           </w:p>
           <w:p>
@@ -1119,7 +1186,7 @@
                 <w:color w:val="10B981"/>
                 <w:sz w:val="18"/>
               </w:rPr>
-              <w:t>[x] HTML 5</w:t>
+              <w:t>[x] itemtype</w:t>
             </w:r>
           </w:p>
           <w:p>
@@ -1133,7 +1200,7 @@
                 <w:color w:val="10B981"/>
                 <w:sz w:val="18"/>
               </w:rPr>
-              <w:t>[x] HTML 4.01</w:t>
+              <w:t>[x] itemscope</w:t>
             </w:r>
           </w:p>
           <w:p>
@@ -1146,7 +1213,7 @@
                 <w:color w:val="475569"/>
                 <w:sz w:val="18"/>
               </w:rPr>
-              <w:t>[ ] HTML 5.5</w:t>
+              <w:t>[ ] vocap</w:t>
             </w:r>
           </w:p>
           <w:p>
@@ -1159,20 +1226,7 @@
                 <w:color w:val="475569"/>
                 <w:sz w:val="18"/>
               </w:rPr>
-              <w:t>[ ] HTML 1.0</w:t>
-            </w:r>
-          </w:p>
-          <w:p>
-            <w:pPr>
-              <w:spacing w:before="20" w:after="20"/>
-              <w:ind w:left="288"/>
-            </w:pPr>
-            <w:r>
-              <w:rPr>
-                <w:color w:val="475569"/>
-                <w:sz w:val="18"/>
-              </w:rPr>
-              <w:t>[ ] HTML 3.4</w:t>
+              <w:t>[ ] pulfi</w:t>
             </w:r>
           </w:p>
         </w:tc>
@@ -1245,7 +1299,7 @@
                 <w:b/>
                 <w:sz w:val="20"/>
               </w:rPr>
-              <w:t>HTML5 microdata specific elements and attributes()</w:t>
+              <w:t>What is the correct DOCTYPE declaration for HTML5?</w:t>
             </w:r>
           </w:p>
           <w:p>
@@ -1259,21 +1313,7 @@
                 <w:color w:val="10B981"/>
                 <w:sz w:val="18"/>
               </w:rPr>
-              <w:t>[x] itemtype</w:t>
-            </w:r>
-          </w:p>
-          <w:p>
-            <w:pPr>
-              <w:spacing w:before="20" w:after="20"/>
-              <w:ind w:left="288"/>
-            </w:pPr>
-            <w:r>
-              <w:rPr>
-                <w:b/>
-                <w:color w:val="10B981"/>
-                <w:sz w:val="18"/>
-              </w:rPr>
-              <w:t>[x] itemscope</w:t>
+              <w:t>[x] &lt;!DOCTYPE html&gt;</w:t>
             </w:r>
           </w:p>
           <w:p>
@@ -1286,7 +1326,7 @@
                 <w:color w:val="475569"/>
                 <w:sz w:val="18"/>
               </w:rPr>
-              <w:t>[ ] vocap</w:t>
+              <w:t>[ ] &lt;!DOCTYPE xml&gt;</w:t>
             </w:r>
           </w:p>
           <w:p>
@@ -1299,7 +1339,20 @@
                 <w:color w:val="475569"/>
                 <w:sz w:val="18"/>
               </w:rPr>
-              <w:t>[ ] pulfi</w:t>
+              <w:t>[ ] &lt;DOCTYPE html&gt;</w:t>
+            </w:r>
+          </w:p>
+          <w:p>
+            <w:pPr>
+              <w:spacing w:before="20" w:after="20"/>
+              <w:ind w:left="288"/>
+            </w:pPr>
+            <w:r>
+              <w:rPr>
+                <w:color w:val="475569"/>
+                <w:sz w:val="18"/>
+              </w:rPr>
+              <w:t>[ ] &lt;DOCTYPE xml&gt;</w:t>
             </w:r>
           </w:p>
         </w:tc>
@@ -1372,7 +1425,7 @@
                 <w:b/>
                 <w:sz w:val="20"/>
               </w:rPr>
-              <w:t>What is the correct DOCTYPE declaration for HTML5?</w:t>
+              <w:t>Which element is used to define navigation links in HTML5?</w:t>
             </w:r>
           </w:p>
           <w:p>
@@ -1386,7 +1439,7 @@
                 <w:color w:val="10B981"/>
                 <w:sz w:val="18"/>
               </w:rPr>
-              <w:t>[x] &lt;!DOCTYPE html&gt;</w:t>
+              <w:t>[x] nav</w:t>
             </w:r>
           </w:p>
           <w:p>
@@ -1399,7 +1452,7 @@
                 <w:color w:val="475569"/>
                 <w:sz w:val="18"/>
               </w:rPr>
-              <w:t>[ ] &lt;!DOCTYPE xml&gt;</w:t>
+              <w:t>[ ] section</w:t>
             </w:r>
           </w:p>
           <w:p>
@@ -1412,7 +1465,7 @@
                 <w:color w:val="475569"/>
                 <w:sz w:val="18"/>
               </w:rPr>
-              <w:t>[ ] &lt;DOCTYPE html&gt;</w:t>
+              <w:t>[ ] menu</w:t>
             </w:r>
           </w:p>
           <w:p>
@@ -1425,7 +1478,7 @@
                 <w:color w:val="475569"/>
                 <w:sz w:val="18"/>
               </w:rPr>
-              <w:t>[ ] &lt;DOCTYPE xml&gt;</w:t>
+              <w:t>[ ] dl</w:t>
             </w:r>
           </w:p>
         </w:tc>
@@ -1498,7 +1551,7 @@
                 <w:b/>
                 <w:sz w:val="20"/>
               </w:rPr>
-              <w:t>Which element is used to define navigation links in HTML5?</w:t>
+              <w:t>Which of the following elements can be used inside the HTML5 &lt;header&gt; element?</w:t>
             </w:r>
           </w:p>
           <w:p>
@@ -1512,6 +1565,20 @@
                 <w:color w:val="10B981"/>
                 <w:sz w:val="18"/>
               </w:rPr>
+              <w:t>[x] div</w:t>
+            </w:r>
+          </w:p>
+          <w:p>
+            <w:pPr>
+              <w:spacing w:before="20" w:after="20"/>
+              <w:ind w:left="288"/>
+            </w:pPr>
+            <w:r>
+              <w:rPr>
+                <w:b/>
+                <w:color w:val="10B981"/>
+                <w:sz w:val="18"/>
+              </w:rPr>
               <w:t>[x] nav</w:t>
             </w:r>
           </w:p>
@@ -1522,36 +1589,95 @@
             </w:pPr>
             <w:r>
               <w:rPr>
-                <w:color w:val="475569"/>
-                <w:sz w:val="18"/>
-              </w:rPr>
-              <w:t>[ ] section</w:t>
-            </w:r>
-          </w:p>
-          <w:p>
-            <w:pPr>
-              <w:spacing w:before="20" w:after="20"/>
-              <w:ind w:left="288"/>
-            </w:pPr>
-            <w:r>
-              <w:rPr>
-                <w:color w:val="475569"/>
-                <w:sz w:val="18"/>
-              </w:rPr>
-              <w:t>[ ] menu</w:t>
-            </w:r>
-          </w:p>
-          <w:p>
-            <w:pPr>
-              <w:spacing w:before="20" w:after="20"/>
-              <w:ind w:left="288"/>
-            </w:pPr>
-            <w:r>
-              <w:rPr>
-                <w:color w:val="475569"/>
-                <w:sz w:val="18"/>
-              </w:rPr>
-              <w:t>[ ] dl</w:t>
+                <w:b/>
+                <w:color w:val="10B981"/>
+                <w:sz w:val="18"/>
+              </w:rPr>
+              <w:t>[x] span</w:t>
+            </w:r>
+          </w:p>
+          <w:p>
+            <w:pPr>
+              <w:spacing w:before="20" w:after="20"/>
+              <w:ind w:left="288"/>
+            </w:pPr>
+            <w:r>
+              <w:rPr>
+                <w:b/>
+                <w:color w:val="10B981"/>
+                <w:sz w:val="18"/>
+              </w:rPr>
+              <w:t>[x] ol</w:t>
+            </w:r>
+          </w:p>
+          <w:p>
+            <w:pPr>
+              <w:spacing w:before="20" w:after="20"/>
+              <w:ind w:left="288"/>
+            </w:pPr>
+            <w:r>
+              <w:rPr>
+                <w:b/>
+                <w:color w:val="10B981"/>
+                <w:sz w:val="18"/>
+              </w:rPr>
+              <w:t>[x] ul</w:t>
+            </w:r>
+          </w:p>
+          <w:p>
+            <w:pPr>
+              <w:spacing w:before="20" w:after="20"/>
+              <w:ind w:left="288"/>
+            </w:pPr>
+            <w:r>
+              <w:rPr>
+                <w:b/>
+                <w:color w:val="10B981"/>
+                <w:sz w:val="18"/>
+              </w:rPr>
+              <w:t>[x] li</w:t>
+            </w:r>
+          </w:p>
+          <w:p>
+            <w:pPr>
+              <w:spacing w:before="20" w:after="20"/>
+              <w:ind w:left="288"/>
+            </w:pPr>
+            <w:r>
+              <w:rPr>
+                <w:b/>
+                <w:color w:val="10B981"/>
+                <w:sz w:val="18"/>
+              </w:rPr>
+              <w:t>[x] p</w:t>
+            </w:r>
+          </w:p>
+          <w:p>
+            <w:pPr>
+              <w:spacing w:before="20" w:after="20"/>
+              <w:ind w:left="288"/>
+            </w:pPr>
+            <w:r>
+              <w:rPr>
+                <w:b/>
+                <w:color w:val="10B981"/>
+                <w:sz w:val="18"/>
+              </w:rPr>
+              <w:t>[x] img</w:t>
+            </w:r>
+          </w:p>
+          <w:p>
+            <w:pPr>
+              <w:spacing w:before="20" w:after="20"/>
+              <w:ind w:left="288"/>
+            </w:pPr>
+            <w:r>
+              <w:rPr>
+                <w:b/>
+                <w:color w:val="10B981"/>
+                <w:sz w:val="18"/>
+              </w:rPr>
+              <w:t>[x] h1 to h6</w:t>
             </w:r>
           </w:p>
         </w:tc>
@@ -1624,7 +1750,7 @@
                 <w:b/>
                 <w:sz w:val="20"/>
               </w:rPr>
-              <w:t>Which of the following elements can be used inside the HTML5 &lt;header&gt; element?</w:t>
+              <w:t>Which of the following elements is correct for embedding video in an HTML 5 pages?</w:t>
             </w:r>
           </w:p>
           <w:p>
@@ -1637,7 +1763,33 @@
                 <w:color w:val="475569"/>
                 <w:sz w:val="18"/>
               </w:rPr>
-              <w:t>[ ] header</w:t>
+              <w:t>[ ] &lt;media&gt;</w:t>
+            </w:r>
+          </w:p>
+          <w:p>
+            <w:pPr>
+              <w:spacing w:before="20" w:after="20"/>
+              <w:ind w:left="288"/>
+            </w:pPr>
+            <w:r>
+              <w:rPr>
+                <w:color w:val="475569"/>
+                <w:sz w:val="18"/>
+              </w:rPr>
+              <w:t>[ ] &lt;object&gt;</w:t>
+            </w:r>
+          </w:p>
+          <w:p>
+            <w:pPr>
+              <w:spacing w:before="20" w:after="20"/>
+              <w:ind w:left="288"/>
+            </w:pPr>
+            <w:r>
+              <w:rPr>
+                <w:color w:val="475569"/>
+                <w:sz w:val="18"/>
+              </w:rPr>
+              <w:t>[ ] &lt;embed&gt;</w:t>
             </w:r>
           </w:p>
           <w:p>
@@ -1651,7 +1803,7 @@
                 <w:color w:val="10B981"/>
                 <w:sz w:val="18"/>
               </w:rPr>
-              <w:t>[x] div</w:t>
+              <w:t>[x] &lt;video&gt;</w:t>
             </w:r>
           </w:p>
           <w:p>
@@ -1665,118 +1817,7 @@
                 <w:color w:val="10B981"/>
                 <w:sz w:val="18"/>
               </w:rPr>
-              <w:t>[x] nav</w:t>
-            </w:r>
-          </w:p>
-          <w:p>
-            <w:pPr>
-              <w:spacing w:before="20" w:after="20"/>
-              <w:ind w:left="288"/>
-            </w:pPr>
-            <w:r>
-              <w:rPr>
-                <w:color w:val="475569"/>
-                <w:sz w:val="18"/>
-              </w:rPr>
-              <w:t>[ ] menu</w:t>
-            </w:r>
-          </w:p>
-          <w:p>
-            <w:pPr>
-              <w:spacing w:before="20" w:after="20"/>
-              <w:ind w:left="288"/>
-            </w:pPr>
-            <w:r>
-              <w:rPr>
-                <w:b/>
-                <w:color w:val="10B981"/>
-                <w:sz w:val="18"/>
-              </w:rPr>
-              <w:t>[x] span</w:t>
-            </w:r>
-          </w:p>
-          <w:p>
-            <w:pPr>
-              <w:spacing w:before="20" w:after="20"/>
-              <w:ind w:left="288"/>
-            </w:pPr>
-            <w:r>
-              <w:rPr>
-                <w:b/>
-                <w:color w:val="10B981"/>
-                <w:sz w:val="18"/>
-              </w:rPr>
-              <w:t>[x] ol</w:t>
-            </w:r>
-          </w:p>
-          <w:p>
-            <w:pPr>
-              <w:spacing w:before="20" w:after="20"/>
-              <w:ind w:left="288"/>
-            </w:pPr>
-            <w:r>
-              <w:rPr>
-                <w:b/>
-                <w:color w:val="10B981"/>
-                <w:sz w:val="18"/>
-              </w:rPr>
-              <w:t>[x] ul</w:t>
-            </w:r>
-          </w:p>
-          <w:p>
-            <w:pPr>
-              <w:spacing w:before="20" w:after="20"/>
-              <w:ind w:left="288"/>
-            </w:pPr>
-            <w:r>
-              <w:rPr>
-                <w:b/>
-                <w:color w:val="10B981"/>
-                <w:sz w:val="18"/>
-              </w:rPr>
-              <w:t>[x] li</w:t>
-            </w:r>
-          </w:p>
-          <w:p>
-            <w:pPr>
-              <w:spacing w:before="20" w:after="20"/>
-              <w:ind w:left="288"/>
-            </w:pPr>
-            <w:r>
-              <w:rPr>
-                <w:b/>
-                <w:color w:val="10B981"/>
-                <w:sz w:val="18"/>
-              </w:rPr>
-              <w:t>[x] p</w:t>
-            </w:r>
-          </w:p>
-          <w:p>
-            <w:pPr>
-              <w:spacing w:before="20" w:after="20"/>
-              <w:ind w:left="288"/>
-            </w:pPr>
-            <w:r>
-              <w:rPr>
-                <w:b/>
-                <w:color w:val="10B981"/>
-                <w:sz w:val="18"/>
-              </w:rPr>
-              <w:t>[x] img</w:t>
-            </w:r>
-          </w:p>
-          <w:p>
-            <w:pPr>
-              <w:spacing w:before="20" w:after="20"/>
-              <w:ind w:left="288"/>
-            </w:pPr>
-            <w:r>
-              <w:rPr>
-                <w:b/>
-                <w:color w:val="10B981"/>
-                <w:sz w:val="18"/>
-              </w:rPr>
-              <w:t>[x] h1 to h6</w:t>
+              <w:t>[x] &lt;video&gt; Extra questions Who created HTML? HTML was created by Tim Berners-Lee in 1989 while working</w:t>
             </w:r>
           </w:p>
         </w:tc>
@@ -1849,7 +1890,21 @@
                 <w:b/>
                 <w:sz w:val="20"/>
               </w:rPr>
-              <w:t>Which of the following elements is correct for embedding video in an HTML 5 pages?</w:t>
+              <w:t>How do you define a hyperlink in HTML5?</w:t>
+            </w:r>
+          </w:p>
+          <w:p>
+            <w:pPr>
+              <w:spacing w:before="20" w:after="20"/>
+              <w:ind w:left="288"/>
+            </w:pPr>
+            <w:r>
+              <w:rPr>
+                <w:b/>
+                <w:color w:val="10B981"/>
+                <w:sz w:val="18"/>
+              </w:rPr>
+              <w:t>[x] &lt;a href="URL"&gt;link text&lt;/a&gt;</w:t>
             </w:r>
           </w:p>
           <w:p>
@@ -1862,7 +1917,7 @@
                 <w:color w:val="475569"/>
                 <w:sz w:val="18"/>
               </w:rPr>
-              <w:t>[ ] &lt;media&gt;</w:t>
+              <w:t>[ ] &lt;a&gt;"link text"&lt;/a&gt;</w:t>
             </w:r>
           </w:p>
           <w:p>
@@ -1875,7 +1930,7 @@
                 <w:color w:val="475569"/>
                 <w:sz w:val="18"/>
               </w:rPr>
-              <w:t>[ ] &lt;object&gt;</w:t>
+              <w:t>[ ] &lt;href="URL"&gt;"link text"</w:t>
             </w:r>
           </w:p>
           <w:p>
@@ -1888,7 +1943,7 @@
                 <w:color w:val="475569"/>
                 <w:sz w:val="18"/>
               </w:rPr>
-              <w:t>[ ] &lt;embed&gt;</w:t>
+              <w:t>[ ] &lt;a&gt; "link text" &lt; / a&gt;</w:t>
             </w:r>
           </w:p>
           <w:p>
@@ -1902,7 +1957,33 @@
                 <w:color w:val="10B981"/>
                 <w:sz w:val="18"/>
               </w:rPr>
-              <w:t>[x] &lt;video&gt;</w:t>
+              <w:t>[x] &lt;a href="URL" &gt;link text&lt; / a&gt;</w:t>
+            </w:r>
+          </w:p>
+          <w:p>
+            <w:pPr>
+              <w:spacing w:before="20" w:after="20"/>
+              <w:ind w:left="288"/>
+            </w:pPr>
+            <w:r>
+              <w:rPr>
+                <w:color w:val="475569"/>
+                <w:sz w:val="18"/>
+              </w:rPr>
+              <w:t>[ ] &lt;a href= link text&lt; / a&gt;</w:t>
+            </w:r>
+          </w:p>
+          <w:p>
+            <w:pPr>
+              <w:spacing w:before="20" w:after="20"/>
+              <w:ind w:left="288"/>
+            </w:pPr>
+            <w:r>
+              <w:rPr>
+                <w:color w:val="475569"/>
+                <w:sz w:val="18"/>
+              </w:rPr>
+              <w:t>[ ] &lt;href="URL" &gt; "link text"</w:t>
             </w:r>
           </w:p>
         </w:tc>
@@ -1975,7 +2056,7 @@
                 <w:b/>
                 <w:sz w:val="20"/>
               </w:rPr>
-              <w:t>How do you define a hyperlink in HTML5?</w:t>
+              <w:t>Ordered list in HTML5?</w:t>
             </w:r>
           </w:p>
           <w:p>
@@ -1989,33 +2070,7 @@
                 <w:color w:val="10B981"/>
                 <w:sz w:val="18"/>
               </w:rPr>
-              <w:t>[x] &lt;a href="URL"&gt;link text&lt;/a&gt;</w:t>
-            </w:r>
-          </w:p>
-          <w:p>
-            <w:pPr>
-              <w:spacing w:before="20" w:after="20"/>
-              <w:ind w:left="288"/>
-            </w:pPr>
-            <w:r>
-              <w:rPr>
-                <w:color w:val="475569"/>
-                <w:sz w:val="18"/>
-              </w:rPr>
-              <w:t>[ ] &lt;a&gt;"link text"&lt;/a&gt;</w:t>
-            </w:r>
-          </w:p>
-          <w:p>
-            <w:pPr>
-              <w:spacing w:before="20" w:after="20"/>
-              <w:ind w:left="288"/>
-            </w:pPr>
-            <w:r>
-              <w:rPr>
-                <w:color w:val="475569"/>
-                <w:sz w:val="18"/>
-              </w:rPr>
-              <w:t>[ ] &lt;href="URL"&gt;"link text"</w:t>
+              <w:t>[x] &lt;ol&gt;</w:t>
             </w:r>
           </w:p>
         </w:tc>
@@ -2088,7 +2143,7 @@
                 <w:b/>
                 <w:sz w:val="20"/>
               </w:rPr>
-              <w:t>Semantic elements</w:t>
+              <w:t>HTML5 microdata specific elements and attributes</w:t>
             </w:r>
           </w:p>
           <w:p>
@@ -2102,7 +2157,7 @@
                 <w:color w:val="10B981"/>
                 <w:sz w:val="18"/>
               </w:rPr>
-              <w:t>[x] Aside</w:t>
+              <w:t>[x] itemtype</w:t>
             </w:r>
           </w:p>
           <w:p>
@@ -2116,63 +2171,7 @@
                 <w:color w:val="10B981"/>
                 <w:sz w:val="18"/>
               </w:rPr>
-              <w:t>[x] Header</w:t>
-            </w:r>
-          </w:p>
-          <w:p>
-            <w:pPr>
-              <w:spacing w:before="20" w:after="20"/>
-              <w:ind w:left="288"/>
-            </w:pPr>
-            <w:r>
-              <w:rPr>
-                <w:b/>
-                <w:color w:val="10B981"/>
-                <w:sz w:val="18"/>
-              </w:rPr>
-              <w:t>[x] Article</w:t>
-            </w:r>
-          </w:p>
-          <w:p>
-            <w:pPr>
-              <w:spacing w:before="20" w:after="20"/>
-              <w:ind w:left="288"/>
-            </w:pPr>
-            <w:r>
-              <w:rPr>
-                <w:b/>
-                <w:color w:val="10B981"/>
-                <w:sz w:val="18"/>
-              </w:rPr>
-              <w:t>[x] Nav</w:t>
-            </w:r>
-          </w:p>
-          <w:p>
-            <w:pPr>
-              <w:spacing w:before="20" w:after="20"/>
-              <w:ind w:left="288"/>
-            </w:pPr>
-            <w:r>
-              <w:rPr>
-                <w:b/>
-                <w:color w:val="10B981"/>
-                <w:sz w:val="18"/>
-              </w:rPr>
-              <w:t>[x] Main</w:t>
-            </w:r>
-          </w:p>
-          <w:p>
-            <w:pPr>
-              <w:spacing w:before="20" w:after="20"/>
-              <w:ind w:left="288"/>
-            </w:pPr>
-            <w:r>
-              <w:rPr>
-                <w:b/>
-                <w:color w:val="10B981"/>
-                <w:sz w:val="18"/>
-              </w:rPr>
-              <w:t>[x] Footer</w:t>
+              <w:t>[x] itemscope</w:t>
             </w:r>
           </w:p>
         </w:tc>
@@ -2245,7 +2244,7 @@
                 <w:b/>
                 <w:sz w:val="20"/>
               </w:rPr>
-              <w:t>What attribute is used to define a CSS file in HTML5?</w:t>
+              <w:t>Who created HTML?</w:t>
             </w:r>
           </w:p>
           <w:p>
@@ -2259,46 +2258,7 @@
                 <w:color w:val="10B981"/>
                 <w:sz w:val="18"/>
               </w:rPr>
-              <w:t>[x] href</w:t>
-            </w:r>
-          </w:p>
-          <w:p>
-            <w:pPr>
-              <w:spacing w:before="20" w:after="20"/>
-              <w:ind w:left="288"/>
-            </w:pPr>
-            <w:r>
-              <w:rPr>
-                <w:color w:val="475569"/>
-                <w:sz w:val="18"/>
-              </w:rPr>
-              <w:t>[ ] path</w:t>
-            </w:r>
-          </w:p>
-          <w:p>
-            <w:pPr>
-              <w:spacing w:before="20" w:after="20"/>
-              <w:ind w:left="288"/>
-            </w:pPr>
-            <w:r>
-              <w:rPr>
-                <w:color w:val="475569"/>
-                <w:sz w:val="18"/>
-              </w:rPr>
-              <w:t>[ ] url</w:t>
-            </w:r>
-          </w:p>
-          <w:p>
-            <w:pPr>
-              <w:spacing w:before="20" w:after="20"/>
-              <w:ind w:left="288"/>
-            </w:pPr>
-            <w:r>
-              <w:rPr>
-                <w:color w:val="475569"/>
-                <w:sz w:val="18"/>
-              </w:rPr>
-              <w:t>[ ] src</w:t>
+              <w:t>[x] Tim Berners-Lee in CERN</w:t>
             </w:r>
           </w:p>
         </w:tc>
@@ -2371,7 +2331,7 @@
                 <w:b/>
                 <w:sz w:val="20"/>
               </w:rPr>
-              <w:t>Who is behind the HTML language and related technologies?</w:t>
+              <w:t>How to put a link in a HTML5 document?</w:t>
             </w:r>
           </w:p>
           <w:p>
@@ -2385,59 +2345,7 @@
                 <w:color w:val="10B981"/>
                 <w:sz w:val="18"/>
               </w:rPr>
-              <w:t>[x] Tim Berners Lee</w:t>
-            </w:r>
-          </w:p>
-          <w:p>
-            <w:pPr>
-              <w:spacing w:before="20" w:after="20"/>
-              <w:ind w:left="288"/>
-            </w:pPr>
-            <w:r>
-              <w:rPr>
-                <w:color w:val="475569"/>
-                <w:sz w:val="18"/>
-              </w:rPr>
-              <w:t>[ ] Bill Gates</w:t>
-            </w:r>
-          </w:p>
-          <w:p>
-            <w:pPr>
-              <w:spacing w:before="20" w:after="20"/>
-              <w:ind w:left="288"/>
-            </w:pPr>
-            <w:r>
-              <w:rPr>
-                <w:color w:val="475569"/>
-                <w:sz w:val="18"/>
-              </w:rPr>
-              <w:t>[ ] William Tunnicliffe</w:t>
-            </w:r>
-          </w:p>
-          <w:p>
-            <w:pPr>
-              <w:spacing w:before="20" w:after="20"/>
-              <w:ind w:left="288"/>
-            </w:pPr>
-            <w:r>
-              <w:rPr>
-                <w:color w:val="475569"/>
-                <w:sz w:val="18"/>
-              </w:rPr>
-              <w:t>[ ] Charles Goldfarb</w:t>
-            </w:r>
-          </w:p>
-          <w:p>
-            <w:pPr>
-              <w:spacing w:before="20" w:after="20"/>
-              <w:ind w:left="288"/>
-            </w:pPr>
-            <w:r>
-              <w:rPr>
-                <w:color w:val="475569"/>
-                <w:sz w:val="18"/>
-              </w:rPr>
-              <w:t>[ ] Steve Jobs</w:t>
+              <w:t>[x] using the anchor tag (&lt;a&gt;) with the href attribute</w:t>
             </w:r>
           </w:p>
         </w:tc>
@@ -2510,33 +2418,7 @@
                 <w:b/>
                 <w:sz w:val="20"/>
               </w:rPr>
-              <w:t>What is the correct syntax for HTML 5?</w:t>
-            </w:r>
-          </w:p>
-          <w:p>
-            <w:pPr>
-              <w:spacing w:before="20" w:after="20"/>
-              <w:ind w:left="288"/>
-            </w:pPr>
-            <w:r>
-              <w:rPr>
-                <w:color w:val="475569"/>
-                <w:sz w:val="18"/>
-              </w:rPr>
-              <w:t>[ ] Tags must always be written in lowercase</w:t>
-            </w:r>
-          </w:p>
-          <w:p>
-            <w:pPr>
-              <w:spacing w:before="20" w:after="20"/>
-              <w:ind w:left="288"/>
-            </w:pPr>
-            <w:r>
-              <w:rPr>
-                <w:color w:val="475569"/>
-                <w:sz w:val="18"/>
-              </w:rPr>
-              <w:t>[ ] Tags must always be written in capital letters.</w:t>
+              <w:t>What is the difference between &lt;section&gt; and &lt;article&gt;?</w:t>
             </w:r>
           </w:p>
           <w:p>
@@ -2550,21 +2432,7 @@
                 <w:color w:val="10B981"/>
                 <w:sz w:val="18"/>
               </w:rPr>
-              <w:t>[x] Some elements may be without an exit tag.</w:t>
-            </w:r>
-          </w:p>
-          <w:p>
-            <w:pPr>
-              <w:spacing w:before="20" w:after="20"/>
-              <w:ind w:left="288"/>
-            </w:pPr>
-            <w:r>
-              <w:rPr>
-                <w:b/>
-                <w:color w:val="10B981"/>
-                <w:sz w:val="18"/>
-              </w:rPr>
-              <w:t>[x] Uppercase and lowercase letters are not important in tag names.</w:t>
+              <w:t>[x] Section is a section of a document (doesn't make sense on its own) while article refers directly to a</w:t>
             </w:r>
           </w:p>
         </w:tc>
@@ -2637,20 +2505,7 @@
                 <w:b/>
                 <w:sz w:val="20"/>
               </w:rPr>
-              <w:t>Elements in HTML header</w:t>
-            </w:r>
-          </w:p>
-          <w:p>
-            <w:pPr>
-              <w:spacing w:before="20" w:after="20"/>
-              <w:ind w:left="288"/>
-            </w:pPr>
-            <w:r>
-              <w:rPr>
-                <w:color w:val="475569"/>
-                <w:sz w:val="18"/>
-              </w:rPr>
-              <w:t>[ ] img</w:t>
+              <w:t>What can we use in the &lt;footer&gt;?</w:t>
             </w:r>
           </w:p>
           <w:p>
@@ -2664,63 +2519,7 @@
                 <w:color w:val="10B981"/>
                 <w:sz w:val="18"/>
               </w:rPr>
-              <w:t>[x] link</w:t>
-            </w:r>
-          </w:p>
-          <w:p>
-            <w:pPr>
-              <w:spacing w:before="20" w:after="20"/>
-              <w:ind w:left="288"/>
-            </w:pPr>
-            <w:r>
-              <w:rPr>
-                <w:b/>
-                <w:color w:val="10B981"/>
-                <w:sz w:val="18"/>
-              </w:rPr>
-              <w:t>[x] meta</w:t>
-            </w:r>
-          </w:p>
-          <w:p>
-            <w:pPr>
-              <w:spacing w:before="20" w:after="20"/>
-              <w:ind w:left="288"/>
-            </w:pPr>
-            <w:r>
-              <w:rPr>
-                <w:b/>
-                <w:color w:val="10B981"/>
-                <w:sz w:val="18"/>
-              </w:rPr>
-              <w:t>[x] style</w:t>
-            </w:r>
-          </w:p>
-          <w:p>
-            <w:pPr>
-              <w:spacing w:before="20" w:after="20"/>
-              <w:ind w:left="288"/>
-            </w:pPr>
-            <w:r>
-              <w:rPr>
-                <w:b/>
-                <w:color w:val="10B981"/>
-                <w:sz w:val="18"/>
-              </w:rPr>
-              <w:t>[x] script</w:t>
-            </w:r>
-          </w:p>
-          <w:p>
-            <w:pPr>
-              <w:spacing w:before="20" w:after="20"/>
-              <w:ind w:left="288"/>
-            </w:pPr>
-            <w:r>
-              <w:rPr>
-                <w:b/>
-                <w:color w:val="10B981"/>
-                <w:sz w:val="18"/>
-              </w:rPr>
-              <w:t>[x] title</w:t>
+              <w:t>[x] &lt;p&gt;, &lt;ul&gt;, &lt;li&gt;, &lt;a&gt; and more</w:t>
             </w:r>
           </w:p>
         </w:tc>
@@ -2793,46 +2592,7 @@
                 <w:b/>
                 <w:sz w:val="20"/>
               </w:rPr>
-              <w:t>How is doctype written in header?</w:t>
-            </w:r>
-          </w:p>
-          <w:p>
-            <w:pPr>
-              <w:spacing w:before="20" w:after="20"/>
-              <w:ind w:left="288"/>
-            </w:pPr>
-            <w:r>
-              <w:rPr>
-                <w:color w:val="475569"/>
-                <w:sz w:val="18"/>
-              </w:rPr>
-              <w:t>[ ] &lt;! DOCTYPE xml&gt;</w:t>
-            </w:r>
-          </w:p>
-          <w:p>
-            <w:pPr>
-              <w:spacing w:before="20" w:after="20"/>
-              <w:ind w:left="288"/>
-            </w:pPr>
-            <w:r>
-              <w:rPr>
-                <w:color w:val="475569"/>
-                <w:sz w:val="18"/>
-              </w:rPr>
-              <w:t>[ ] &lt;DOCTYPE xml&gt;</w:t>
-            </w:r>
-          </w:p>
-          <w:p>
-            <w:pPr>
-              <w:spacing w:before="20" w:after="20"/>
-              <w:ind w:left="288"/>
-            </w:pPr>
-            <w:r>
-              <w:rPr>
-                <w:color w:val="475569"/>
-                <w:sz w:val="18"/>
-              </w:rPr>
-              <w:t>[ ] &lt;DOCTYPE html&gt;</w:t>
+              <w:t>What are semantics in HTML?</w:t>
             </w:r>
           </w:p>
           <w:p>
@@ -2846,7 +2606,7 @@
                 <w:color w:val="10B981"/>
                 <w:sz w:val="18"/>
               </w:rPr>
-              <w:t>[x] &lt;! DOCTYPE html&gt;</w:t>
+              <w:t>[x] They bring meaning to a piece of code, such as using &lt;article&gt; for an article, they also include metadata</w:t>
             </w:r>
           </w:p>
         </w:tc>
@@ -2919,7 +2679,7 @@
                 <w:b/>
                 <w:sz w:val="20"/>
               </w:rPr>
-              <w:t>What do itemscope and itemprop elements mean in HTML5?</w:t>
+              <w:t>Which HTML tag do we use for audio?</w:t>
             </w:r>
           </w:p>
           <w:p>
@@ -2933,20 +2693,7 @@
                 <w:color w:val="10B981"/>
                 <w:sz w:val="18"/>
               </w:rPr>
-              <w:t>[x] &lt;itemscope&gt; and &lt;itemprop&gt; are used to indicate microdata (metadata) in the content of a web page</w:t>
-            </w:r>
-          </w:p>
-          <w:p>
-            <w:pPr>
-              <w:spacing w:before="20" w:after="20"/>
-              <w:ind w:left="288"/>
-            </w:pPr>
-            <w:r>
-              <w:rPr>
-                <w:color w:val="475569"/>
-                <w:sz w:val="18"/>
-              </w:rPr>
-              <w:t>[ ] &lt;itemscope&gt; and &lt;itemprop&gt; are used for optical zoom of the predetermined part of the site</w:t>
+              <w:t>[x] &lt;audio&gt;</w:t>
             </w:r>
           </w:p>
         </w:tc>
@@ -3019,33 +2766,7 @@
                 <w:b/>
                 <w:sz w:val="20"/>
               </w:rPr>
-              <w:t>Which of the following elements should be used to navigate the page?</w:t>
-            </w:r>
-          </w:p>
-          <w:p>
-            <w:pPr>
-              <w:spacing w:before="20" w:after="20"/>
-              <w:ind w:left="288"/>
-            </w:pPr>
-            <w:r>
-              <w:rPr>
-                <w:color w:val="475569"/>
-                <w:sz w:val="18"/>
-              </w:rPr>
-              <w:t>[ ] &lt;menu&gt;</w:t>
-            </w:r>
-          </w:p>
-          <w:p>
-            <w:pPr>
-              <w:spacing w:before="20" w:after="20"/>
-              <w:ind w:left="288"/>
-            </w:pPr>
-            <w:r>
-              <w:rPr>
-                <w:color w:val="475569"/>
-                <w:sz w:val="18"/>
-              </w:rPr>
-              <w:t>[ ] &lt;dl&gt;</w:t>
+              <w:t>Which HTML tag do we use for navigation?</w:t>
             </w:r>
           </w:p>
           <w:p>
@@ -3060,19 +2781,6 @@
                 <w:sz w:val="18"/>
               </w:rPr>
               <w:t>[x] &lt;nav&gt;</w:t>
-            </w:r>
-          </w:p>
-          <w:p>
-            <w:pPr>
-              <w:spacing w:before="20" w:after="20"/>
-              <w:ind w:left="288"/>
-            </w:pPr>
-            <w:r>
-              <w:rPr>
-                <w:color w:val="475569"/>
-                <w:sz w:val="18"/>
-              </w:rPr>
-              <w:t>[ ] &lt;section&gt;</w:t>
             </w:r>
           </w:p>
         </w:tc>
@@ -3145,20 +2853,7 @@
                 <w:b/>
                 <w:sz w:val="20"/>
               </w:rPr>
-              <w:t>How to write a link in hml?</w:t>
-            </w:r>
-          </w:p>
-          <w:p>
-            <w:pPr>
-              <w:spacing w:before="20" w:after="20"/>
-              <w:ind w:left="288"/>
-            </w:pPr>
-            <w:r>
-              <w:rPr>
-                <w:color w:val="475569"/>
-                <w:sz w:val="18"/>
-              </w:rPr>
-              <w:t>[ ] &lt;a&gt; "link text" &lt; / a&gt;</w:t>
+              <w:t>Can be used within a form in HTML5?</w:t>
             </w:r>
           </w:p>
           <w:p>
@@ -3172,33 +2867,21 @@
                 <w:color w:val="10B981"/>
                 <w:sz w:val="18"/>
               </w:rPr>
-              <w:t>[x] &lt;a href="URL" &gt;link text&lt; / a&gt;</w:t>
-            </w:r>
-          </w:p>
-          <w:p>
-            <w:pPr>
-              <w:spacing w:before="20" w:after="20"/>
-              <w:ind w:left="288"/>
-            </w:pPr>
-            <w:r>
-              <w:rPr>
-                <w:color w:val="475569"/>
-                <w:sz w:val="18"/>
-              </w:rPr>
-              <w:t>[ ] &lt;a href= link text&lt; / a&gt;</w:t>
-            </w:r>
-          </w:p>
-          <w:p>
-            <w:pPr>
-              <w:spacing w:before="20" w:after="20"/>
-              <w:ind w:left="288"/>
-            </w:pPr>
-            <w:r>
-              <w:rPr>
-                <w:color w:val="475569"/>
-                <w:sz w:val="18"/>
-              </w:rPr>
-              <w:t>[ ] &lt;href="URL" &gt; "link text"</w:t>
+              <w:t>[x] Input</w:t>
+            </w:r>
+          </w:p>
+          <w:p>
+            <w:pPr>
+              <w:spacing w:before="20" w:after="20"/>
+              <w:ind w:left="288"/>
+            </w:pPr>
+            <w:r>
+              <w:rPr>
+                <w:b/>
+                <w:color w:val="10B981"/>
+                <w:sz w:val="18"/>
+              </w:rPr>
+              <w:t>[x] Form</w:t>
             </w:r>
           </w:p>
         </w:tc>
@@ -3271,7 +2954,7 @@
                 <w:b/>
                 <w:sz w:val="20"/>
               </w:rPr>
-              <w:t>Types of audio files in HTML</w:t>
+              <w:t>Semantic elements</w:t>
             </w:r>
           </w:p>
           <w:p>
@@ -3285,7 +2968,7 @@
                 <w:color w:val="10B981"/>
                 <w:sz w:val="18"/>
               </w:rPr>
-              <w:t>[x] Ogg</w:t>
+              <w:t>[x] Aside</w:t>
             </w:r>
           </w:p>
           <w:p>
@@ -3299,7 +2982,7 @@
                 <w:color w:val="10B981"/>
                 <w:sz w:val="18"/>
               </w:rPr>
-              <w:t>[x] AAC</w:t>
+              <w:t>[x] Header</w:t>
             </w:r>
           </w:p>
           <w:p>
@@ -3313,7 +2996,7 @@
                 <w:color w:val="10B981"/>
                 <w:sz w:val="18"/>
               </w:rPr>
-              <w:t>[x] MP3</w:t>
+              <w:t>[x] Article</w:t>
             </w:r>
           </w:p>
           <w:p>
@@ -3327,7 +3010,49 @@
                 <w:color w:val="10B981"/>
                 <w:sz w:val="18"/>
               </w:rPr>
-              <w:t>[x] WAV</w:t>
+              <w:t>[x] Nav</w:t>
+            </w:r>
+          </w:p>
+          <w:p>
+            <w:pPr>
+              <w:spacing w:before="20" w:after="20"/>
+              <w:ind w:left="288"/>
+            </w:pPr>
+            <w:r>
+              <w:rPr>
+                <w:b/>
+                <w:color w:val="10B981"/>
+                <w:sz w:val="18"/>
+              </w:rPr>
+              <w:t>[x] Main</w:t>
+            </w:r>
+          </w:p>
+          <w:p>
+            <w:pPr>
+              <w:spacing w:before="20" w:after="20"/>
+              <w:ind w:left="288"/>
+            </w:pPr>
+            <w:r>
+              <w:rPr>
+                <w:b/>
+                <w:color w:val="10B981"/>
+                <w:sz w:val="18"/>
+              </w:rPr>
+              <w:t>[x] Section</w:t>
+            </w:r>
+          </w:p>
+          <w:p>
+            <w:pPr>
+              <w:spacing w:before="20" w:after="20"/>
+              <w:ind w:left="288"/>
+            </w:pPr>
+            <w:r>
+              <w:rPr>
+                <w:b/>
+                <w:color w:val="10B981"/>
+                <w:sz w:val="18"/>
+              </w:rPr>
+              <w:t>[x] Footer</w:t>
             </w:r>
           </w:p>
         </w:tc>
@@ -3400,7 +3125,248 @@
                 <w:b/>
                 <w:sz w:val="20"/>
               </w:rPr>
-              <w:t>HTML abbreviation</w:t>
+              <w:t>Basic elements in HTML</w:t>
+            </w:r>
+          </w:p>
+          <w:p>
+            <w:pPr>
+              <w:spacing w:before="20" w:after="20"/>
+              <w:ind w:left="288"/>
+            </w:pPr>
+            <w:r>
+              <w:rPr>
+                <w:b/>
+                <w:color w:val="10B981"/>
+                <w:sz w:val="18"/>
+              </w:rPr>
+              <w:t>[x] html</w:t>
+            </w:r>
+          </w:p>
+          <w:p>
+            <w:pPr>
+              <w:spacing w:before="20" w:after="20"/>
+              <w:ind w:left="288"/>
+            </w:pPr>
+            <w:r>
+              <w:rPr>
+                <w:b/>
+                <w:color w:val="10B981"/>
+                <w:sz w:val="18"/>
+              </w:rPr>
+              <w:t>[x] body</w:t>
+            </w:r>
+          </w:p>
+          <w:p>
+            <w:pPr>
+              <w:spacing w:before="20" w:after="20"/>
+              <w:ind w:left="288"/>
+            </w:pPr>
+            <w:r>
+              <w:rPr>
+                <w:b/>
+                <w:color w:val="10B981"/>
+                <w:sz w:val="18"/>
+              </w:rPr>
+              <w:t>[x] h1</w:t>
+            </w:r>
+          </w:p>
+          <w:p>
+            <w:pPr>
+              <w:spacing w:before="20" w:after="20"/>
+              <w:ind w:left="288"/>
+            </w:pPr>
+            <w:r>
+              <w:rPr>
+                <w:b/>
+                <w:color w:val="10B981"/>
+                <w:sz w:val="18"/>
+              </w:rPr>
+              <w:t>[x] head</w:t>
+            </w:r>
+          </w:p>
+          <w:p>
+            <w:pPr>
+              <w:spacing w:before="20" w:after="20"/>
+              <w:ind w:left="288"/>
+            </w:pPr>
+            <w:r>
+              <w:rPr>
+                <w:b/>
+                <w:color w:val="10B981"/>
+                <w:sz w:val="18"/>
+              </w:rPr>
+              <w:t>[x] a</w:t>
+            </w:r>
+          </w:p>
+          <w:p>
+            <w:pPr>
+              <w:spacing w:before="20" w:after="20"/>
+              <w:ind w:left="288"/>
+            </w:pPr>
+            <w:r>
+              <w:rPr>
+                <w:b/>
+                <w:color w:val="10B981"/>
+                <w:sz w:val="18"/>
+              </w:rPr>
+              <w:t>[x] ol</w:t>
+            </w:r>
+          </w:p>
+          <w:p>
+            <w:pPr>
+              <w:spacing w:before="20" w:after="20"/>
+              <w:ind w:left="288"/>
+            </w:pPr>
+            <w:r>
+              <w:rPr>
+                <w:b/>
+                <w:color w:val="10B981"/>
+                <w:sz w:val="18"/>
+              </w:rPr>
+              <w:t>[x] p</w:t>
+            </w:r>
+          </w:p>
+          <w:p>
+            <w:pPr>
+              <w:spacing w:before="20" w:after="20"/>
+              <w:ind w:left="288"/>
+            </w:pPr>
+            <w:r>
+              <w:rPr>
+                <w:b/>
+                <w:color w:val="10B981"/>
+                <w:sz w:val="18"/>
+              </w:rPr>
+              <w:t>[x] li</w:t>
+            </w:r>
+          </w:p>
+          <w:p>
+            <w:pPr>
+              <w:spacing w:before="20" w:after="20"/>
+              <w:ind w:left="288"/>
+            </w:pPr>
+            <w:r>
+              <w:rPr>
+                <w:b/>
+                <w:color w:val="10B981"/>
+                <w:sz w:val="18"/>
+              </w:rPr>
+              <w:t>[x] img</w:t>
+            </w:r>
+          </w:p>
+          <w:p>
+            <w:pPr>
+              <w:spacing w:before="20" w:after="20"/>
+              <w:ind w:left="288"/>
+            </w:pPr>
+            <w:r>
+              <w:rPr>
+                <w:b/>
+                <w:color w:val="10B981"/>
+                <w:sz w:val="18"/>
+              </w:rPr>
+              <w:t>[x] title</w:t>
+            </w:r>
+          </w:p>
+          <w:p>
+            <w:pPr>
+              <w:spacing w:before="20" w:after="20"/>
+              <w:ind w:left="288"/>
+            </w:pPr>
+            <w:r>
+              <w:rPr>
+                <w:b/>
+                <w:color w:val="10B981"/>
+                <w:sz w:val="18"/>
+              </w:rPr>
+              <w:t>[x] ul</w:t>
+            </w:r>
+          </w:p>
+        </w:tc>
+      </w:tr>
+      <w:tr>
+        <w:tc>
+          <w:tcPr>
+            <w:tcW w:type="dxa" w:w="1152"/>
+            <w:tcMar>
+              <w:top w:w="80" w:type="dxa"/>
+              <w:bottom w:w="80" w:type="dxa"/>
+              <w:left w:w="100" w:type="dxa"/>
+              <w:right w:w="100" w:type="dxa"/>
+            </w:tcMar>
+          </w:tcPr>
+          <w:p>
+            <w:pPr>
+              <w:spacing w:before="120"/>
+              <w:jc w:val="center"/>
+            </w:pPr>
+            <w:r>
+              <w:rPr>
+                <w:color w:val="94A3B8"/>
+                <w:sz w:val="22"/>
+              </w:rPr>
+              <w:t>[   ]</w:t>
+            </w:r>
+          </w:p>
+        </w:tc>
+        <w:tc>
+          <w:tcPr>
+            <w:tcW w:type="dxa" w:w="1152"/>
+            <w:tcMar>
+              <w:top w:w="80" w:type="dxa"/>
+              <w:bottom w:w="80" w:type="dxa"/>
+              <w:left w:w="100" w:type="dxa"/>
+              <w:right w:w="100" w:type="dxa"/>
+            </w:tcMar>
+          </w:tcPr>
+          <w:p>
+            <w:pPr>
+              <w:spacing w:before="120"/>
+              <w:jc w:val="center"/>
+            </w:pPr>
+            <w:r>
+              <w:rPr>
+                <w:color w:val="94A3B8"/>
+                <w:sz w:val="22"/>
+              </w:rPr>
+              <w:t>[   ]</w:t>
+            </w:r>
+          </w:p>
+        </w:tc>
+        <w:tc>
+          <w:tcPr>
+            <w:tcW w:type="dxa" w:w="7776"/>
+            <w:tcMar>
+              <w:top w:w="80" w:type="dxa"/>
+              <w:bottom w:w="80" w:type="dxa"/>
+              <w:left w:w="100" w:type="dxa"/>
+              <w:right w:w="100" w:type="dxa"/>
+            </w:tcMar>
+          </w:tcPr>
+          <w:p>
+            <w:pPr>
+              <w:spacing w:after="80"/>
+            </w:pPr>
+            <w:r>
+              <w:rPr>
+                <w:b/>
+                <w:sz w:val="20"/>
+              </w:rPr>
+              <w:t>Who is behind the HTML language and related technologies?</w:t>
+            </w:r>
+          </w:p>
+          <w:p>
+            <w:pPr>
+              <w:spacing w:before="20" w:after="20"/>
+              <w:ind w:left="288"/>
+            </w:pPr>
+            <w:r>
+              <w:rPr>
+                <w:b/>
+                <w:color w:val="10B981"/>
+                <w:sz w:val="18"/>
+              </w:rPr>
+              <w:t>[x] Tim Berners Lee</w:t>
             </w:r>
           </w:p>
           <w:p>
@@ -3413,7 +3379,145 @@
                 <w:color w:val="475569"/>
                 <w:sz w:val="18"/>
               </w:rPr>
-              <w:t>[ ] Hyperbeast Markup Language</w:t>
+              <w:t>[ ] Bill Gates</w:t>
+            </w:r>
+          </w:p>
+          <w:p>
+            <w:pPr>
+              <w:spacing w:before="20" w:after="20"/>
+              <w:ind w:left="288"/>
+            </w:pPr>
+            <w:r>
+              <w:rPr>
+                <w:color w:val="475569"/>
+                <w:sz w:val="18"/>
+              </w:rPr>
+              <w:t>[ ] William Tunnicliffe</w:t>
+            </w:r>
+          </w:p>
+          <w:p>
+            <w:pPr>
+              <w:spacing w:before="20" w:after="20"/>
+              <w:ind w:left="288"/>
+            </w:pPr>
+            <w:r>
+              <w:rPr>
+                <w:color w:val="475569"/>
+                <w:sz w:val="18"/>
+              </w:rPr>
+              <w:t>[ ] Charles Goldfarb</w:t>
+            </w:r>
+          </w:p>
+          <w:p>
+            <w:pPr>
+              <w:spacing w:before="20" w:after="20"/>
+              <w:ind w:left="288"/>
+            </w:pPr>
+            <w:r>
+              <w:rPr>
+                <w:color w:val="475569"/>
+                <w:sz w:val="18"/>
+              </w:rPr>
+              <w:t>[ ] Steve Jobs</w:t>
+            </w:r>
+          </w:p>
+        </w:tc>
+      </w:tr>
+      <w:tr>
+        <w:tc>
+          <w:tcPr>
+            <w:tcW w:type="dxa" w:w="1152"/>
+            <w:tcMar>
+              <w:top w:w="80" w:type="dxa"/>
+              <w:bottom w:w="80" w:type="dxa"/>
+              <w:left w:w="100" w:type="dxa"/>
+              <w:right w:w="100" w:type="dxa"/>
+            </w:tcMar>
+          </w:tcPr>
+          <w:p>
+            <w:pPr>
+              <w:spacing w:before="120"/>
+              <w:jc w:val="center"/>
+            </w:pPr>
+            <w:r>
+              <w:rPr>
+                <w:color w:val="94A3B8"/>
+                <w:sz w:val="22"/>
+              </w:rPr>
+              <w:t>[   ]</w:t>
+            </w:r>
+          </w:p>
+        </w:tc>
+        <w:tc>
+          <w:tcPr>
+            <w:tcW w:type="dxa" w:w="1152"/>
+            <w:tcMar>
+              <w:top w:w="80" w:type="dxa"/>
+              <w:bottom w:w="80" w:type="dxa"/>
+              <w:left w:w="100" w:type="dxa"/>
+              <w:right w:w="100" w:type="dxa"/>
+            </w:tcMar>
+          </w:tcPr>
+          <w:p>
+            <w:pPr>
+              <w:spacing w:before="120"/>
+              <w:jc w:val="center"/>
+            </w:pPr>
+            <w:r>
+              <w:rPr>
+                <w:color w:val="94A3B8"/>
+                <w:sz w:val="22"/>
+              </w:rPr>
+              <w:t>[   ]</w:t>
+            </w:r>
+          </w:p>
+        </w:tc>
+        <w:tc>
+          <w:tcPr>
+            <w:tcW w:type="dxa" w:w="7776"/>
+            <w:tcMar>
+              <w:top w:w="80" w:type="dxa"/>
+              <w:bottom w:w="80" w:type="dxa"/>
+              <w:left w:w="100" w:type="dxa"/>
+              <w:right w:w="100" w:type="dxa"/>
+            </w:tcMar>
+          </w:tcPr>
+          <w:p>
+            <w:pPr>
+              <w:spacing w:after="80"/>
+            </w:pPr>
+            <w:r>
+              <w:rPr>
+                <w:b/>
+                <w:sz w:val="20"/>
+              </w:rPr>
+              <w:t>What is the correct syntax for HTML 5?</w:t>
+            </w:r>
+          </w:p>
+          <w:p>
+            <w:pPr>
+              <w:spacing w:before="20" w:after="20"/>
+              <w:ind w:left="288"/>
+            </w:pPr>
+            <w:r>
+              <w:rPr>
+                <w:color w:val="475569"/>
+                <w:sz w:val="18"/>
+              </w:rPr>
+              <w:t>[ ] Tags must always be written in lowercase</w:t>
+            </w:r>
+          </w:p>
+          <w:p>
+            <w:pPr>
+              <w:spacing w:before="20" w:after="20"/>
+              <w:ind w:left="288"/>
+            </w:pPr>
+            <w:r>
+              <w:rPr>
+                <w:color w:val="475569"/>
+                <w:sz w:val="18"/>
+              </w:rPr>
+              <w:t>[ ] Tags must always be written in capital letters.</w:t>
             </w:r>
           </w:p>
           <w:p>
@@ -3427,7 +3531,94 @@
                 <w:color w:val="10B981"/>
                 <w:sz w:val="18"/>
               </w:rPr>
-              <w:t>[x] Hypertext Markup Language</w:t>
+              <w:t>[x] Some elements may be without an exit tag.</w:t>
+            </w:r>
+          </w:p>
+          <w:p>
+            <w:pPr>
+              <w:spacing w:before="20" w:after="20"/>
+              <w:ind w:left="288"/>
+            </w:pPr>
+            <w:r>
+              <w:rPr>
+                <w:b/>
+                <w:color w:val="10B981"/>
+                <w:sz w:val="18"/>
+              </w:rPr>
+              <w:t>[x] Uppercase and lowercase letters are not important in tag names.</w:t>
+            </w:r>
+          </w:p>
+        </w:tc>
+      </w:tr>
+      <w:tr>
+        <w:tc>
+          <w:tcPr>
+            <w:tcW w:type="dxa" w:w="1152"/>
+            <w:tcMar>
+              <w:top w:w="80" w:type="dxa"/>
+              <w:bottom w:w="80" w:type="dxa"/>
+              <w:left w:w="100" w:type="dxa"/>
+              <w:right w:w="100" w:type="dxa"/>
+            </w:tcMar>
+          </w:tcPr>
+          <w:p>
+            <w:pPr>
+              <w:spacing w:before="120"/>
+              <w:jc w:val="center"/>
+            </w:pPr>
+            <w:r>
+              <w:rPr>
+                <w:color w:val="94A3B8"/>
+                <w:sz w:val="22"/>
+              </w:rPr>
+              <w:t>[   ]</w:t>
+            </w:r>
+          </w:p>
+        </w:tc>
+        <w:tc>
+          <w:tcPr>
+            <w:tcW w:type="dxa" w:w="1152"/>
+            <w:tcMar>
+              <w:top w:w="80" w:type="dxa"/>
+              <w:bottom w:w="80" w:type="dxa"/>
+              <w:left w:w="100" w:type="dxa"/>
+              <w:right w:w="100" w:type="dxa"/>
+            </w:tcMar>
+          </w:tcPr>
+          <w:p>
+            <w:pPr>
+              <w:spacing w:before="120"/>
+              <w:jc w:val="center"/>
+            </w:pPr>
+            <w:r>
+              <w:rPr>
+                <w:color w:val="94A3B8"/>
+                <w:sz w:val="22"/>
+              </w:rPr>
+              <w:t>[   ]</w:t>
+            </w:r>
+          </w:p>
+        </w:tc>
+        <w:tc>
+          <w:tcPr>
+            <w:tcW w:type="dxa" w:w="7776"/>
+            <w:tcMar>
+              <w:top w:w="80" w:type="dxa"/>
+              <w:bottom w:w="80" w:type="dxa"/>
+              <w:left w:w="100" w:type="dxa"/>
+              <w:right w:w="100" w:type="dxa"/>
+            </w:tcMar>
+          </w:tcPr>
+          <w:p>
+            <w:pPr>
+              <w:spacing w:after="80"/>
+            </w:pPr>
+            <w:r>
+              <w:rPr>
+                <w:b/>
+                <w:sz w:val="20"/>
+              </w:rPr>
+              <w:t>Elements in HTML header</w:t>
             </w:r>
           </w:p>
           <w:p>
@@ -3440,7 +3631,558 @@
                 <w:color w:val="475569"/>
                 <w:sz w:val="18"/>
               </w:rPr>
-              <w:t>[ ] Hyper Master Language</w:t>
+              <w:t>[ ] img</w:t>
+            </w:r>
+          </w:p>
+          <w:p>
+            <w:pPr>
+              <w:spacing w:before="20" w:after="20"/>
+              <w:ind w:left="288"/>
+            </w:pPr>
+            <w:r>
+              <w:rPr>
+                <w:b/>
+                <w:color w:val="10B981"/>
+                <w:sz w:val="18"/>
+              </w:rPr>
+              <w:t>[x] link</w:t>
+            </w:r>
+          </w:p>
+          <w:p>
+            <w:pPr>
+              <w:spacing w:before="20" w:after="20"/>
+              <w:ind w:left="288"/>
+            </w:pPr>
+            <w:r>
+              <w:rPr>
+                <w:b/>
+                <w:color w:val="10B981"/>
+                <w:sz w:val="18"/>
+              </w:rPr>
+              <w:t>[x] meta</w:t>
+            </w:r>
+          </w:p>
+          <w:p>
+            <w:pPr>
+              <w:spacing w:before="20" w:after="20"/>
+              <w:ind w:left="288"/>
+            </w:pPr>
+            <w:r>
+              <w:rPr>
+                <w:b/>
+                <w:color w:val="10B981"/>
+                <w:sz w:val="18"/>
+              </w:rPr>
+              <w:t>[x] style</w:t>
+            </w:r>
+          </w:p>
+          <w:p>
+            <w:pPr>
+              <w:spacing w:before="20" w:after="20"/>
+              <w:ind w:left="288"/>
+            </w:pPr>
+            <w:r>
+              <w:rPr>
+                <w:b/>
+                <w:color w:val="10B981"/>
+                <w:sz w:val="18"/>
+              </w:rPr>
+              <w:t>[x] script</w:t>
+            </w:r>
+          </w:p>
+          <w:p>
+            <w:pPr>
+              <w:spacing w:before="20" w:after="20"/>
+              <w:ind w:left="288"/>
+            </w:pPr>
+            <w:r>
+              <w:rPr>
+                <w:b/>
+                <w:color w:val="10B981"/>
+                <w:sz w:val="18"/>
+              </w:rPr>
+              <w:t>[x] title</w:t>
+            </w:r>
+          </w:p>
+        </w:tc>
+      </w:tr>
+      <w:tr>
+        <w:tc>
+          <w:tcPr>
+            <w:tcW w:type="dxa" w:w="1152"/>
+            <w:tcMar>
+              <w:top w:w="80" w:type="dxa"/>
+              <w:bottom w:w="80" w:type="dxa"/>
+              <w:left w:w="100" w:type="dxa"/>
+              <w:right w:w="100" w:type="dxa"/>
+            </w:tcMar>
+          </w:tcPr>
+          <w:p>
+            <w:pPr>
+              <w:spacing w:before="120"/>
+              <w:jc w:val="center"/>
+            </w:pPr>
+            <w:r>
+              <w:rPr>
+                <w:color w:val="94A3B8"/>
+                <w:sz w:val="22"/>
+              </w:rPr>
+              <w:t>[   ]</w:t>
+            </w:r>
+          </w:p>
+        </w:tc>
+        <w:tc>
+          <w:tcPr>
+            <w:tcW w:type="dxa" w:w="1152"/>
+            <w:tcMar>
+              <w:top w:w="80" w:type="dxa"/>
+              <w:bottom w:w="80" w:type="dxa"/>
+              <w:left w:w="100" w:type="dxa"/>
+              <w:right w:w="100" w:type="dxa"/>
+            </w:tcMar>
+          </w:tcPr>
+          <w:p>
+            <w:pPr>
+              <w:spacing w:before="120"/>
+              <w:jc w:val="center"/>
+            </w:pPr>
+            <w:r>
+              <w:rPr>
+                <w:color w:val="94A3B8"/>
+                <w:sz w:val="22"/>
+              </w:rPr>
+              <w:t>[   ]</w:t>
+            </w:r>
+          </w:p>
+        </w:tc>
+        <w:tc>
+          <w:tcPr>
+            <w:tcW w:type="dxa" w:w="7776"/>
+            <w:tcMar>
+              <w:top w:w="80" w:type="dxa"/>
+              <w:bottom w:w="80" w:type="dxa"/>
+              <w:left w:w="100" w:type="dxa"/>
+              <w:right w:w="100" w:type="dxa"/>
+            </w:tcMar>
+          </w:tcPr>
+          <w:p>
+            <w:pPr>
+              <w:spacing w:after="80"/>
+            </w:pPr>
+            <w:r>
+              <w:rPr>
+                <w:b/>
+                <w:sz w:val="20"/>
+              </w:rPr>
+              <w:t>How is doctype written in header?</w:t>
+            </w:r>
+          </w:p>
+          <w:p>
+            <w:pPr>
+              <w:spacing w:before="20" w:after="20"/>
+              <w:ind w:left="288"/>
+            </w:pPr>
+            <w:r>
+              <w:rPr>
+                <w:color w:val="475569"/>
+                <w:sz w:val="18"/>
+              </w:rPr>
+              <w:t>[ ] &lt;! DOCTYPE xml&gt;</w:t>
+            </w:r>
+          </w:p>
+          <w:p>
+            <w:pPr>
+              <w:spacing w:before="20" w:after="20"/>
+              <w:ind w:left="288"/>
+            </w:pPr>
+            <w:r>
+              <w:rPr>
+                <w:color w:val="475569"/>
+                <w:sz w:val="18"/>
+              </w:rPr>
+              <w:t>[ ] &lt;DOCTYPE xml&gt;</w:t>
+            </w:r>
+          </w:p>
+          <w:p>
+            <w:pPr>
+              <w:spacing w:before="20" w:after="20"/>
+              <w:ind w:left="288"/>
+            </w:pPr>
+            <w:r>
+              <w:rPr>
+                <w:color w:val="475569"/>
+                <w:sz w:val="18"/>
+              </w:rPr>
+              <w:t>[ ] &lt;DOCTYPE html&gt;</w:t>
+            </w:r>
+          </w:p>
+          <w:p>
+            <w:pPr>
+              <w:spacing w:before="20" w:after="20"/>
+              <w:ind w:left="288"/>
+            </w:pPr>
+            <w:r>
+              <w:rPr>
+                <w:b/>
+                <w:color w:val="10B981"/>
+                <w:sz w:val="18"/>
+              </w:rPr>
+              <w:t>[x] &lt;! DOCTYPE html&gt;</w:t>
+            </w:r>
+          </w:p>
+        </w:tc>
+      </w:tr>
+      <w:tr>
+        <w:tc>
+          <w:tcPr>
+            <w:tcW w:type="dxa" w:w="1152"/>
+            <w:tcMar>
+              <w:top w:w="80" w:type="dxa"/>
+              <w:bottom w:w="80" w:type="dxa"/>
+              <w:left w:w="100" w:type="dxa"/>
+              <w:right w:w="100" w:type="dxa"/>
+            </w:tcMar>
+          </w:tcPr>
+          <w:p>
+            <w:pPr>
+              <w:spacing w:before="120"/>
+              <w:jc w:val="center"/>
+            </w:pPr>
+            <w:r>
+              <w:rPr>
+                <w:color w:val="94A3B8"/>
+                <w:sz w:val="22"/>
+              </w:rPr>
+              <w:t>[   ]</w:t>
+            </w:r>
+          </w:p>
+        </w:tc>
+        <w:tc>
+          <w:tcPr>
+            <w:tcW w:type="dxa" w:w="1152"/>
+            <w:tcMar>
+              <w:top w:w="80" w:type="dxa"/>
+              <w:bottom w:w="80" w:type="dxa"/>
+              <w:left w:w="100" w:type="dxa"/>
+              <w:right w:w="100" w:type="dxa"/>
+            </w:tcMar>
+          </w:tcPr>
+          <w:p>
+            <w:pPr>
+              <w:spacing w:before="120"/>
+              <w:jc w:val="center"/>
+            </w:pPr>
+            <w:r>
+              <w:rPr>
+                <w:color w:val="94A3B8"/>
+                <w:sz w:val="22"/>
+              </w:rPr>
+              <w:t>[   ]</w:t>
+            </w:r>
+          </w:p>
+        </w:tc>
+        <w:tc>
+          <w:tcPr>
+            <w:tcW w:type="dxa" w:w="7776"/>
+            <w:tcMar>
+              <w:top w:w="80" w:type="dxa"/>
+              <w:bottom w:w="80" w:type="dxa"/>
+              <w:left w:w="100" w:type="dxa"/>
+              <w:right w:w="100" w:type="dxa"/>
+            </w:tcMar>
+          </w:tcPr>
+          <w:p>
+            <w:pPr>
+              <w:spacing w:after="80"/>
+            </w:pPr>
+            <w:r>
+              <w:rPr>
+                <w:b/>
+                <w:sz w:val="20"/>
+              </w:rPr>
+              <w:t>What do itemscope and itemprop elements mean in HTML5?</w:t>
+            </w:r>
+          </w:p>
+          <w:p>
+            <w:pPr>
+              <w:spacing w:before="20" w:after="20"/>
+              <w:ind w:left="288"/>
+            </w:pPr>
+            <w:r>
+              <w:rPr>
+                <w:b/>
+                <w:color w:val="10B981"/>
+                <w:sz w:val="18"/>
+              </w:rPr>
+              <w:t>[x] &lt;itemscope&gt; and &lt;itemprop&gt; are used to indicate microdata (metadata) in the content of a web page</w:t>
+            </w:r>
+          </w:p>
+          <w:p>
+            <w:pPr>
+              <w:spacing w:before="20" w:after="20"/>
+              <w:ind w:left="288"/>
+            </w:pPr>
+            <w:r>
+              <w:rPr>
+                <w:color w:val="475569"/>
+                <w:sz w:val="18"/>
+              </w:rPr>
+              <w:t>[ ] &lt;itemscope&gt; and &lt;itemprop&gt; are used for optical zoom of the predetermined part of the site</w:t>
+            </w:r>
+          </w:p>
+        </w:tc>
+      </w:tr>
+      <w:tr>
+        <w:tc>
+          <w:tcPr>
+            <w:tcW w:type="dxa" w:w="1152"/>
+            <w:tcMar>
+              <w:top w:w="80" w:type="dxa"/>
+              <w:bottom w:w="80" w:type="dxa"/>
+              <w:left w:w="100" w:type="dxa"/>
+              <w:right w:w="100" w:type="dxa"/>
+            </w:tcMar>
+          </w:tcPr>
+          <w:p>
+            <w:pPr>
+              <w:spacing w:before="120"/>
+              <w:jc w:val="center"/>
+            </w:pPr>
+            <w:r>
+              <w:rPr>
+                <w:color w:val="94A3B8"/>
+                <w:sz w:val="22"/>
+              </w:rPr>
+              <w:t>[   ]</w:t>
+            </w:r>
+          </w:p>
+        </w:tc>
+        <w:tc>
+          <w:tcPr>
+            <w:tcW w:type="dxa" w:w="1152"/>
+            <w:tcMar>
+              <w:top w:w="80" w:type="dxa"/>
+              <w:bottom w:w="80" w:type="dxa"/>
+              <w:left w:w="100" w:type="dxa"/>
+              <w:right w:w="100" w:type="dxa"/>
+            </w:tcMar>
+          </w:tcPr>
+          <w:p>
+            <w:pPr>
+              <w:spacing w:before="120"/>
+              <w:jc w:val="center"/>
+            </w:pPr>
+            <w:r>
+              <w:rPr>
+                <w:color w:val="94A3B8"/>
+                <w:sz w:val="22"/>
+              </w:rPr>
+              <w:t>[   ]</w:t>
+            </w:r>
+          </w:p>
+        </w:tc>
+        <w:tc>
+          <w:tcPr>
+            <w:tcW w:type="dxa" w:w="7776"/>
+            <w:tcMar>
+              <w:top w:w="80" w:type="dxa"/>
+              <w:bottom w:w="80" w:type="dxa"/>
+              <w:left w:w="100" w:type="dxa"/>
+              <w:right w:w="100" w:type="dxa"/>
+            </w:tcMar>
+          </w:tcPr>
+          <w:p>
+            <w:pPr>
+              <w:spacing w:after="80"/>
+            </w:pPr>
+            <w:r>
+              <w:rPr>
+                <w:b/>
+                <w:sz w:val="20"/>
+              </w:rPr>
+              <w:t>Which of the following elements should be used to navigate the page?</w:t>
+            </w:r>
+          </w:p>
+          <w:p>
+            <w:pPr>
+              <w:spacing w:before="20" w:after="20"/>
+              <w:ind w:left="288"/>
+            </w:pPr>
+            <w:r>
+              <w:rPr>
+                <w:color w:val="475569"/>
+                <w:sz w:val="18"/>
+              </w:rPr>
+              <w:t>[ ] &lt;menu&gt;</w:t>
+            </w:r>
+          </w:p>
+          <w:p>
+            <w:pPr>
+              <w:spacing w:before="20" w:after="20"/>
+              <w:ind w:left="288"/>
+            </w:pPr>
+            <w:r>
+              <w:rPr>
+                <w:color w:val="475569"/>
+                <w:sz w:val="18"/>
+              </w:rPr>
+              <w:t>[ ] &lt;dl&gt;</w:t>
+            </w:r>
+          </w:p>
+          <w:p>
+            <w:pPr>
+              <w:spacing w:before="20" w:after="20"/>
+              <w:ind w:left="288"/>
+            </w:pPr>
+            <w:r>
+              <w:rPr>
+                <w:b/>
+                <w:color w:val="10B981"/>
+                <w:sz w:val="18"/>
+              </w:rPr>
+              <w:t>[x] &lt;nav&gt;</w:t>
+            </w:r>
+          </w:p>
+          <w:p>
+            <w:pPr>
+              <w:spacing w:before="20" w:after="20"/>
+              <w:ind w:left="288"/>
+            </w:pPr>
+            <w:r>
+              <w:rPr>
+                <w:color w:val="475569"/>
+                <w:sz w:val="18"/>
+              </w:rPr>
+              <w:t>[ ] &lt;section&gt;</w:t>
+            </w:r>
+          </w:p>
+        </w:tc>
+      </w:tr>
+      <w:tr>
+        <w:tc>
+          <w:tcPr>
+            <w:tcW w:type="dxa" w:w="1152"/>
+            <w:tcMar>
+              <w:top w:w="80" w:type="dxa"/>
+              <w:bottom w:w="80" w:type="dxa"/>
+              <w:left w:w="100" w:type="dxa"/>
+              <w:right w:w="100" w:type="dxa"/>
+            </w:tcMar>
+          </w:tcPr>
+          <w:p>
+            <w:pPr>
+              <w:spacing w:before="120"/>
+              <w:jc w:val="center"/>
+            </w:pPr>
+            <w:r>
+              <w:rPr>
+                <w:color w:val="94A3B8"/>
+                <w:sz w:val="22"/>
+              </w:rPr>
+              <w:t>[   ]</w:t>
+            </w:r>
+          </w:p>
+        </w:tc>
+        <w:tc>
+          <w:tcPr>
+            <w:tcW w:type="dxa" w:w="1152"/>
+            <w:tcMar>
+              <w:top w:w="80" w:type="dxa"/>
+              <w:bottom w:w="80" w:type="dxa"/>
+              <w:left w:w="100" w:type="dxa"/>
+              <w:right w:w="100" w:type="dxa"/>
+            </w:tcMar>
+          </w:tcPr>
+          <w:p>
+            <w:pPr>
+              <w:spacing w:before="120"/>
+              <w:jc w:val="center"/>
+            </w:pPr>
+            <w:r>
+              <w:rPr>
+                <w:color w:val="94A3B8"/>
+                <w:sz w:val="22"/>
+              </w:rPr>
+              <w:t>[   ]</w:t>
+            </w:r>
+          </w:p>
+        </w:tc>
+        <w:tc>
+          <w:tcPr>
+            <w:tcW w:type="dxa" w:w="7776"/>
+            <w:tcMar>
+              <w:top w:w="80" w:type="dxa"/>
+              <w:bottom w:w="80" w:type="dxa"/>
+              <w:left w:w="100" w:type="dxa"/>
+              <w:right w:w="100" w:type="dxa"/>
+            </w:tcMar>
+          </w:tcPr>
+          <w:p>
+            <w:pPr>
+              <w:spacing w:after="80"/>
+            </w:pPr>
+            <w:r>
+              <w:rPr>
+                <w:b/>
+                <w:sz w:val="20"/>
+              </w:rPr>
+              <w:t>Types of audio files in HTML</w:t>
+            </w:r>
+          </w:p>
+          <w:p>
+            <w:pPr>
+              <w:spacing w:before="20" w:after="20"/>
+              <w:ind w:left="288"/>
+            </w:pPr>
+            <w:r>
+              <w:rPr>
+                <w:b/>
+                <w:color w:val="10B981"/>
+                <w:sz w:val="18"/>
+              </w:rPr>
+              <w:t>[x] Ogg</w:t>
+            </w:r>
+          </w:p>
+          <w:p>
+            <w:pPr>
+              <w:spacing w:before="20" w:after="20"/>
+              <w:ind w:left="288"/>
+            </w:pPr>
+            <w:r>
+              <w:rPr>
+                <w:b/>
+                <w:color w:val="10B981"/>
+                <w:sz w:val="18"/>
+              </w:rPr>
+              <w:t>[x] AAC</w:t>
+            </w:r>
+          </w:p>
+          <w:p>
+            <w:pPr>
+              <w:spacing w:before="20" w:after="20"/>
+              <w:ind w:left="288"/>
+            </w:pPr>
+            <w:r>
+              <w:rPr>
+                <w:b/>
+                <w:color w:val="10B981"/>
+                <w:sz w:val="18"/>
+              </w:rPr>
+              <w:t>[x] MP3</w:t>
+            </w:r>
+          </w:p>
+          <w:p>
+            <w:pPr>
+              <w:spacing w:before="20" w:after="20"/>
+              <w:ind w:left="288"/>
+            </w:pPr>
+            <w:r>
+              <w:rPr>
+                <w:b/>
+                <w:color w:val="10B981"/>
+                <w:sz w:val="18"/>
+              </w:rPr>
+              <w:t>[x] WAV</w:t>
             </w:r>
           </w:p>
         </w:tc>
@@ -4096,6 +4838,20 @@
               <w:t>[ ] A well-formed document contains only ASCII characters, while a valid document contains only Unicode characters.</w:t>
             </w:r>
           </w:p>
+          <w:p>
+            <w:pPr>
+              <w:spacing w:before="20" w:after="20"/>
+              <w:ind w:left="288"/>
+            </w:pPr>
+            <w:r>
+              <w:rPr>
+                <w:b/>
+                <w:color w:val="10B981"/>
+                <w:sz w:val="18"/>
+              </w:rPr>
+              <w:t>[x] A well-formed document adheres to the basic syntax rules, while a valid document meets the requirements</w:t>
+            </w:r>
+          </w:p>
         </w:tc>
       </w:tr>
       <w:tr>
@@ -4224,6 +4980,20 @@
               <w:t>[ ] Elements can have multiple root/parent elements.</w:t>
             </w:r>
           </w:p>
+          <w:p>
+            <w:pPr>
+              <w:spacing w:before="20" w:after="20"/>
+              <w:ind w:left="288"/>
+            </w:pPr>
+            <w:r>
+              <w:rPr>
+                <w:b/>
+                <w:color w:val="10B981"/>
+                <w:sz w:val="18"/>
+              </w:rPr>
+              <w:t>[x] Elements can have attributes (if only one then this one)</w:t>
+            </w:r>
+          </w:p>
         </w:tc>
       </w:tr>
       <w:tr>
@@ -4476,6 +5246,20 @@
               <w:t>[ ] XML namespaces define shortcuts for elements and attributes.</w:t>
             </w:r>
           </w:p>
+          <w:p>
+            <w:pPr>
+              <w:spacing w:before="20" w:after="20"/>
+              <w:ind w:left="288"/>
+            </w:pPr>
+            <w:r>
+              <w:rPr>
+                <w:b/>
+                <w:color w:val="10B981"/>
+                <w:sz w:val="18"/>
+              </w:rPr>
+              <w:t>[x] XML namespaces prevent conflicts between element and attribute names in an XML document</w:t>
+            </w:r>
+          </w:p>
         </w:tc>
       </w:tr>
       <w:tr>
@@ -4602,6 +5386,20 @@
               <w:t>[ ] International Organization for Standardization (ISO)</w:t>
             </w:r>
           </w:p>
+          <w:p>
+            <w:pPr>
+              <w:spacing w:before="20" w:after="20"/>
+              <w:ind w:left="288"/>
+            </w:pPr>
+            <w:r>
+              <w:rPr>
+                <w:b/>
+                <w:color w:val="10B981"/>
+                <w:sz w:val="18"/>
+              </w:rPr>
+              <w:t>[x] W3C</w:t>
+            </w:r>
+          </w:p>
         </w:tc>
       </w:tr>
       <w:tr>
@@ -4729,6 +5527,34 @@
               <w:t>[ ] A valid XML document does not need to have a root element.</w:t>
             </w:r>
           </w:p>
+          <w:p>
+            <w:pPr>
+              <w:spacing w:before="20" w:after="20"/>
+              <w:ind w:left="288"/>
+            </w:pPr>
+            <w:r>
+              <w:rPr>
+                <w:b/>
+                <w:color w:val="10B981"/>
+                <w:sz w:val="18"/>
+              </w:rPr>
+              <w:t>[x] A valid XML document complies with requirements defined by an XML schema or DTD</w:t>
+            </w:r>
+          </w:p>
+          <w:p>
+            <w:pPr>
+              <w:spacing w:before="20" w:after="20"/>
+              <w:ind w:left="288"/>
+            </w:pPr>
+            <w:r>
+              <w:rPr>
+                <w:b/>
+                <w:color w:val="10B981"/>
+                <w:sz w:val="18"/>
+              </w:rPr>
+              <w:t>[x] A valid XML document is always well-formed</w:t>
+            </w:r>
+          </w:p>
         </w:tc>
       </w:tr>
       <w:tr>
@@ -4968,6 +5794,48 @@
               <w:t>[ ] c. For transferring data between different applications and systems;</w:t>
             </w:r>
           </w:p>
+          <w:p>
+            <w:pPr>
+              <w:spacing w:before="20" w:after="20"/>
+              <w:ind w:left="288"/>
+            </w:pPr>
+            <w:r>
+              <w:rPr>
+                <w:b/>
+                <w:color w:val="10B981"/>
+                <w:sz w:val="18"/>
+              </w:rPr>
+              <w:t>[x] for defining the structue of documents</w:t>
+            </w:r>
+          </w:p>
+          <w:p>
+            <w:pPr>
+              <w:spacing w:before="20" w:after="20"/>
+              <w:ind w:left="288"/>
+            </w:pPr>
+            <w:r>
+              <w:rPr>
+                <w:b/>
+                <w:color w:val="10B981"/>
+                <w:sz w:val="18"/>
+              </w:rPr>
+              <w:t>[x] for defining custom markup languages</w:t>
+            </w:r>
+          </w:p>
+          <w:p>
+            <w:pPr>
+              <w:spacing w:before="20" w:after="20"/>
+              <w:ind w:left="288"/>
+            </w:pPr>
+            <w:r>
+              <w:rPr>
+                <w:b/>
+                <w:color w:val="10B981"/>
+                <w:sz w:val="18"/>
+              </w:rPr>
+              <w:t>[x] for transferring data between different aplications and systems</w:t>
+            </w:r>
+          </w:p>
         </w:tc>
       </w:tr>
       <w:tr>
@@ -5096,6 +5964,48 @@
               <w:t>[x] d.Element names must not start with a number</w:t>
             </w:r>
           </w:p>
+          <w:p>
+            <w:pPr>
+              <w:spacing w:before="20" w:after="20"/>
+              <w:ind w:left="288"/>
+            </w:pPr>
+            <w:r>
+              <w:rPr>
+                <w:b/>
+                <w:color w:val="10B981"/>
+                <w:sz w:val="18"/>
+              </w:rPr>
+              <w:t>[x] Element names can include colons when using a namespace</w:t>
+            </w:r>
+          </w:p>
+          <w:p>
+            <w:pPr>
+              <w:spacing w:before="20" w:after="20"/>
+              <w:ind w:left="288"/>
+            </w:pPr>
+            <w:r>
+              <w:rPr>
+                <w:b/>
+                <w:color w:val="10B981"/>
+                <w:sz w:val="18"/>
+              </w:rPr>
+              <w:t>[x] Element names can include hyphens, underscores, and periods</w:t>
+            </w:r>
+          </w:p>
+          <w:p>
+            <w:pPr>
+              <w:spacing w:before="20" w:after="20"/>
+              <w:ind w:left="288"/>
+            </w:pPr>
+            <w:r>
+              <w:rPr>
+                <w:b/>
+                <w:color w:val="10B981"/>
+                <w:sz w:val="18"/>
+              </w:rPr>
+              <w:t>[x] Element names must not start with a number</w:t>
+            </w:r>
+          </w:p>
         </w:tc>
       </w:tr>
       <w:tr>
@@ -5222,6 +6132,20 @@
               <w:t>[ ] two root elements</w:t>
             </w:r>
           </w:p>
+          <w:p>
+            <w:pPr>
+              <w:spacing w:before="20" w:after="20"/>
+              <w:ind w:left="288"/>
+            </w:pPr>
+            <w:r>
+              <w:rPr>
+                <w:b/>
+                <w:color w:val="10B981"/>
+                <w:sz w:val="18"/>
+              </w:rPr>
+              <w:t>[x] ... Exactly one root element</w:t>
+            </w:r>
+          </w:p>
         </w:tc>
       </w:tr>
       <w:tr>
@@ -5292,7 +6216,7 @@
                 <w:b/>
                 <w:sz w:val="20"/>
               </w:rPr>
-              <w:t>XML was created by:</w:t>
+              <w:t>XML was created by</w:t>
             </w:r>
           </w:p>
           <w:p>
@@ -5392,7 +6316,7 @@
                 <w:b/>
                 <w:sz w:val="20"/>
               </w:rPr>
-              <w:t>XML is a:</w:t>
+              <w:t>XML is a?</w:t>
             </w:r>
           </w:p>
           <w:p>
@@ -5772,33 +6696,7 @@
                 <w:b/>
                 <w:sz w:val="20"/>
               </w:rPr>
-              <w:t>Definition of XML rules</w:t>
-            </w:r>
-          </w:p>
-          <w:p>
-            <w:pPr>
-              <w:spacing w:before="20" w:after="20"/>
-              <w:ind w:left="288"/>
-            </w:pPr>
-            <w:r>
-              <w:rPr>
-                <w:color w:val="475569"/>
-                <w:sz w:val="18"/>
-              </w:rPr>
-              <w:t>[ ] defined using HTML syntax or HTML schemas</w:t>
-            </w:r>
-          </w:p>
-          <w:p>
-            <w:pPr>
-              <w:spacing w:before="20" w:after="20"/>
-              <w:ind w:left="288"/>
-            </w:pPr>
-            <w:r>
-              <w:rPr>
-                <w:color w:val="475569"/>
-                <w:sz w:val="18"/>
-              </w:rPr>
-              <w:t>[ ] defined using JSON syntax or JSON schemas</w:t>
+              <w:t>Which of these are generally marked as sucessful states?</w:t>
             </w:r>
           </w:p>
           <w:p>
@@ -5812,20 +6710,7 @@
                 <w:color w:val="10B981"/>
                 <w:sz w:val="18"/>
               </w:rPr>
-              <w:t>[x] defined using XML syntax or XML Schemas</w:t>
-            </w:r>
-          </w:p>
-          <w:p>
-            <w:pPr>
-              <w:spacing w:before="20" w:after="20"/>
-              <w:ind w:left="288"/>
-            </w:pPr>
-            <w:r>
-              <w:rPr>
-                <w:color w:val="475569"/>
-                <w:sz w:val="18"/>
-              </w:rPr>
-              <w:t>[ ] Basic elements in HTML</w:t>
+              <w:t>[x] 200</w:t>
             </w:r>
           </w:p>
           <w:p>
@@ -5839,7 +6724,7 @@
                 <w:color w:val="10B981"/>
                 <w:sz w:val="18"/>
               </w:rPr>
-              <w:t>[x] html</w:t>
+              <w:t>[x] 201</w:t>
             </w:r>
           </w:p>
           <w:p>
@@ -5853,133 +6738,7 @@
                 <w:color w:val="10B981"/>
                 <w:sz w:val="18"/>
               </w:rPr>
-              <w:t>[x] body</w:t>
-            </w:r>
-          </w:p>
-          <w:p>
-            <w:pPr>
-              <w:spacing w:before="20" w:after="20"/>
-              <w:ind w:left="288"/>
-            </w:pPr>
-            <w:r>
-              <w:rPr>
-                <w:b/>
-                <w:color w:val="10B981"/>
-                <w:sz w:val="18"/>
-              </w:rPr>
-              <w:t>[x] h1</w:t>
-            </w:r>
-          </w:p>
-          <w:p>
-            <w:pPr>
-              <w:spacing w:before="20" w:after="20"/>
-              <w:ind w:left="288"/>
-            </w:pPr>
-            <w:r>
-              <w:rPr>
-                <w:b/>
-                <w:color w:val="10B981"/>
-                <w:sz w:val="18"/>
-              </w:rPr>
-              <w:t>[x] head</w:t>
-            </w:r>
-          </w:p>
-          <w:p>
-            <w:pPr>
-              <w:spacing w:before="20" w:after="20"/>
-              <w:ind w:left="288"/>
-            </w:pPr>
-            <w:r>
-              <w:rPr>
-                <w:b/>
-                <w:color w:val="10B981"/>
-                <w:sz w:val="18"/>
-              </w:rPr>
-              <w:t>[x] a</w:t>
-            </w:r>
-          </w:p>
-          <w:p>
-            <w:pPr>
-              <w:spacing w:before="20" w:after="20"/>
-              <w:ind w:left="288"/>
-            </w:pPr>
-            <w:r>
-              <w:rPr>
-                <w:b/>
-                <w:color w:val="10B981"/>
-                <w:sz w:val="18"/>
-              </w:rPr>
-              <w:t>[x] ol</w:t>
-            </w:r>
-          </w:p>
-          <w:p>
-            <w:pPr>
-              <w:spacing w:before="20" w:after="20"/>
-              <w:ind w:left="288"/>
-            </w:pPr>
-            <w:r>
-              <w:rPr>
-                <w:b/>
-                <w:color w:val="10B981"/>
-                <w:sz w:val="18"/>
-              </w:rPr>
-              <w:t>[x] p</w:t>
-            </w:r>
-          </w:p>
-          <w:p>
-            <w:pPr>
-              <w:spacing w:before="20" w:after="20"/>
-              <w:ind w:left="288"/>
-            </w:pPr>
-            <w:r>
-              <w:rPr>
-                <w:b/>
-                <w:color w:val="10B981"/>
-                <w:sz w:val="18"/>
-              </w:rPr>
-              <w:t>[x] li</w:t>
-            </w:r>
-          </w:p>
-          <w:p>
-            <w:pPr>
-              <w:spacing w:before="20" w:after="20"/>
-              <w:ind w:left="288"/>
-            </w:pPr>
-            <w:r>
-              <w:rPr>
-                <w:b/>
-                <w:color w:val="10B981"/>
-                <w:sz w:val="18"/>
-              </w:rPr>
-              <w:t>[x] img</w:t>
-            </w:r>
-          </w:p>
-          <w:p>
-            <w:pPr>
-              <w:spacing w:before="20" w:after="20"/>
-              <w:ind w:left="288"/>
-            </w:pPr>
-            <w:r>
-              <w:rPr>
-                <w:b/>
-                <w:color w:val="10B981"/>
-                <w:sz w:val="18"/>
-              </w:rPr>
-              <w:t>[x] title</w:t>
-            </w:r>
-          </w:p>
-          <w:p>
-            <w:pPr>
-              <w:spacing w:before="20" w:after="20"/>
-              <w:ind w:left="288"/>
-            </w:pPr>
-            <w:r>
-              <w:rPr>
-                <w:b/>
-                <w:color w:val="10B981"/>
-                <w:sz w:val="18"/>
-              </w:rPr>
-              <w:t>[x] ul</w:t>
+              <w:t>[x] 204</w:t>
             </w:r>
           </w:p>
         </w:tc>
@@ -6052,20 +6811,7 @@
                 <w:b/>
                 <w:sz w:val="20"/>
               </w:rPr>
-              <w:t>How many elements are defined by the XML language specification?</w:t>
-            </w:r>
-          </w:p>
-          <w:p>
-            <w:pPr>
-              <w:spacing w:before="20" w:after="20"/>
-              <w:ind w:left="288"/>
-            </w:pPr>
-            <w:r>
-              <w:rPr>
-                <w:color w:val="475569"/>
-                <w:sz w:val="18"/>
-              </w:rPr>
-              <w:t>[ ] 0</w:t>
+              <w:t>Which languages do we use for transforming XML files?</w:t>
             </w:r>
           </w:p>
           <w:p>
@@ -6079,33 +6825,7 @@
                 <w:color w:val="10B981"/>
                 <w:sz w:val="18"/>
               </w:rPr>
-              <w:t>[x] hundreds</w:t>
-            </w:r>
-          </w:p>
-          <w:p>
-            <w:pPr>
-              <w:spacing w:before="20" w:after="20"/>
-              <w:ind w:left="288"/>
-            </w:pPr>
-            <w:r>
-              <w:rPr>
-                <w:color w:val="475569"/>
-                <w:sz w:val="18"/>
-              </w:rPr>
-              <w:t>[ ] dozen</w:t>
-            </w:r>
-          </w:p>
-          <w:p>
-            <w:pPr>
-              <w:spacing w:before="20" w:after="20"/>
-              <w:ind w:left="288"/>
-            </w:pPr>
-            <w:r>
-              <w:rPr>
-                <w:color w:val="475569"/>
-                <w:sz w:val="18"/>
-              </w:rPr>
-              <w:t>[ ] up to 10</w:t>
+              <w:t>[x] XSLT</w:t>
             </w:r>
           </w:p>
         </w:tc>
@@ -6178,46 +6898,7 @@
                 <w:b/>
                 <w:sz w:val="20"/>
               </w:rPr>
-              <w:t>Who manages XML?</w:t>
-            </w:r>
-          </w:p>
-          <w:p>
-            <w:pPr>
-              <w:spacing w:before="20" w:after="20"/>
-              <w:ind w:left="288"/>
-            </w:pPr>
-            <w:r>
-              <w:rPr>
-                <w:color w:val="475569"/>
-                <w:sz w:val="18"/>
-              </w:rPr>
-              <w:t>[ ] C4W</w:t>
-            </w:r>
-          </w:p>
-          <w:p>
-            <w:pPr>
-              <w:spacing w:before="20" w:after="20"/>
-              <w:ind w:left="288"/>
-            </w:pPr>
-            <w:r>
-              <w:rPr>
-                <w:color w:val="475569"/>
-                <w:sz w:val="18"/>
-              </w:rPr>
-              <w:t>[ ] Steve Jobs</w:t>
-            </w:r>
-          </w:p>
-          <w:p>
-            <w:pPr>
-              <w:spacing w:before="20" w:after="20"/>
-              <w:ind w:left="288"/>
-            </w:pPr>
-            <w:r>
-              <w:rPr>
-                <w:color w:val="475569"/>
-                <w:sz w:val="18"/>
-              </w:rPr>
-              <w:t>[ ] NASA</w:t>
+              <w:t>Latest version of Doc book is defined using?</w:t>
             </w:r>
           </w:p>
           <w:p>
@@ -6231,7 +6912,7 @@
                 <w:color w:val="10B981"/>
                 <w:sz w:val="18"/>
               </w:rPr>
-              <w:t>[x] W3C</w:t>
+              <w:t>[x] RelaxNG with XSD provided</w:t>
             </w:r>
           </w:p>
         </w:tc>
@@ -6304,7 +6985,7 @@
                 <w:b/>
                 <w:sz w:val="20"/>
               </w:rPr>
-              <w:t>XML abbreviation</w:t>
+              <w:t>Definition of XML rules</w:t>
             </w:r>
           </w:p>
           <w:p>
@@ -6317,7 +6998,7 @@
                 <w:color w:val="475569"/>
                 <w:sz w:val="18"/>
               </w:rPr>
-              <w:t>[ ] Xerox Marks Language</w:t>
+              <w:t>[ ] defined using HTML syntax or HTML schemas</w:t>
             </w:r>
           </w:p>
           <w:p>
@@ -6330,7 +7011,7 @@
                 <w:color w:val="475569"/>
                 <w:sz w:val="18"/>
               </w:rPr>
-              <w:t>[ ] Exstensible Many Language</w:t>
+              <w:t>[ ] defined using JSON syntax or JSON schemas</w:t>
             </w:r>
           </w:p>
           <w:p>
@@ -6344,7 +7025,7 @@
                 <w:color w:val="10B981"/>
                 <w:sz w:val="18"/>
               </w:rPr>
-              <w:t>[x] Extensible Markup Language</w:t>
+              <w:t>[x] defined using XML syntax or XML Schemas</w:t>
             </w:r>
           </w:p>
         </w:tc>
@@ -6417,7 +7098,7 @@
                 <w:b/>
                 <w:sz w:val="20"/>
               </w:rPr>
-              <w:t>Who standardized XML?</w:t>
+              <w:t>How many elements are defined by the XML language specification?</w:t>
             </w:r>
           </w:p>
           <w:p>
@@ -6431,7 +7112,7 @@
                 <w:color w:val="10B981"/>
                 <w:sz w:val="18"/>
               </w:rPr>
-              <w:t>[x] W3C</w:t>
+              <w:t>[x] 0</w:t>
             </w:r>
           </w:p>
           <w:p>
@@ -6444,7 +7125,7 @@
                 <w:color w:val="475569"/>
                 <w:sz w:val="18"/>
               </w:rPr>
-              <w:t>[ ] Xavier Martinez</w:t>
+              <w:t>[ ] hundreds</w:t>
             </w:r>
           </w:p>
           <w:p>
@@ -6457,7 +7138,20 @@
                 <w:color w:val="475569"/>
                 <w:sz w:val="18"/>
               </w:rPr>
-              <w:t>[ ] Steve Jobs</w:t>
+              <w:t>[ ] dozen</w:t>
+            </w:r>
+          </w:p>
+          <w:p>
+            <w:pPr>
+              <w:spacing w:before="20" w:after="20"/>
+              <w:ind w:left="288"/>
+            </w:pPr>
+            <w:r>
+              <w:rPr>
+                <w:color w:val="475569"/>
+                <w:sz w:val="18"/>
+              </w:rPr>
+              <w:t>[ ] up to 10</w:t>
             </w:r>
           </w:p>
         </w:tc>
@@ -6530,7 +7224,7 @@
                 <w:b/>
                 <w:sz w:val="20"/>
               </w:rPr>
-              <w:t>The XML language</w:t>
+              <w:t>Who manages XML?</w:t>
             </w:r>
           </w:p>
           <w:p>
@@ -6543,7 +7237,7 @@
                 <w:color w:val="475569"/>
                 <w:sz w:val="18"/>
               </w:rPr>
-              <w:t>[ ] ANSI recommendation</w:t>
+              <w:t>[ ] C4W</w:t>
             </w:r>
           </w:p>
           <w:p>
@@ -6556,7 +7250,20 @@
                 <w:color w:val="475569"/>
                 <w:sz w:val="18"/>
               </w:rPr>
-              <w:t>[ ] de jure standard</w:t>
+              <w:t>[ ] Steve Jobs</w:t>
+            </w:r>
+          </w:p>
+          <w:p>
+            <w:pPr>
+              <w:spacing w:before="20" w:after="20"/>
+              <w:ind w:left="288"/>
+            </w:pPr>
+            <w:r>
+              <w:rPr>
+                <w:color w:val="475569"/>
+                <w:sz w:val="18"/>
+              </w:rPr>
+              <w:t>[ ] NASA</w:t>
             </w:r>
           </w:p>
           <w:p>
@@ -6570,20 +7277,7 @@
                 <w:color w:val="10B981"/>
                 <w:sz w:val="18"/>
               </w:rPr>
-              <w:t>[x] W3C recommendation</w:t>
-            </w:r>
-          </w:p>
-          <w:p>
-            <w:pPr>
-              <w:spacing w:before="20" w:after="20"/>
-              <w:ind w:left="288"/>
-            </w:pPr>
-            <w:r>
-              <w:rPr>
-                <w:color w:val="475569"/>
-                <w:sz w:val="18"/>
-              </w:rPr>
-              <w:t>[ ] ISO standard</w:t>
+              <w:t>[x] W3C</w:t>
             </w:r>
           </w:p>
         </w:tc>
@@ -6656,7 +7350,21 @@
                 <w:b/>
                 <w:sz w:val="20"/>
               </w:rPr>
-              <w:t>What is SVG for?</w:t>
+              <w:t>Who standardized XML?</w:t>
+            </w:r>
+          </w:p>
+          <w:p>
+            <w:pPr>
+              <w:spacing w:before="20" w:after="20"/>
+              <w:ind w:left="288"/>
+            </w:pPr>
+            <w:r>
+              <w:rPr>
+                <w:b/>
+                <w:color w:val="10B981"/>
+                <w:sz w:val="18"/>
+              </w:rPr>
+              <w:t>[x] W3C</w:t>
             </w:r>
           </w:p>
           <w:p>
@@ -6669,7 +7377,7 @@
                 <w:color w:val="475569"/>
                 <w:sz w:val="18"/>
               </w:rPr>
-              <w:t>[ ] Defines what elements and attributes can be used in XML</w:t>
+              <w:t>[ ] Xavier Martinez</w:t>
             </w:r>
           </w:p>
           <w:p>
@@ -6682,21 +7390,7 @@
                 <w:color w:val="475569"/>
                 <w:sz w:val="18"/>
               </w:rPr>
-              <w:t>[ ] For data exchange</w:t>
-            </w:r>
-          </w:p>
-          <w:p>
-            <w:pPr>
-              <w:spacing w:before="20" w:after="20"/>
-              <w:ind w:left="288"/>
-            </w:pPr>
-            <w:r>
-              <w:rPr>
-                <w:b/>
-                <w:color w:val="10B981"/>
-                <w:sz w:val="18"/>
-              </w:rPr>
-              <w:t>[x] Displaying vector graphics on a website</w:t>
+              <w:t>[ ] Steve Jobs</w:t>
             </w:r>
           </w:p>
         </w:tc>
@@ -6769,7 +7463,33 @@
                 <w:b/>
                 <w:sz w:val="20"/>
               </w:rPr>
-              <w:t>What types of entities can be represented using a dictionary Schema.org?</w:t>
+              <w:t>The XML language</w:t>
+            </w:r>
+          </w:p>
+          <w:p>
+            <w:pPr>
+              <w:spacing w:before="20" w:after="20"/>
+              <w:ind w:left="288"/>
+            </w:pPr>
+            <w:r>
+              <w:rPr>
+                <w:color w:val="475569"/>
+                <w:sz w:val="18"/>
+              </w:rPr>
+              <w:t>[ ] ANSI recommendation</w:t>
+            </w:r>
+          </w:p>
+          <w:p>
+            <w:pPr>
+              <w:spacing w:before="20" w:after="20"/>
+              <w:ind w:left="288"/>
+            </w:pPr>
+            <w:r>
+              <w:rPr>
+                <w:color w:val="475569"/>
+                <w:sz w:val="18"/>
+              </w:rPr>
+              <w:t>[ ] de jure standard</w:t>
             </w:r>
           </w:p>
           <w:p>
@@ -6783,49 +7503,20 @@
                 <w:color w:val="10B981"/>
                 <w:sz w:val="18"/>
               </w:rPr>
-              <w:t>[x] Place</w:t>
-            </w:r>
-          </w:p>
-          <w:p>
-            <w:pPr>
-              <w:spacing w:before="20" w:after="20"/>
-              <w:ind w:left="288"/>
-            </w:pPr>
-            <w:r>
-              <w:rPr>
-                <w:b/>
-                <w:color w:val="10B981"/>
-                <w:sz w:val="18"/>
-              </w:rPr>
-              <w:t>[x] Educational organizations</w:t>
-            </w:r>
-          </w:p>
-          <w:p>
-            <w:pPr>
-              <w:spacing w:before="20" w:after="20"/>
-              <w:ind w:left="288"/>
-            </w:pPr>
-            <w:r>
-              <w:rPr>
-                <w:b/>
-                <w:color w:val="10B981"/>
-                <w:sz w:val="18"/>
-              </w:rPr>
-              <w:t>[x] Book titles</w:t>
-            </w:r>
-          </w:p>
-          <w:p>
-            <w:pPr>
-              <w:spacing w:before="20" w:after="20"/>
-              <w:ind w:left="288"/>
-            </w:pPr>
-            <w:r>
-              <w:rPr>
-                <w:b/>
-                <w:color w:val="10B981"/>
-                <w:sz w:val="18"/>
-              </w:rPr>
-              <w:t>[x] Recipe</w:t>
+              <w:t>[x] W3C recommendation</w:t>
+            </w:r>
+          </w:p>
+          <w:p>
+            <w:pPr>
+              <w:spacing w:before="20" w:after="20"/>
+              <w:ind w:left="288"/>
+            </w:pPr>
+            <w:r>
+              <w:rPr>
+                <w:color w:val="475569"/>
+                <w:sz w:val="18"/>
+              </w:rPr>
+              <w:t>[ ] ISO standard</w:t>
             </w:r>
           </w:p>
         </w:tc>
@@ -6898,7 +7589,7 @@
                 <w:b/>
                 <w:sz w:val="20"/>
               </w:rPr>
-              <w:t>XML was created by:</w:t>
+              <w:t>What is SVG for?</w:t>
             </w:r>
           </w:p>
           <w:p>
@@ -6911,7 +7602,20 @@
                 <w:color w:val="475569"/>
                 <w:sz w:val="18"/>
               </w:rPr>
-              <w:t>[ ] sgml increasing</w:t>
+              <w:t>[ ] Defines what elements and attributes can be used in XML</w:t>
+            </w:r>
+          </w:p>
+          <w:p>
+            <w:pPr>
+              <w:spacing w:before="20" w:after="20"/>
+              <w:ind w:left="288"/>
+            </w:pPr>
+            <w:r>
+              <w:rPr>
+                <w:color w:val="475569"/>
+                <w:sz w:val="18"/>
+              </w:rPr>
+              <w:t>[ ] For data exchange</w:t>
             </w:r>
           </w:p>
           <w:p>
@@ -6925,7 +7629,7 @@
                 <w:color w:val="10B981"/>
                 <w:sz w:val="18"/>
               </w:rPr>
-              <w:t>[x] simplifying SGML</w:t>
+              <w:t>[x] Displaying vector graphics on a website</w:t>
             </w:r>
           </w:p>
         </w:tc>
@@ -6998,7 +7702,7 @@
                 <w:b/>
                 <w:sz w:val="20"/>
               </w:rPr>
-              <w:t>CSS abbreviation</w:t>
+              <w:t>What types of entities can be represented using a dictionary Schema.org?</w:t>
             </w:r>
           </w:p>
           <w:p>
@@ -7012,33 +7716,49 @@
                 <w:color w:val="10B981"/>
                 <w:sz w:val="18"/>
               </w:rPr>
-              <w:t>[x] Cascading Style Sheets</w:t>
-            </w:r>
-          </w:p>
-          <w:p>
-            <w:pPr>
-              <w:spacing w:before="20" w:after="20"/>
-              <w:ind w:left="288"/>
-            </w:pPr>
-            <w:r>
-              <w:rPr>
-                <w:color w:val="475569"/>
-                <w:sz w:val="18"/>
-              </w:rPr>
-              <w:t>[ ] Comma Separated Sections</w:t>
-            </w:r>
-          </w:p>
-          <w:p>
-            <w:pPr>
-              <w:spacing w:before="20" w:after="20"/>
-              <w:ind w:left="288"/>
-            </w:pPr>
-            <w:r>
-              <w:rPr>
-                <w:color w:val="475569"/>
-                <w:sz w:val="18"/>
-              </w:rPr>
-              <w:t>[ ] Common Style Sheets</w:t>
+              <w:t>[x] Place</w:t>
+            </w:r>
+          </w:p>
+          <w:p>
+            <w:pPr>
+              <w:spacing w:before="20" w:after="20"/>
+              <w:ind w:left="288"/>
+            </w:pPr>
+            <w:r>
+              <w:rPr>
+                <w:b/>
+                <w:color w:val="10B981"/>
+                <w:sz w:val="18"/>
+              </w:rPr>
+              <w:t>[x] Educational organizations</w:t>
+            </w:r>
+          </w:p>
+          <w:p>
+            <w:pPr>
+              <w:spacing w:before="20" w:after="20"/>
+              <w:ind w:left="288"/>
+            </w:pPr>
+            <w:r>
+              <w:rPr>
+                <w:b/>
+                <w:color w:val="10B981"/>
+                <w:sz w:val="18"/>
+              </w:rPr>
+              <w:t>[x] Book titles</w:t>
+            </w:r>
+          </w:p>
+          <w:p>
+            <w:pPr>
+              <w:spacing w:before="20" w:after="20"/>
+              <w:ind w:left="288"/>
+            </w:pPr>
+            <w:r>
+              <w:rPr>
+                <w:b/>
+                <w:color w:val="10B981"/>
+                <w:sz w:val="18"/>
+              </w:rPr>
+              <w:t>[x] Recipe</w:t>
             </w:r>
           </w:p>
         </w:tc>
@@ -7238,46 +7958,7 @@
                 <w:b/>
                 <w:sz w:val="20"/>
               </w:rPr>
-              <w:t>The order of attributes in XML?</w:t>
-            </w:r>
-          </w:p>
-          <w:p>
-            <w:pPr>
-              <w:spacing w:before="20" w:after="20"/>
-              <w:ind w:left="288"/>
-            </w:pPr>
-            <w:r>
-              <w:rPr>
-                <w:color w:val="475569"/>
-                <w:sz w:val="18"/>
-              </w:rPr>
-              <w:t>[ ] the order is fixed</w:t>
-            </w:r>
-          </w:p>
-          <w:p>
-            <w:pPr>
-              <w:spacing w:before="20" w:after="20"/>
-              <w:ind w:left="288"/>
-            </w:pPr>
-            <w:r>
-              <w:rPr>
-                <w:color w:val="475569"/>
-                <w:sz w:val="18"/>
-              </w:rPr>
-              <w:t>[ ] it goes from the least important to the least important.</w:t>
-            </w:r>
-          </w:p>
-          <w:p>
-            <w:pPr>
-              <w:spacing w:before="20" w:after="20"/>
-              <w:ind w:left="288"/>
-            </w:pPr>
-            <w:r>
-              <w:rPr>
-                <w:color w:val="475569"/>
-                <w:sz w:val="18"/>
-              </w:rPr>
-              <w:t>[ ] sort by alphabetical order</w:t>
+              <w:t>What does W3C stand for?</w:t>
             </w:r>
           </w:p>
           <w:p>
@@ -7291,7 +7972,7 @@
                 <w:color w:val="10B981"/>
                 <w:sz w:val="18"/>
               </w:rPr>
-              <w:t>[x] the order does not matter, unless it is stipulated elsewhere</w:t>
+              <w:t>[x] World Wide Web Consortium</w:t>
             </w:r>
           </w:p>
         </w:tc>
@@ -7364,20 +8045,7 @@
                 <w:b/>
                 <w:sz w:val="20"/>
               </w:rPr>
-              <w:t>string</w:t>
-            </w:r>
-          </w:p>
-          <w:p>
-            <w:pPr>
-              <w:spacing w:before="20" w:after="20"/>
-              <w:ind w:left="288"/>
-            </w:pPr>
-            <w:r>
-              <w:rPr>
-                <w:color w:val="475569"/>
-                <w:sz w:val="18"/>
-              </w:rPr>
-              <w:t>[ ] null</w:t>
+              <w:t>What is schema?</w:t>
             </w:r>
           </w:p>
           <w:p>
@@ -7391,33 +8059,7 @@
                 <w:color w:val="10B981"/>
                 <w:sz w:val="18"/>
               </w:rPr>
-              <w:t>[x] date</w:t>
-            </w:r>
-          </w:p>
-          <w:p>
-            <w:pPr>
-              <w:spacing w:before="20" w:after="20"/>
-              <w:ind w:left="288"/>
-            </w:pPr>
-            <w:r>
-              <w:rPr>
-                <w:color w:val="475569"/>
-                <w:sz w:val="18"/>
-              </w:rPr>
-              <w:t>[ ] boolean</w:t>
-            </w:r>
-          </w:p>
-          <w:p>
-            <w:pPr>
-              <w:spacing w:before="20" w:after="20"/>
-              <w:ind w:left="288"/>
-            </w:pPr>
-            <w:r>
-              <w:rPr>
-                <w:color w:val="475569"/>
-                <w:sz w:val="18"/>
-              </w:rPr>
-              <w:t>[ ] float</w:t>
+              <w:t>[x] A set of rules and restrictions that determine the structure, format, and validity of data in a particular</w:t>
             </w:r>
           </w:p>
         </w:tc>
@@ -7490,7 +8132,21 @@
                 <w:b/>
                 <w:sz w:val="20"/>
               </w:rPr>
-              <w:t>URI abbreviation</w:t>
+              <w:t>Who invented XML?</w:t>
+            </w:r>
+          </w:p>
+          <w:p>
+            <w:pPr>
+              <w:spacing w:before="20" w:after="20"/>
+              <w:ind w:left="288"/>
+            </w:pPr>
+            <w:r>
+              <w:rPr>
+                <w:b/>
+                <w:color w:val="10B981"/>
+                <w:sz w:val="18"/>
+              </w:rPr>
+              <w:t>[x] W3C (World Wide Web Consortium)</w:t>
             </w:r>
           </w:p>
           <w:p>
@@ -7503,21 +8159,7 @@
                 <w:color w:val="475569"/>
                 <w:sz w:val="18"/>
               </w:rPr>
-              <w:t>[ ] Universal Remote Informator</w:t>
-            </w:r>
-          </w:p>
-          <w:p>
-            <w:pPr>
-              <w:spacing w:before="20" w:after="20"/>
-              <w:ind w:left="288"/>
-            </w:pPr>
-            <w:r>
-              <w:rPr>
-                <w:b/>
-                <w:color w:val="10B981"/>
-                <w:sz w:val="18"/>
-              </w:rPr>
-              <w:t>[x] Uniform Resource Identifier</w:t>
+              <w:t>[ ] Not known</w:t>
             </w:r>
           </w:p>
           <w:p>
@@ -7530,760 +8172,7 @@
                 <w:color w:val="475569"/>
                 <w:sz w:val="18"/>
               </w:rPr>
-              <w:t>[ ] Universal Resource Identifier</w:t>
-            </w:r>
-          </w:p>
-          <w:p>
-            <w:pPr>
-              <w:spacing w:before="20" w:after="20"/>
-              <w:ind w:left="288"/>
-            </w:pPr>
-            <w:r>
-              <w:rPr>
-                <w:color w:val="475569"/>
-                <w:sz w:val="18"/>
-              </w:rPr>
-              <w:t>[ ] Uniform Remote Identifier</w:t>
-            </w:r>
-          </w:p>
-        </w:tc>
-      </w:tr>
-      <w:tr>
-        <w:tc>
-          <w:tcPr>
-            <w:tcW w:type="dxa" w:w="1152"/>
-            <w:tcMar>
-              <w:top w:w="80" w:type="dxa"/>
-              <w:bottom w:w="80" w:type="dxa"/>
-              <w:left w:w="100" w:type="dxa"/>
-              <w:right w:w="100" w:type="dxa"/>
-            </w:tcMar>
-          </w:tcPr>
-          <w:p>
-            <w:pPr>
-              <w:spacing w:before="120"/>
-              <w:jc w:val="center"/>
-            </w:pPr>
-            <w:r>
-              <w:rPr>
-                <w:color w:val="94A3B8"/>
-                <w:sz w:val="22"/>
-              </w:rPr>
-              <w:t>[   ]</w:t>
-            </w:r>
-          </w:p>
-        </w:tc>
-        <w:tc>
-          <w:tcPr>
-            <w:tcW w:type="dxa" w:w="1152"/>
-            <w:tcMar>
-              <w:top w:w="80" w:type="dxa"/>
-              <w:bottom w:w="80" w:type="dxa"/>
-              <w:left w:w="100" w:type="dxa"/>
-              <w:right w:w="100" w:type="dxa"/>
-            </w:tcMar>
-          </w:tcPr>
-          <w:p>
-            <w:pPr>
-              <w:spacing w:before="120"/>
-              <w:jc w:val="center"/>
-            </w:pPr>
-            <w:r>
-              <w:rPr>
-                <w:color w:val="94A3B8"/>
-                <w:sz w:val="22"/>
-              </w:rPr>
-              <w:t>[   ]</w:t>
-            </w:r>
-          </w:p>
-        </w:tc>
-        <w:tc>
-          <w:tcPr>
-            <w:tcW w:type="dxa" w:w="7776"/>
-            <w:tcMar>
-              <w:top w:w="80" w:type="dxa"/>
-              <w:bottom w:w="80" w:type="dxa"/>
-              <w:left w:w="100" w:type="dxa"/>
-              <w:right w:w="100" w:type="dxa"/>
-            </w:tcMar>
-          </w:tcPr>
-          <w:p>
-            <w:pPr>
-              <w:spacing w:after="80"/>
-            </w:pPr>
-            <w:r>
-              <w:rPr>
-                <w:b/>
-                <w:sz w:val="20"/>
-              </w:rPr>
-              <w:t>To check the syntax of web pages</w:t>
-            </w:r>
-          </w:p>
-          <w:p>
-            <w:pPr>
-              <w:spacing w:before="20" w:after="20"/>
-              <w:ind w:left="288"/>
-            </w:pPr>
-            <w:r>
-              <w:rPr>
-                <w:color w:val="475569"/>
-                <w:sz w:val="18"/>
-              </w:rPr>
-              <w:t>[ ] For creating animations and interactive elements on websites</w:t>
-            </w:r>
-          </w:p>
-          <w:p>
-            <w:pPr>
-              <w:spacing w:before="20" w:after="20"/>
-              <w:ind w:left="288"/>
-            </w:pPr>
-            <w:r>
-              <w:rPr>
-                <w:b/>
-                <w:color w:val="10B981"/>
-                <w:sz w:val="18"/>
-              </w:rPr>
-              <w:t>[x] For writing technical documentation and books in XML format</w:t>
-            </w:r>
-          </w:p>
-          <w:p>
-            <w:pPr>
-              <w:spacing w:before="20" w:after="20"/>
-              <w:ind w:left="288"/>
-            </w:pPr>
-            <w:r>
-              <w:rPr>
-                <w:color w:val="475569"/>
-                <w:sz w:val="18"/>
-              </w:rPr>
-              <w:t>[ ] For compiling and packaging software applications</w:t>
-            </w:r>
-          </w:p>
-        </w:tc>
-      </w:tr>
-      <w:tr>
-        <w:tc>
-          <w:tcPr>
-            <w:tcW w:type="dxa" w:w="1152"/>
-            <w:tcMar>
-              <w:top w:w="80" w:type="dxa"/>
-              <w:bottom w:w="80" w:type="dxa"/>
-              <w:left w:w="100" w:type="dxa"/>
-              <w:right w:w="100" w:type="dxa"/>
-            </w:tcMar>
-          </w:tcPr>
-          <w:p>
-            <w:pPr>
-              <w:spacing w:before="120"/>
-              <w:jc w:val="center"/>
-            </w:pPr>
-            <w:r>
-              <w:rPr>
-                <w:color w:val="94A3B8"/>
-                <w:sz w:val="22"/>
-              </w:rPr>
-              <w:t>[   ]</w:t>
-            </w:r>
-          </w:p>
-        </w:tc>
-        <w:tc>
-          <w:tcPr>
-            <w:tcW w:type="dxa" w:w="1152"/>
-            <w:tcMar>
-              <w:top w:w="80" w:type="dxa"/>
-              <w:bottom w:w="80" w:type="dxa"/>
-              <w:left w:w="100" w:type="dxa"/>
-              <w:right w:w="100" w:type="dxa"/>
-            </w:tcMar>
-          </w:tcPr>
-          <w:p>
-            <w:pPr>
-              <w:spacing w:before="120"/>
-              <w:jc w:val="center"/>
-            </w:pPr>
-            <w:r>
-              <w:rPr>
-                <w:color w:val="94A3B8"/>
-                <w:sz w:val="22"/>
-              </w:rPr>
-              <w:t>[   ]</w:t>
-            </w:r>
-          </w:p>
-        </w:tc>
-        <w:tc>
-          <w:tcPr>
-            <w:tcW w:type="dxa" w:w="7776"/>
-            <w:tcMar>
-              <w:top w:w="80" w:type="dxa"/>
-              <w:bottom w:w="80" w:type="dxa"/>
-              <w:left w:w="100" w:type="dxa"/>
-              <w:right w:w="100" w:type="dxa"/>
-            </w:tcMar>
-          </w:tcPr>
-          <w:p>
-            <w:pPr>
-              <w:spacing w:after="80"/>
-            </w:pPr>
-            <w:r>
-              <w:rPr>
-                <w:b/>
-                <w:sz w:val="20"/>
-              </w:rPr>
-              <w:t>W3C</w:t>
-            </w:r>
-          </w:p>
-          <w:p>
-            <w:pPr>
-              <w:spacing w:before="20" w:after="20"/>
-              <w:ind w:left="288"/>
-            </w:pPr>
-            <w:r>
-              <w:rPr>
-                <w:b/>
-                <w:color w:val="10B981"/>
-                <w:sz w:val="18"/>
-              </w:rPr>
-              <w:t>[x] World Wide Web Consortium</w:t>
-            </w:r>
-          </w:p>
-        </w:tc>
-      </w:tr>
-      <w:tr>
-        <w:tc>
-          <w:tcPr>
-            <w:tcW w:type="dxa" w:w="1152"/>
-            <w:tcMar>
-              <w:top w:w="80" w:type="dxa"/>
-              <w:bottom w:w="80" w:type="dxa"/>
-              <w:left w:w="100" w:type="dxa"/>
-              <w:right w:w="100" w:type="dxa"/>
-            </w:tcMar>
-          </w:tcPr>
-          <w:p>
-            <w:pPr>
-              <w:spacing w:before="120"/>
-              <w:jc w:val="center"/>
-            </w:pPr>
-            <w:r>
-              <w:rPr>
-                <w:color w:val="94A3B8"/>
-                <w:sz w:val="22"/>
-              </w:rPr>
-              <w:t>[   ]</w:t>
-            </w:r>
-          </w:p>
-        </w:tc>
-        <w:tc>
-          <w:tcPr>
-            <w:tcW w:type="dxa" w:w="1152"/>
-            <w:tcMar>
-              <w:top w:w="80" w:type="dxa"/>
-              <w:bottom w:w="80" w:type="dxa"/>
-              <w:left w:w="100" w:type="dxa"/>
-              <w:right w:w="100" w:type="dxa"/>
-            </w:tcMar>
-          </w:tcPr>
-          <w:p>
-            <w:pPr>
-              <w:spacing w:before="120"/>
-              <w:jc w:val="center"/>
-            </w:pPr>
-            <w:r>
-              <w:rPr>
-                <w:color w:val="94A3B8"/>
-                <w:sz w:val="22"/>
-              </w:rPr>
-              <w:t>[   ]</w:t>
-            </w:r>
-          </w:p>
-        </w:tc>
-        <w:tc>
-          <w:tcPr>
-            <w:tcW w:type="dxa" w:w="7776"/>
-            <w:tcMar>
-              <w:top w:w="80" w:type="dxa"/>
-              <w:bottom w:w="80" w:type="dxa"/>
-              <w:left w:w="100" w:type="dxa"/>
-              <w:right w:w="100" w:type="dxa"/>
-            </w:tcMar>
-          </w:tcPr>
-          <w:p>
-            <w:pPr>
-              <w:spacing w:after="80"/>
-            </w:pPr>
-            <w:r>
-              <w:rPr>
-                <w:b/>
-                <w:sz w:val="20"/>
-              </w:rPr>
-              <w:t>What is schema?</w:t>
-            </w:r>
-          </w:p>
-          <w:p>
-            <w:pPr>
-              <w:spacing w:before="20" w:after="20"/>
-              <w:ind w:left="288"/>
-            </w:pPr>
-            <w:r>
-              <w:rPr>
-                <w:b/>
-                <w:color w:val="10B981"/>
-                <w:sz w:val="18"/>
-              </w:rPr>
-              <w:t>[x] A set of rules and restrictions that determine the structure, format, and validity of data in a particular format. It is used to validate data and ensure that the data complies with rules and restrictions.</w:t>
-            </w:r>
-          </w:p>
-          <w:p>
-            <w:pPr>
-              <w:spacing w:before="20" w:after="20"/>
-              <w:ind w:left="288"/>
-            </w:pPr>
-            <w:r>
-              <w:rPr>
-                <w:color w:val="475569"/>
-                <w:sz w:val="18"/>
-              </w:rPr>
-              <w:t>[ ] Start of file, defines namespaces and global properties</w:t>
-            </w:r>
-          </w:p>
-          <w:p>
-            <w:pPr>
-              <w:spacing w:before="20" w:after="20"/>
-              <w:ind w:left="288"/>
-            </w:pPr>
-            <w:r>
-              <w:rPr>
-                <w:b/>
-                <w:color w:val="10B981"/>
-                <w:sz w:val="18"/>
-              </w:rPr>
-              <w:t>[x] In XML and HTML, it defines the structure, content, and relationships of elements and attributes that are allowed</w:t>
-            </w:r>
-          </w:p>
-          <w:p>
-            <w:pPr>
-              <w:spacing w:before="20" w:after="20"/>
-              <w:ind w:left="288"/>
-            </w:pPr>
-            <w:r>
-              <w:rPr>
-                <w:color w:val="475569"/>
-                <w:sz w:val="18"/>
-              </w:rPr>
-              <w:t>[ ] Apply a template to a selected part of a document</w:t>
-            </w:r>
-          </w:p>
-        </w:tc>
-      </w:tr>
-      <w:tr>
-        <w:tc>
-          <w:tcPr>
-            <w:tcW w:type="dxa" w:w="1152"/>
-            <w:tcMar>
-              <w:top w:w="80" w:type="dxa"/>
-              <w:bottom w:w="80" w:type="dxa"/>
-              <w:left w:w="100" w:type="dxa"/>
-              <w:right w:w="100" w:type="dxa"/>
-            </w:tcMar>
-          </w:tcPr>
-          <w:p>
-            <w:pPr>
-              <w:spacing w:before="120"/>
-              <w:jc w:val="center"/>
-            </w:pPr>
-            <w:r>
-              <w:rPr>
-                <w:color w:val="94A3B8"/>
-                <w:sz w:val="22"/>
-              </w:rPr>
-              <w:t>[   ]</w:t>
-            </w:r>
-          </w:p>
-        </w:tc>
-        <w:tc>
-          <w:tcPr>
-            <w:tcW w:type="dxa" w:w="1152"/>
-            <w:tcMar>
-              <w:top w:w="80" w:type="dxa"/>
-              <w:bottom w:w="80" w:type="dxa"/>
-              <w:left w:w="100" w:type="dxa"/>
-              <w:right w:w="100" w:type="dxa"/>
-            </w:tcMar>
-          </w:tcPr>
-          <w:p>
-            <w:pPr>
-              <w:spacing w:before="120"/>
-              <w:jc w:val="center"/>
-            </w:pPr>
-            <w:r>
-              <w:rPr>
-                <w:color w:val="94A3B8"/>
-                <w:sz w:val="22"/>
-              </w:rPr>
-              <w:t>[   ]</w:t>
-            </w:r>
-          </w:p>
-        </w:tc>
-        <w:tc>
-          <w:tcPr>
-            <w:tcW w:type="dxa" w:w="7776"/>
-            <w:tcMar>
-              <w:top w:w="80" w:type="dxa"/>
-              <w:bottom w:w="80" w:type="dxa"/>
-              <w:left w:w="100" w:type="dxa"/>
-              <w:right w:w="100" w:type="dxa"/>
-            </w:tcMar>
-          </w:tcPr>
-          <w:p>
-            <w:pPr>
-              <w:spacing w:after="80"/>
-            </w:pPr>
-            <w:r>
-              <w:rPr>
-                <w:b/>
-                <w:sz w:val="20"/>
-              </w:rPr>
-              <w:t>What is XML?</w:t>
-            </w:r>
-          </w:p>
-          <w:p>
-            <w:pPr>
-              <w:spacing w:before="20" w:after="20"/>
-              <w:ind w:left="288"/>
-            </w:pPr>
-            <w:r>
-              <w:rPr>
-                <w:b/>
-                <w:color w:val="10B981"/>
-                <w:sz w:val="18"/>
-              </w:rPr>
-              <w:t>[x] markup language to describe and store data</w:t>
-            </w:r>
-          </w:p>
-          <w:p>
-            <w:pPr>
-              <w:spacing w:before="20" w:after="20"/>
-              <w:ind w:left="288"/>
-            </w:pPr>
-            <w:r>
-              <w:rPr>
-                <w:color w:val="475569"/>
-                <w:sz w:val="18"/>
-              </w:rPr>
-              <w:t>[ ] network protocol</w:t>
-            </w:r>
-          </w:p>
-        </w:tc>
-      </w:tr>
-      <w:tr>
-        <w:tc>
-          <w:tcPr>
-            <w:tcW w:type="dxa" w:w="1152"/>
-            <w:tcMar>
-              <w:top w:w="80" w:type="dxa"/>
-              <w:bottom w:w="80" w:type="dxa"/>
-              <w:left w:w="100" w:type="dxa"/>
-              <w:right w:w="100" w:type="dxa"/>
-            </w:tcMar>
-          </w:tcPr>
-          <w:p>
-            <w:pPr>
-              <w:spacing w:before="120"/>
-              <w:jc w:val="center"/>
-            </w:pPr>
-            <w:r>
-              <w:rPr>
-                <w:color w:val="94A3B8"/>
-                <w:sz w:val="22"/>
-              </w:rPr>
-              <w:t>[   ]</w:t>
-            </w:r>
-          </w:p>
-        </w:tc>
-        <w:tc>
-          <w:tcPr>
-            <w:tcW w:type="dxa" w:w="1152"/>
-            <w:tcMar>
-              <w:top w:w="80" w:type="dxa"/>
-              <w:bottom w:w="80" w:type="dxa"/>
-              <w:left w:w="100" w:type="dxa"/>
-              <w:right w:w="100" w:type="dxa"/>
-            </w:tcMar>
-          </w:tcPr>
-          <w:p>
-            <w:pPr>
-              <w:spacing w:before="120"/>
-              <w:jc w:val="center"/>
-            </w:pPr>
-            <w:r>
-              <w:rPr>
-                <w:color w:val="94A3B8"/>
-                <w:sz w:val="22"/>
-              </w:rPr>
-              <w:t>[   ]</w:t>
-            </w:r>
-          </w:p>
-        </w:tc>
-        <w:tc>
-          <w:tcPr>
-            <w:tcW w:type="dxa" w:w="7776"/>
-            <w:tcMar>
-              <w:top w:w="80" w:type="dxa"/>
-              <w:bottom w:w="80" w:type="dxa"/>
-              <w:left w:w="100" w:type="dxa"/>
-              <w:right w:w="100" w:type="dxa"/>
-            </w:tcMar>
-          </w:tcPr>
-          <w:p>
-            <w:pPr>
-              <w:spacing w:after="80"/>
-            </w:pPr>
-            <w:r>
-              <w:rPr>
-                <w:b/>
-                <w:sz w:val="20"/>
-              </w:rPr>
-              <w:t>Short for SOAP</w:t>
-            </w:r>
-          </w:p>
-          <w:p>
-            <w:pPr>
-              <w:spacing w:before="20" w:after="20"/>
-              <w:ind w:left="288"/>
-            </w:pPr>
-            <w:r>
-              <w:rPr>
-                <w:color w:val="475569"/>
-                <w:sz w:val="18"/>
-              </w:rPr>
-              <w:t>[ ] Smart Object Access Protocol</w:t>
-            </w:r>
-          </w:p>
-          <w:p>
-            <w:pPr>
-              <w:spacing w:before="20" w:after="20"/>
-              <w:ind w:left="288"/>
-            </w:pPr>
-            <w:r>
-              <w:rPr>
-                <w:b/>
-                <w:color w:val="10B981"/>
-                <w:sz w:val="18"/>
-              </w:rPr>
-              <w:t>[x] Simple Object Access Protocol</w:t>
-            </w:r>
-          </w:p>
-          <w:p>
-            <w:pPr>
-              <w:spacing w:before="20" w:after="20"/>
-              <w:ind w:left="288"/>
-            </w:pPr>
-            <w:r>
-              <w:rPr>
-                <w:color w:val="475569"/>
-                <w:sz w:val="18"/>
-              </w:rPr>
-              <w:t>[ ] Simple Object Active Protocol</w:t>
-            </w:r>
-          </w:p>
-        </w:tc>
-      </w:tr>
-      <w:tr>
-        <w:tc>
-          <w:tcPr>
-            <w:tcW w:type="dxa" w:w="1152"/>
-            <w:tcMar>
-              <w:top w:w="80" w:type="dxa"/>
-              <w:bottom w:w="80" w:type="dxa"/>
-              <w:left w:w="100" w:type="dxa"/>
-              <w:right w:w="100" w:type="dxa"/>
-            </w:tcMar>
-          </w:tcPr>
-          <w:p>
-            <w:pPr>
-              <w:spacing w:before="120"/>
-              <w:jc w:val="center"/>
-            </w:pPr>
-            <w:r>
-              <w:rPr>
-                <w:color w:val="94A3B8"/>
-                <w:sz w:val="22"/>
-              </w:rPr>
-              <w:t>[   ]</w:t>
-            </w:r>
-          </w:p>
-        </w:tc>
-        <w:tc>
-          <w:tcPr>
-            <w:tcW w:type="dxa" w:w="1152"/>
-            <w:tcMar>
-              <w:top w:w="80" w:type="dxa"/>
-              <w:bottom w:w="80" w:type="dxa"/>
-              <w:left w:w="100" w:type="dxa"/>
-              <w:right w:w="100" w:type="dxa"/>
-            </w:tcMar>
-          </w:tcPr>
-          <w:p>
-            <w:pPr>
-              <w:spacing w:before="120"/>
-              <w:jc w:val="center"/>
-            </w:pPr>
-            <w:r>
-              <w:rPr>
-                <w:color w:val="94A3B8"/>
-                <w:sz w:val="22"/>
-              </w:rPr>
-              <w:t>[   ]</w:t>
-            </w:r>
-          </w:p>
-        </w:tc>
-        <w:tc>
-          <w:tcPr>
-            <w:tcW w:type="dxa" w:w="7776"/>
-            <w:tcMar>
-              <w:top w:w="80" w:type="dxa"/>
-              <w:bottom w:w="80" w:type="dxa"/>
-              <w:left w:w="100" w:type="dxa"/>
-              <w:right w:w="100" w:type="dxa"/>
-            </w:tcMar>
-          </w:tcPr>
-          <w:p>
-            <w:pPr>
-              <w:spacing w:after="80"/>
-            </w:pPr>
-            <w:r>
-              <w:rPr>
-                <w:b/>
-                <w:sz w:val="20"/>
-              </w:rPr>
-              <w:t>Who invented XML?</w:t>
-            </w:r>
-          </w:p>
-          <w:p>
-            <w:pPr>
-              <w:spacing w:before="20" w:after="20"/>
-              <w:ind w:left="288"/>
-            </w:pPr>
-            <w:r>
-              <w:rPr>
-                <w:b/>
-                <w:color w:val="10B981"/>
-                <w:sz w:val="18"/>
-              </w:rPr>
-              <w:t>[x] W3C (World Wide Web Consortium)</w:t>
-            </w:r>
-          </w:p>
-          <w:p>
-            <w:pPr>
-              <w:spacing w:before="20" w:after="20"/>
-              <w:ind w:left="288"/>
-            </w:pPr>
-            <w:r>
-              <w:rPr>
-                <w:color w:val="475569"/>
-                <w:sz w:val="18"/>
-              </w:rPr>
-              <w:t>[ ] Not known</w:t>
-            </w:r>
-          </w:p>
-          <w:p>
-            <w:pPr>
-              <w:spacing w:before="20" w:after="20"/>
-              <w:ind w:left="288"/>
-            </w:pPr>
-            <w:r>
-              <w:rPr>
-                <w:color w:val="475569"/>
-                <w:sz w:val="18"/>
-              </w:rPr>
               <w:t>[ ] C3W (Consortium Web Wide World)</w:t>
-            </w:r>
-          </w:p>
-        </w:tc>
-      </w:tr>
-      <w:tr>
-        <w:tc>
-          <w:tcPr>
-            <w:tcW w:type="dxa" w:w="1152"/>
-            <w:tcMar>
-              <w:top w:w="80" w:type="dxa"/>
-              <w:bottom w:w="80" w:type="dxa"/>
-              <w:left w:w="100" w:type="dxa"/>
-              <w:right w:w="100" w:type="dxa"/>
-            </w:tcMar>
-          </w:tcPr>
-          <w:p>
-            <w:pPr>
-              <w:spacing w:before="120"/>
-              <w:jc w:val="center"/>
-            </w:pPr>
-            <w:r>
-              <w:rPr>
-                <w:color w:val="94A3B8"/>
-                <w:sz w:val="22"/>
-              </w:rPr>
-              <w:t>[   ]</w:t>
-            </w:r>
-          </w:p>
-        </w:tc>
-        <w:tc>
-          <w:tcPr>
-            <w:tcW w:type="dxa" w:w="1152"/>
-            <w:tcMar>
-              <w:top w:w="80" w:type="dxa"/>
-              <w:bottom w:w="80" w:type="dxa"/>
-              <w:left w:w="100" w:type="dxa"/>
-              <w:right w:w="100" w:type="dxa"/>
-            </w:tcMar>
-          </w:tcPr>
-          <w:p>
-            <w:pPr>
-              <w:spacing w:before="120"/>
-              <w:jc w:val="center"/>
-            </w:pPr>
-            <w:r>
-              <w:rPr>
-                <w:color w:val="94A3B8"/>
-                <w:sz w:val="22"/>
-              </w:rPr>
-              <w:t>[   ]</w:t>
-            </w:r>
-          </w:p>
-        </w:tc>
-        <w:tc>
-          <w:tcPr>
-            <w:tcW w:type="dxa" w:w="7776"/>
-            <w:tcMar>
-              <w:top w:w="80" w:type="dxa"/>
-              <w:bottom w:w="80" w:type="dxa"/>
-              <w:left w:w="100" w:type="dxa"/>
-              <w:right w:w="100" w:type="dxa"/>
-            </w:tcMar>
-          </w:tcPr>
-          <w:p>
-            <w:pPr>
-              <w:spacing w:after="80"/>
-            </w:pPr>
-            <w:r>
-              <w:rPr>
-                <w:b/>
-                <w:sz w:val="20"/>
-              </w:rPr>
-              <w:t>Abbreviation WWW</w:t>
-            </w:r>
-          </w:p>
-          <w:p>
-            <w:pPr>
-              <w:spacing w:before="20" w:after="20"/>
-              <w:ind w:left="288"/>
-            </w:pPr>
-            <w:r>
-              <w:rPr>
-                <w:b/>
-                <w:color w:val="10B981"/>
-                <w:sz w:val="18"/>
-              </w:rPr>
-              <w:t>[x] World Wide Web</w:t>
             </w:r>
           </w:p>
         </w:tc>
@@ -8774,6 +8663,20 @@
               <w:t>[ ] Elements with attributes and child elements.</w:t>
             </w:r>
           </w:p>
+          <w:p>
+            <w:pPr>
+              <w:spacing w:before="20" w:after="20"/>
+              <w:ind w:left="288"/>
+            </w:pPr>
+            <w:r>
+              <w:rPr>
+                <w:b/>
+                <w:color w:val="10B981"/>
+                <w:sz w:val="18"/>
+              </w:rPr>
+              <w:t>[x] Custom data type based on an existing simple data type</w:t>
+            </w:r>
+          </w:p>
         </w:tc>
       </w:tr>
       <w:tr>
@@ -8901,6 +8804,48 @@
               <w:t>[x] Custom data type based on an existing complex data type.</w:t>
             </w:r>
           </w:p>
+          <w:p>
+            <w:pPr>
+              <w:spacing w:before="20" w:after="20"/>
+              <w:ind w:left="288"/>
+            </w:pPr>
+            <w:r>
+              <w:rPr>
+                <w:b/>
+                <w:color w:val="10B981"/>
+                <w:sz w:val="18"/>
+              </w:rPr>
+              <w:t>[x] Custom data type based on an existing complex data type</w:t>
+            </w:r>
+          </w:p>
+          <w:p>
+            <w:pPr>
+              <w:spacing w:before="20" w:after="20"/>
+              <w:ind w:left="288"/>
+            </w:pPr>
+            <w:r>
+              <w:rPr>
+                <w:b/>
+                <w:color w:val="10B981"/>
+                <w:sz w:val="18"/>
+              </w:rPr>
+              <w:t>[x] Elements with nested child elements (if only one then this one)</w:t>
+            </w:r>
+          </w:p>
+          <w:p>
+            <w:pPr>
+              <w:spacing w:before="20" w:after="20"/>
+              <w:ind w:left="288"/>
+            </w:pPr>
+            <w:r>
+              <w:rPr>
+                <w:b/>
+                <w:color w:val="10B981"/>
+                <w:sz w:val="18"/>
+              </w:rPr>
+              <w:t>[x] Elements with attributes</w:t>
+            </w:r>
+          </w:p>
         </w:tc>
       </w:tr>
       <w:tr>
@@ -8988,6 +8933,20 @@
               <w:t>[x] Creating a consistent and maintainable structure for XML Schema;</w:t>
             </w:r>
           </w:p>
+          <w:p>
+            <w:pPr>
+              <w:spacing w:before="20" w:after="20"/>
+              <w:ind w:left="288"/>
+            </w:pPr>
+            <w:r>
+              <w:rPr>
+                <w:b/>
+                <w:color w:val="10B981"/>
+                <w:sz w:val="18"/>
+              </w:rPr>
+              <w:t>[x] Creating a consistent and maintainable structure for XML Schema</w:t>
+            </w:r>
+          </w:p>
         </w:tc>
       </w:tr>
       <w:tr>
@@ -9159,7 +9118,20 @@
                 <w:b/>
                 <w:sz w:val="20"/>
               </w:rPr>
-              <w:t>What is the main purpose of XSD design patterns?</w:t>
+              <w:t>Syntax XSD to set a number of occurrences unlimited</w:t>
+            </w:r>
+          </w:p>
+          <w:p>
+            <w:pPr>
+              <w:spacing w:before="20" w:after="20"/>
+              <w:ind w:left="288"/>
+            </w:pPr>
+            <w:r>
+              <w:rPr>
+                <w:color w:val="475569"/>
+                <w:sz w:val="18"/>
+              </w:rPr>
+              <w:t>[ ] &lt;xs:element name="majitel" type="xs:string"/&gt;</w:t>
             </w:r>
           </w:p>
           <w:p>
@@ -9173,7 +9145,33 @@
                 <w:color w:val="10B981"/>
                 <w:sz w:val="18"/>
               </w:rPr>
-              <w:t>[x] Creating a consistent and maintainable structure for XML Schema;</w:t>
+              <w:t>[x] &lt;xs:element name="majitel" type="xs:string" minOccurs="0" maxOccurs="unbounded"/&gt;</w:t>
+            </w:r>
+          </w:p>
+          <w:p>
+            <w:pPr>
+              <w:spacing w:before="20" w:after="20"/>
+              <w:ind w:left="288"/>
+            </w:pPr>
+            <w:r>
+              <w:rPr>
+                <w:color w:val="475569"/>
+                <w:sz w:val="18"/>
+              </w:rPr>
+              <w:t>[ ] &lt;xs:element name="majitel" type="xs:string" minCount="0" maxCount="unbounded"/&gt;</w:t>
+            </w:r>
+          </w:p>
+          <w:p>
+            <w:pPr>
+              <w:spacing w:before="20" w:after="20"/>
+              <w:ind w:left="288"/>
+            </w:pPr>
+            <w:r>
+              <w:rPr>
+                <w:color w:val="475569"/>
+                <w:sz w:val="18"/>
+              </w:rPr>
+              <w:t>[ ] &lt;xs:element name="majitel" type="xs:string" minElement="0" maxElement="unbounded"/&gt;</w:t>
             </w:r>
           </w:p>
         </w:tc>
@@ -9246,7 +9244,21 @@
                 <w:b/>
                 <w:sz w:val="20"/>
               </w:rPr>
-              <w:t>Syntax XSD to set a number of occurrences unlimited</w:t>
+              <w:t>How do you define a custom data type in XML Schema?</w:t>
+            </w:r>
+          </w:p>
+          <w:p>
+            <w:pPr>
+              <w:spacing w:before="20" w:after="20"/>
+              <w:ind w:left="288"/>
+            </w:pPr>
+            <w:r>
+              <w:rPr>
+                <w:b/>
+                <w:color w:val="10B981"/>
+                <w:sz w:val="18"/>
+              </w:rPr>
+              <w:t>[x] Using xs:simpleType and facets like xs:maxLength</w:t>
             </w:r>
           </w:p>
           <w:p>
@@ -9259,21 +9271,7 @@
                 <w:color w:val="475569"/>
                 <w:sz w:val="18"/>
               </w:rPr>
-              <w:t>[ ] &lt;xs:element name="majitel" type="xs:string"/&gt;</w:t>
-            </w:r>
-          </w:p>
-          <w:p>
-            <w:pPr>
-              <w:spacing w:before="20" w:after="20"/>
-              <w:ind w:left="288"/>
-            </w:pPr>
-            <w:r>
-              <w:rPr>
-                <w:b/>
-                <w:color w:val="10B981"/>
-                <w:sz w:val="18"/>
-              </w:rPr>
-              <w:t>[x] &lt;xs:element name="majitel" type="xs:string" minOccurs="0" maxOccurs="unbounded"/&gt;</w:t>
+              <w:t>[ ] Using xs:complexType with child elements</w:t>
             </w:r>
           </w:p>
           <w:p>
@@ -9286,20 +9284,7 @@
                 <w:color w:val="475569"/>
                 <w:sz w:val="18"/>
               </w:rPr>
-              <w:t>[ ] &lt;xs:element name="majitel" type="xs:string" minCount="0" maxCount="unbounded"/&gt;</w:t>
-            </w:r>
-          </w:p>
-          <w:p>
-            <w:pPr>
-              <w:spacing w:before="20" w:after="20"/>
-              <w:ind w:left="288"/>
-            </w:pPr>
-            <w:r>
-              <w:rPr>
-                <w:color w:val="475569"/>
-                <w:sz w:val="18"/>
-              </w:rPr>
-              <w:t>[ ] &lt;xs:element name="majitel" type="xs:string" minElement="0" maxElement="unbounded"/&gt;</w:t>
+              <w:t>[ ] Using xs:element type</w:t>
             </w:r>
           </w:p>
         </w:tc>
@@ -9372,7 +9357,7 @@
                 <w:b/>
                 <w:sz w:val="20"/>
               </w:rPr>
-              <w:t>How do you define a custom data type in XML Schema?</w:t>
+              <w:t>Which of the following elements can be used inside xs:restriction to restrict the value?</w:t>
             </w:r>
           </w:p>
           <w:p>
@@ -9386,33 +9371,49 @@
                 <w:color w:val="10B981"/>
                 <w:sz w:val="18"/>
               </w:rPr>
-              <w:t>[x] Using xs:simpleType and facets like xs:maxLength</w:t>
-            </w:r>
-          </w:p>
-          <w:p>
-            <w:pPr>
-              <w:spacing w:before="20" w:after="20"/>
-              <w:ind w:left="288"/>
-            </w:pPr>
-            <w:r>
-              <w:rPr>
-                <w:color w:val="475569"/>
-                <w:sz w:val="18"/>
-              </w:rPr>
-              <w:t>[ ] Using xs:complexType with child elements</w:t>
-            </w:r>
-          </w:p>
-          <w:p>
-            <w:pPr>
-              <w:spacing w:before="20" w:after="20"/>
-              <w:ind w:left="288"/>
-            </w:pPr>
-            <w:r>
-              <w:rPr>
-                <w:color w:val="475569"/>
-                <w:sz w:val="18"/>
-              </w:rPr>
-              <w:t>[ ] Using xs:element type</w:t>
+              <w:t>[x] xs:minLength</w:t>
+            </w:r>
+          </w:p>
+          <w:p>
+            <w:pPr>
+              <w:spacing w:before="20" w:after="20"/>
+              <w:ind w:left="288"/>
+            </w:pPr>
+            <w:r>
+              <w:rPr>
+                <w:b/>
+                <w:color w:val="10B981"/>
+                <w:sz w:val="18"/>
+              </w:rPr>
+              <w:t>[x] xs:maxLength</w:t>
+            </w:r>
+          </w:p>
+          <w:p>
+            <w:pPr>
+              <w:spacing w:before="20" w:after="20"/>
+              <w:ind w:left="288"/>
+            </w:pPr>
+            <w:r>
+              <w:rPr>
+                <w:b/>
+                <w:color w:val="10B981"/>
+                <w:sz w:val="18"/>
+              </w:rPr>
+              <w:t>[x] xs:enumeration</w:t>
+            </w:r>
+          </w:p>
+          <w:p>
+            <w:pPr>
+              <w:spacing w:before="20" w:after="20"/>
+              <w:ind w:left="288"/>
+            </w:pPr>
+            <w:r>
+              <w:rPr>
+                <w:b/>
+                <w:color w:val="10B981"/>
+                <w:sz w:val="18"/>
+              </w:rPr>
+              <w:t>[x] xs:pattern</w:t>
             </w:r>
           </w:p>
         </w:tc>
@@ -9611,7 +9612,7 @@
                 <w:b/>
                 <w:sz w:val="20"/>
               </w:rPr>
-              <w:t>Abbreviation XSD</w:t>
+              <w:t>How do we write the unlimited occurrence of an element in XSD?</w:t>
             </w:r>
           </w:p>
           <w:p>
@@ -9624,7 +9625,7 @@
                 <w:color w:val="475569"/>
                 <w:sz w:val="18"/>
               </w:rPr>
-              <w:t>[ ] Extensible Schema Derivation</w:t>
+              <w:t>[ ] &lt;xs:element name="majitel" type="xs:string" minCount="0" maxCount="unbounded"/&gt;</w:t>
             </w:r>
           </w:p>
           <w:p>
@@ -9638,7 +9639,33 @@
                 <w:color w:val="10B981"/>
                 <w:sz w:val="18"/>
               </w:rPr>
-              <w:t>[x] XML Schema Definition</w:t>
+              <w:t>[x] &lt;xs:element name="majitel" type="xs:string" minOccurs="0" maxOccurs="unbounded"/&gt;</w:t>
+            </w:r>
+          </w:p>
+          <w:p>
+            <w:pPr>
+              <w:spacing w:before="20" w:after="20"/>
+              <w:ind w:left="288"/>
+            </w:pPr>
+            <w:r>
+              <w:rPr>
+                <w:color w:val="475569"/>
+                <w:sz w:val="18"/>
+              </w:rPr>
+              <w:t>[ ] &lt;xs:element name="majitel" type="xs:string" minElement="0" maxElement="unbounded"/&gt;</w:t>
+            </w:r>
+          </w:p>
+          <w:p>
+            <w:pPr>
+              <w:spacing w:before="20" w:after="20"/>
+              <w:ind w:left="288"/>
+            </w:pPr>
+            <w:r>
+              <w:rPr>
+                <w:color w:val="475569"/>
+                <w:sz w:val="18"/>
+              </w:rPr>
+              <w:t>[ ] &lt;xs:element name="majitel" type="xs:string"/&gt;</w:t>
             </w:r>
           </w:p>
         </w:tc>
@@ -9711,7 +9738,21 @@
                 <w:b/>
                 <w:sz w:val="20"/>
               </w:rPr>
-              <w:t>How do we write the unlimited occurrence of an element in XSD?</w:t>
+              <w:t>What can we define using XML Schema?</w:t>
+            </w:r>
+          </w:p>
+          <w:p>
+            <w:pPr>
+              <w:spacing w:before="20" w:after="20"/>
+              <w:ind w:left="288"/>
+            </w:pPr>
+            <w:r>
+              <w:rPr>
+                <w:b/>
+                <w:color w:val="10B981"/>
+                <w:sz w:val="18"/>
+              </w:rPr>
+              <w:t>[x] Data types of elements and attributes</w:t>
             </w:r>
           </w:p>
           <w:p>
@@ -9724,7 +9765,7 @@
                 <w:color w:val="475569"/>
                 <w:sz w:val="18"/>
               </w:rPr>
-              <w:t>[ ] &lt;xs:element name="majitel" type="xs:string" minCount="0" maxCount="unbounded"/&gt;</w:t>
+              <w:t>[ ] XML document encoding</w:t>
             </w:r>
           </w:p>
           <w:p>
@@ -9738,119 +9779,7 @@
                 <w:color w:val="10B981"/>
                 <w:sz w:val="18"/>
               </w:rPr>
-              <w:t>[x] &lt;xs:element name="majitel" type="xs:string" minOccurs="0" maxOccurs="unbounded"/&gt;</w:t>
-            </w:r>
-          </w:p>
-          <w:p>
-            <w:pPr>
-              <w:spacing w:before="20" w:after="20"/>
-              <w:ind w:left="288"/>
-            </w:pPr>
-            <w:r>
-              <w:rPr>
-                <w:color w:val="475569"/>
-                <w:sz w:val="18"/>
-              </w:rPr>
-              <w:t>[ ] &lt;xs:element name="majitel" type="xs:string" minElement="0" maxElement="unbounded"/&gt;</w:t>
-            </w:r>
-          </w:p>
-          <w:p>
-            <w:pPr>
-              <w:spacing w:before="20" w:after="20"/>
-              <w:ind w:left="288"/>
-            </w:pPr>
-            <w:r>
-              <w:rPr>
-                <w:color w:val="475569"/>
-                <w:sz w:val="18"/>
-              </w:rPr>
-              <w:t>[ ] &lt;xs:element name="majitel" type="xs:string"/&gt;</w:t>
-            </w:r>
-          </w:p>
-          <w:p>
-            <w:pPr>
-              <w:spacing w:before="20" w:after="20"/>
-              <w:ind w:left="288"/>
-            </w:pPr>
-            <w:r>
-              <w:rPr>
-                <w:color w:val="475569"/>
-                <w:sz w:val="18"/>
-              </w:rPr>
-              <w:t>[ ] What DocBook is used for</w:t>
-            </w:r>
-          </w:p>
-        </w:tc>
-      </w:tr>
-      <w:tr>
-        <w:tc>
-          <w:tcPr>
-            <w:tcW w:type="dxa" w:w="1152"/>
-            <w:tcMar>
-              <w:top w:w="80" w:type="dxa"/>
-              <w:bottom w:w="80" w:type="dxa"/>
-              <w:left w:w="100" w:type="dxa"/>
-              <w:right w:w="100" w:type="dxa"/>
-            </w:tcMar>
-          </w:tcPr>
-          <w:p>
-            <w:pPr>
-              <w:spacing w:before="120"/>
-              <w:jc w:val="center"/>
-            </w:pPr>
-            <w:r>
-              <w:rPr>
-                <w:color w:val="94A3B8"/>
-                <w:sz w:val="22"/>
-              </w:rPr>
-              <w:t>[   ]</w:t>
-            </w:r>
-          </w:p>
-        </w:tc>
-        <w:tc>
-          <w:tcPr>
-            <w:tcW w:type="dxa" w:w="1152"/>
-            <w:tcMar>
-              <w:top w:w="80" w:type="dxa"/>
-              <w:bottom w:w="80" w:type="dxa"/>
-              <w:left w:w="100" w:type="dxa"/>
-              <w:right w:w="100" w:type="dxa"/>
-            </w:tcMar>
-          </w:tcPr>
-          <w:p>
-            <w:pPr>
-              <w:spacing w:before="120"/>
-              <w:jc w:val="center"/>
-            </w:pPr>
-            <w:r>
-              <w:rPr>
-                <w:color w:val="94A3B8"/>
-                <w:sz w:val="22"/>
-              </w:rPr>
-              <w:t>[   ]</w:t>
-            </w:r>
-          </w:p>
-        </w:tc>
-        <w:tc>
-          <w:tcPr>
-            <w:tcW w:type="dxa" w:w="7776"/>
-            <w:tcMar>
-              <w:top w:w="80" w:type="dxa"/>
-              <w:bottom w:w="80" w:type="dxa"/>
-              <w:left w:w="100" w:type="dxa"/>
-              <w:right w:w="100" w:type="dxa"/>
-            </w:tcMar>
-          </w:tcPr>
-          <w:p>
-            <w:pPr>
-              <w:spacing w:after="80"/>
-            </w:pPr>
-            <w:r>
-              <w:rPr>
-                <w:b/>
-                <w:sz w:val="20"/>
-              </w:rPr>
-              <w:t>What can we define using XML Schema?</w:t>
+              <w:t>[x] Restrictions on element and attribute values</w:t>
             </w:r>
           </w:p>
           <w:p>
@@ -9864,305 +9793,7 @@
                 <w:color w:val="10B981"/>
                 <w:sz w:val="18"/>
               </w:rPr>
-              <w:t>[x] Data types of elements and attributes</w:t>
-            </w:r>
-          </w:p>
-          <w:p>
-            <w:pPr>
-              <w:spacing w:before="20" w:after="20"/>
-              <w:ind w:left="288"/>
-            </w:pPr>
-            <w:r>
-              <w:rPr>
-                <w:color w:val="475569"/>
-                <w:sz w:val="18"/>
-              </w:rPr>
-              <w:t>[ ] XML document encoding</w:t>
-            </w:r>
-          </w:p>
-          <w:p>
-            <w:pPr>
-              <w:spacing w:before="20" w:after="20"/>
-              <w:ind w:left="288"/>
-            </w:pPr>
-            <w:r>
-              <w:rPr>
-                <w:b/>
-                <w:color w:val="10B981"/>
-                <w:sz w:val="18"/>
-              </w:rPr>
-              <w:t>[x] Restrictions on element and attribute values</w:t>
-            </w:r>
-          </w:p>
-          <w:p>
-            <w:pPr>
-              <w:spacing w:before="20" w:after="20"/>
-              <w:ind w:left="288"/>
-            </w:pPr>
-            <w:r>
-              <w:rPr>
-                <w:b/>
-                <w:color w:val="10B981"/>
-                <w:sz w:val="18"/>
-              </w:rPr>
               <w:t>[x] XML document structure</w:t>
-            </w:r>
-          </w:p>
-        </w:tc>
-      </w:tr>
-      <w:tr>
-        <w:tc>
-          <w:tcPr>
-            <w:tcW w:type="dxa" w:w="1152"/>
-            <w:tcMar>
-              <w:top w:w="80" w:type="dxa"/>
-              <w:bottom w:w="80" w:type="dxa"/>
-              <w:left w:w="100" w:type="dxa"/>
-              <w:right w:w="100" w:type="dxa"/>
-            </w:tcMar>
-          </w:tcPr>
-          <w:p>
-            <w:pPr>
-              <w:spacing w:before="120"/>
-              <w:jc w:val="center"/>
-            </w:pPr>
-            <w:r>
-              <w:rPr>
-                <w:color w:val="94A3B8"/>
-                <w:sz w:val="22"/>
-              </w:rPr>
-              <w:t>[   ]</w:t>
-            </w:r>
-          </w:p>
-        </w:tc>
-        <w:tc>
-          <w:tcPr>
-            <w:tcW w:type="dxa" w:w="1152"/>
-            <w:tcMar>
-              <w:top w:w="80" w:type="dxa"/>
-              <w:bottom w:w="80" w:type="dxa"/>
-              <w:left w:w="100" w:type="dxa"/>
-              <w:right w:w="100" w:type="dxa"/>
-            </w:tcMar>
-          </w:tcPr>
-          <w:p>
-            <w:pPr>
-              <w:spacing w:before="120"/>
-              <w:jc w:val="center"/>
-            </w:pPr>
-            <w:r>
-              <w:rPr>
-                <w:color w:val="94A3B8"/>
-                <w:sz w:val="22"/>
-              </w:rPr>
-              <w:t>[   ]</w:t>
-            </w:r>
-          </w:p>
-        </w:tc>
-        <w:tc>
-          <w:tcPr>
-            <w:tcW w:type="dxa" w:w="7776"/>
-            <w:tcMar>
-              <w:top w:w="80" w:type="dxa"/>
-              <w:bottom w:w="80" w:type="dxa"/>
-              <w:left w:w="100" w:type="dxa"/>
-              <w:right w:w="100" w:type="dxa"/>
-            </w:tcMar>
-          </w:tcPr>
-          <w:p>
-            <w:pPr>
-              <w:spacing w:after="80"/>
-            </w:pPr>
-            <w:r>
-              <w:rPr>
-                <w:b/>
-                <w:sz w:val="20"/>
-              </w:rPr>
-              <w:t>What can we define using xs: complexType in XML Schema?</w:t>
-            </w:r>
-          </w:p>
-          <w:p>
-            <w:pPr>
-              <w:spacing w:before="20" w:after="20"/>
-              <w:ind w:left="288"/>
-            </w:pPr>
-            <w:r>
-              <w:rPr>
-                <w:b/>
-                <w:color w:val="10B981"/>
-                <w:sz w:val="18"/>
-              </w:rPr>
-              <w:t>[x] Elements with other child elements</w:t>
-            </w:r>
-          </w:p>
-          <w:p>
-            <w:pPr>
-              <w:spacing w:before="20" w:after="20"/>
-              <w:ind w:left="288"/>
-            </w:pPr>
-            <w:r>
-              <w:rPr>
-                <w:color w:val="475569"/>
-                <w:sz w:val="18"/>
-              </w:rPr>
-              <w:t>[ ] Restrictions on element values</w:t>
-            </w:r>
-          </w:p>
-          <w:p>
-            <w:pPr>
-              <w:spacing w:before="20" w:after="20"/>
-              <w:ind w:left="288"/>
-            </w:pPr>
-            <w:r>
-              <w:rPr>
-                <w:b/>
-                <w:color w:val="10B981"/>
-                <w:sz w:val="18"/>
-              </w:rPr>
-              <w:t>[x] Custom data type based on existing complex data type</w:t>
-            </w:r>
-          </w:p>
-          <w:p>
-            <w:pPr>
-              <w:spacing w:before="20" w:after="20"/>
-              <w:ind w:left="288"/>
-            </w:pPr>
-            <w:r>
-              <w:rPr>
-                <w:b/>
-                <w:color w:val="10B981"/>
-                <w:sz w:val="18"/>
-              </w:rPr>
-              <w:t>[x] Elements with attributes</w:t>
-            </w:r>
-          </w:p>
-        </w:tc>
-      </w:tr>
-      <w:tr>
-        <w:tc>
-          <w:tcPr>
-            <w:tcW w:type="dxa" w:w="1152"/>
-            <w:tcMar>
-              <w:top w:w="80" w:type="dxa"/>
-              <w:bottom w:w="80" w:type="dxa"/>
-              <w:left w:w="100" w:type="dxa"/>
-              <w:right w:w="100" w:type="dxa"/>
-            </w:tcMar>
-          </w:tcPr>
-          <w:p>
-            <w:pPr>
-              <w:spacing w:before="120"/>
-              <w:jc w:val="center"/>
-            </w:pPr>
-            <w:r>
-              <w:rPr>
-                <w:color w:val="94A3B8"/>
-                <w:sz w:val="22"/>
-              </w:rPr>
-              <w:t>[   ]</w:t>
-            </w:r>
-          </w:p>
-        </w:tc>
-        <w:tc>
-          <w:tcPr>
-            <w:tcW w:type="dxa" w:w="1152"/>
-            <w:tcMar>
-              <w:top w:w="80" w:type="dxa"/>
-              <w:bottom w:w="80" w:type="dxa"/>
-              <w:left w:w="100" w:type="dxa"/>
-              <w:right w:w="100" w:type="dxa"/>
-            </w:tcMar>
-          </w:tcPr>
-          <w:p>
-            <w:pPr>
-              <w:spacing w:before="120"/>
-              <w:jc w:val="center"/>
-            </w:pPr>
-            <w:r>
-              <w:rPr>
-                <w:color w:val="94A3B8"/>
-                <w:sz w:val="22"/>
-              </w:rPr>
-              <w:t>[   ]</w:t>
-            </w:r>
-          </w:p>
-        </w:tc>
-        <w:tc>
-          <w:tcPr>
-            <w:tcW w:type="dxa" w:w="7776"/>
-            <w:tcMar>
-              <w:top w:w="80" w:type="dxa"/>
-              <w:bottom w:w="80" w:type="dxa"/>
-              <w:left w:w="100" w:type="dxa"/>
-              <w:right w:w="100" w:type="dxa"/>
-            </w:tcMar>
-          </w:tcPr>
-          <w:p>
-            <w:pPr>
-              <w:spacing w:after="80"/>
-            </w:pPr>
-            <w:r>
-              <w:rPr>
-                <w:b/>
-                <w:sz w:val="20"/>
-              </w:rPr>
-              <w:t>Which of the following elements are used to define elements and attributes in an XML Schema?</w:t>
-            </w:r>
-          </w:p>
-          <w:p>
-            <w:pPr>
-              <w:spacing w:before="20" w:after="20"/>
-              <w:ind w:left="288"/>
-            </w:pPr>
-            <w:r>
-              <w:rPr>
-                <w:b/>
-                <w:color w:val="10B981"/>
-                <w:sz w:val="18"/>
-              </w:rPr>
-              <w:t>[x] xs:complexType</w:t>
-            </w:r>
-          </w:p>
-          <w:p>
-            <w:pPr>
-              <w:spacing w:before="20" w:after="20"/>
-              <w:ind w:left="288"/>
-            </w:pPr>
-            <w:r>
-              <w:rPr>
-                <w:b/>
-                <w:color w:val="10B981"/>
-                <w:sz w:val="18"/>
-              </w:rPr>
-              <w:t>[x] xs:attribute</w:t>
-            </w:r>
-          </w:p>
-          <w:p>
-            <w:pPr>
-              <w:spacing w:before="20" w:after="20"/>
-              <w:ind w:left="288"/>
-            </w:pPr>
-            <w:r>
-              <w:rPr>
-                <w:b/>
-                <w:color w:val="10B981"/>
-                <w:sz w:val="18"/>
-              </w:rPr>
-              <w:t>[x] xs:simpleType</w:t>
-            </w:r>
-          </w:p>
-          <w:p>
-            <w:pPr>
-              <w:spacing w:before="20" w:after="20"/>
-              <w:ind w:left="288"/>
-            </w:pPr>
-            <w:r>
-              <w:rPr>
-                <w:b/>
-                <w:color w:val="10B981"/>
-                <w:sz w:val="18"/>
-              </w:rPr>
-              <w:t>[x] xs:element</w:t>
             </w:r>
           </w:p>
         </w:tc>
@@ -10560,20 +10191,7 @@
                 <w:b/>
                 <w:sz w:val="20"/>
               </w:rPr>
-              <w:t>A document node in XPath that indicates a tag selection independent of the hierarchy (anywhere in the document) is?</w:t>
-            </w:r>
-          </w:p>
-          <w:p>
-            <w:pPr>
-              <w:spacing w:before="20" w:after="20"/>
-              <w:ind w:left="288"/>
-            </w:pPr>
-            <w:r>
-              <w:rPr>
-                <w:color w:val="475569"/>
-                <w:sz w:val="18"/>
-              </w:rPr>
-              <w:t>[ ] /</w:t>
+              <w:t>Absolute XPath vs. Relative XPath</w:t>
             </w:r>
           </w:p>
           <w:p>
@@ -10587,33 +10205,7 @@
                 <w:color w:val="10B981"/>
                 <w:sz w:val="18"/>
               </w:rPr>
-              <w:t>[x] //</w:t>
-            </w:r>
-          </w:p>
-          <w:p>
-            <w:pPr>
-              <w:spacing w:before="20" w:after="20"/>
-              <w:ind w:left="288"/>
-            </w:pPr>
-            <w:r>
-              <w:rPr>
-                <w:color w:val="475569"/>
-                <w:sz w:val="18"/>
-              </w:rPr>
-              <w:t>[ ] .</w:t>
-            </w:r>
-          </w:p>
-          <w:p>
-            <w:pPr>
-              <w:spacing w:before="20" w:after="20"/>
-              <w:ind w:left="288"/>
-            </w:pPr>
-            <w:r>
-              <w:rPr>
-                <w:color w:val="475569"/>
-                <w:sz w:val="18"/>
-              </w:rPr>
-              <w:t>[ ] *</w:t>
+              <w:t>[x] Absolute uses / while relative uses .</w:t>
             </w:r>
           </w:p>
         </w:tc>
@@ -10686,6 +10278,132 @@
                 <w:b/>
                 <w:sz w:val="20"/>
               </w:rPr>
+              <w:t>A document node in XPath that indicates a tag selection independent of the hierarchy</w:t>
+            </w:r>
+          </w:p>
+          <w:p>
+            <w:pPr>
+              <w:spacing w:before="20" w:after="20"/>
+              <w:ind w:left="288"/>
+            </w:pPr>
+            <w:r>
+              <w:rPr>
+                <w:color w:val="475569"/>
+                <w:sz w:val="18"/>
+              </w:rPr>
+              <w:t>[ ] /</w:t>
+            </w:r>
+          </w:p>
+          <w:p>
+            <w:pPr>
+              <w:spacing w:before="20" w:after="20"/>
+              <w:ind w:left="288"/>
+            </w:pPr>
+            <w:r>
+              <w:rPr>
+                <w:b/>
+                <w:color w:val="10B981"/>
+                <w:sz w:val="18"/>
+              </w:rPr>
+              <w:t>[x] //</w:t>
+            </w:r>
+          </w:p>
+          <w:p>
+            <w:pPr>
+              <w:spacing w:before="20" w:after="20"/>
+              <w:ind w:left="288"/>
+            </w:pPr>
+            <w:r>
+              <w:rPr>
+                <w:color w:val="475569"/>
+                <w:sz w:val="18"/>
+              </w:rPr>
+              <w:t>[ ] .</w:t>
+            </w:r>
+          </w:p>
+          <w:p>
+            <w:pPr>
+              <w:spacing w:before="20" w:after="20"/>
+              <w:ind w:left="288"/>
+            </w:pPr>
+            <w:r>
+              <w:rPr>
+                <w:color w:val="475569"/>
+                <w:sz w:val="18"/>
+              </w:rPr>
+              <w:t>[ ] *</w:t>
+            </w:r>
+          </w:p>
+        </w:tc>
+      </w:tr>
+      <w:tr>
+        <w:tc>
+          <w:tcPr>
+            <w:tcW w:type="dxa" w:w="1152"/>
+            <w:tcMar>
+              <w:top w:w="80" w:type="dxa"/>
+              <w:bottom w:w="80" w:type="dxa"/>
+              <w:left w:w="100" w:type="dxa"/>
+              <w:right w:w="100" w:type="dxa"/>
+            </w:tcMar>
+          </w:tcPr>
+          <w:p>
+            <w:pPr>
+              <w:spacing w:before="120"/>
+              <w:jc w:val="center"/>
+            </w:pPr>
+            <w:r>
+              <w:rPr>
+                <w:color w:val="94A3B8"/>
+                <w:sz w:val="22"/>
+              </w:rPr>
+              <w:t>[   ]</w:t>
+            </w:r>
+          </w:p>
+        </w:tc>
+        <w:tc>
+          <w:tcPr>
+            <w:tcW w:type="dxa" w:w="1152"/>
+            <w:tcMar>
+              <w:top w:w="80" w:type="dxa"/>
+              <w:bottom w:w="80" w:type="dxa"/>
+              <w:left w:w="100" w:type="dxa"/>
+              <w:right w:w="100" w:type="dxa"/>
+            </w:tcMar>
+          </w:tcPr>
+          <w:p>
+            <w:pPr>
+              <w:spacing w:before="120"/>
+              <w:jc w:val="center"/>
+            </w:pPr>
+            <w:r>
+              <w:rPr>
+                <w:color w:val="94A3B8"/>
+                <w:sz w:val="22"/>
+              </w:rPr>
+              <w:t>[   ]</w:t>
+            </w:r>
+          </w:p>
+        </w:tc>
+        <w:tc>
+          <w:tcPr>
+            <w:tcW w:type="dxa" w:w="7776"/>
+            <w:tcMar>
+              <w:top w:w="80" w:type="dxa"/>
+              <w:bottom w:w="80" w:type="dxa"/>
+              <w:left w:w="100" w:type="dxa"/>
+              <w:right w:w="100" w:type="dxa"/>
+            </w:tcMar>
+          </w:tcPr>
+          <w:p>
+            <w:pPr>
+              <w:spacing w:after="80"/>
+            </w:pPr>
+            <w:r>
+              <w:rPr>
+                <w:b/>
+                <w:sz w:val="20"/>
+              </w:rPr>
               <w:t>What is XQuery?</w:t>
             </w:r>
           </w:p>
@@ -10696,24 +10414,23 @@
             </w:pPr>
             <w:r>
               <w:rPr>
+                <w:color w:val="475569"/>
+                <w:sz w:val="18"/>
+              </w:rPr>
+              <w:t>[ ] XML data manipulation and transformation language</w:t>
+            </w:r>
+          </w:p>
+          <w:p>
+            <w:pPr>
+              <w:spacing w:before="20" w:after="20"/>
+              <w:ind w:left="288"/>
+            </w:pPr>
+            <w:r>
+              <w:rPr>
                 <w:b/>
                 <w:color w:val="10B981"/>
                 <w:sz w:val="18"/>
               </w:rPr>
-              <w:t>[x] XML data manipulation and transformation language</w:t>
-            </w:r>
-          </w:p>
-          <w:p>
-            <w:pPr>
-              <w:spacing w:before="20" w:after="20"/>
-              <w:ind w:left="288"/>
-            </w:pPr>
-            <w:r>
-              <w:rPr>
-                <w:b/>
-                <w:color w:val="10B981"/>
-                <w:sz w:val="18"/>
-              </w:rPr>
               <w:t>[x] Language for querying XML data</w:t>
             </w:r>
           </w:p>
@@ -10741,19 +10458,6 @@
                 <w:sz w:val="18"/>
               </w:rPr>
               <w:t>[ ] XSLT transformation visual design tool</w:t>
-            </w:r>
-          </w:p>
-          <w:p>
-            <w:pPr>
-              <w:spacing w:before="20" w:after="20"/>
-              <w:ind w:left="288"/>
-            </w:pPr>
-            <w:r>
-              <w:rPr>
-                <w:color w:val="475569"/>
-                <w:sz w:val="18"/>
-              </w:rPr>
-              <w:t>[ ] Cannot use data type in JSON</w:t>
             </w:r>
           </w:p>
         </w:tc>
@@ -10934,7 +10638,7 @@
                 <w:b/>
                 <w:sz w:val="20"/>
               </w:rPr>
-              <w:t>Which languages is used for addressing nodes in XSLT, among other things?</w:t>
+              <w:t>Which languages are used for addressing nodes in XSLT, among other things?</w:t>
             </w:r>
           </w:p>
           <w:p>
@@ -10988,6 +10692,20 @@
                 <w:sz w:val="18"/>
               </w:rPr>
               <w:t>[ ] XLink</w:t>
+            </w:r>
+          </w:p>
+          <w:p>
+            <w:pPr>
+              <w:spacing w:before="20" w:after="20"/>
+              <w:ind w:left="288"/>
+            </w:pPr>
+            <w:r>
+              <w:rPr>
+                <w:b/>
+                <w:color w:val="10B981"/>
+                <w:sz w:val="18"/>
+              </w:rPr>
+              <w:t>[x] Xpath</w:t>
             </w:r>
           </w:p>
         </w:tc>
@@ -11118,6 +10836,62 @@
               <w:t>[ ] d.JSON</w:t>
             </w:r>
           </w:p>
+          <w:p>
+            <w:pPr>
+              <w:spacing w:before="20" w:after="20"/>
+              <w:ind w:left="288"/>
+            </w:pPr>
+            <w:r>
+              <w:rPr>
+                <w:b/>
+                <w:color w:val="10B981"/>
+                <w:sz w:val="18"/>
+              </w:rPr>
+              <w:t>[x] XML</w:t>
+            </w:r>
+          </w:p>
+          <w:p>
+            <w:pPr>
+              <w:spacing w:before="20" w:after="20"/>
+              <w:ind w:left="288"/>
+            </w:pPr>
+            <w:r>
+              <w:rPr>
+                <w:b/>
+                <w:color w:val="10B981"/>
+                <w:sz w:val="18"/>
+              </w:rPr>
+              <w:t>[x] CSS</w:t>
+            </w:r>
+          </w:p>
+          <w:p>
+            <w:pPr>
+              <w:spacing w:before="20" w:after="20"/>
+              <w:ind w:left="288"/>
+            </w:pPr>
+            <w:r>
+              <w:rPr>
+                <w:b/>
+                <w:color w:val="10B981"/>
+                <w:sz w:val="18"/>
+              </w:rPr>
+              <w:t>[x] HTML</w:t>
+            </w:r>
+          </w:p>
+          <w:p>
+            <w:pPr>
+              <w:spacing w:before="20" w:after="20"/>
+              <w:ind w:left="288"/>
+            </w:pPr>
+            <w:r>
+              <w:rPr>
+                <w:b/>
+                <w:color w:val="10B981"/>
+                <w:sz w:val="18"/>
+              </w:rPr>
+              <w:t>[x] JSON (questionable)</w:t>
+            </w:r>
+          </w:p>
         </w:tc>
       </w:tr>
       <w:tr>
@@ -11316,20 +11090,7 @@
                 <w:b/>
                 <w:sz w:val="20"/>
               </w:rPr>
-              <w:t>How is sorting done in XSLT?</w:t>
-            </w:r>
-          </w:p>
-          <w:p>
-            <w:pPr>
-              <w:spacing w:before="20" w:after="20"/>
-              <w:ind w:left="288"/>
-            </w:pPr>
-            <w:r>
-              <w:rPr>
-                <w:color w:val="475569"/>
-                <w:sz w:val="18"/>
-              </w:rPr>
-              <w:t>[ ] Using the xsl: select function and the"sort" parameter</w:t>
+              <w:t>What are the goals of XSLT design patterns?</w:t>
             </w:r>
           </w:p>
           <w:p>
@@ -11343,33 +11104,7 @@
                 <w:color w:val="10B981"/>
                 <w:sz w:val="18"/>
               </w:rPr>
-              <w:t>[x] Using the xsl: sort function and the "select"parameter</w:t>
-            </w:r>
-          </w:p>
-          <w:p>
-            <w:pPr>
-              <w:spacing w:before="20" w:after="20"/>
-              <w:ind w:left="288"/>
-            </w:pPr>
-            <w:r>
-              <w:rPr>
-                <w:color w:val="475569"/>
-                <w:sz w:val="18"/>
-              </w:rPr>
-              <w:t>[ ] Sort by alphabetical order</w:t>
-            </w:r>
-          </w:p>
-          <w:p>
-            <w:pPr>
-              <w:spacing w:before="20" w:after="20"/>
-              <w:ind w:left="288"/>
-            </w:pPr>
-            <w:r>
-              <w:rPr>
-                <w:color w:val="475569"/>
-                <w:sz w:val="18"/>
-              </w:rPr>
-              <w:t>[ ] They are sorted by how they are written in the code</w:t>
+              <w:t>[x] Creating a consisent and maintainable structure for XML transformations</w:t>
             </w:r>
           </w:p>
         </w:tc>
@@ -11442,33 +11177,7 @@
                 <w:b/>
                 <w:sz w:val="20"/>
               </w:rPr>
-              <w:t>What is XSLT?</w:t>
-            </w:r>
-          </w:p>
-          <w:p>
-            <w:pPr>
-              <w:spacing w:before="20" w:after="20"/>
-              <w:ind w:left="288"/>
-            </w:pPr>
-            <w:r>
-              <w:rPr>
-                <w:color w:val="475569"/>
-                <w:sz w:val="18"/>
-              </w:rPr>
-              <w:t>[ ] XML Stylesheet Language Transformations</w:t>
-            </w:r>
-          </w:p>
-          <w:p>
-            <w:pPr>
-              <w:spacing w:before="20" w:after="20"/>
-              <w:ind w:left="288"/>
-            </w:pPr>
-            <w:r>
-              <w:rPr>
-                <w:color w:val="475569"/>
-                <w:sz w:val="18"/>
-              </w:rPr>
-              <w:t>[ ] XML Schema Language Technology</w:t>
+              <w:t>What does XSLT do?</w:t>
             </w:r>
           </w:p>
           <w:p>
@@ -11482,20 +11191,7 @@
                 <w:color w:val="10B981"/>
                 <w:sz w:val="18"/>
               </w:rPr>
-              <w:t>[x] Extensible Stylesheet Language Transformations</w:t>
-            </w:r>
-          </w:p>
-          <w:p>
-            <w:pPr>
-              <w:spacing w:before="20" w:after="20"/>
-              <w:ind w:left="288"/>
-            </w:pPr>
-            <w:r>
-              <w:rPr>
-                <w:color w:val="475569"/>
-                <w:sz w:val="18"/>
-              </w:rPr>
-              <w:t>[ ] Extensible Stylesheet Library Technology</w:t>
+              <w:t>[x] It transforms XML into other formats like HTML, CSS, PDF and others</w:t>
             </w:r>
           </w:p>
         </w:tc>
@@ -11568,7 +11264,7 @@
                 <w:b/>
                 <w:sz w:val="20"/>
               </w:rPr>
-              <w:t>What is XSLT for?</w:t>
+              <w:t>How is sorting done in XSLT?</w:t>
             </w:r>
           </w:p>
           <w:p>
@@ -11581,7 +11277,7 @@
                 <w:color w:val="475569"/>
                 <w:sz w:val="18"/>
               </w:rPr>
-              <w:t>[ ] Validation of XML document structure and data types</w:t>
+              <w:t>[ ] Using the xsl: select function and the"sort" parameter</w:t>
             </w:r>
           </w:p>
           <w:p>
@@ -11595,35 +11291,33 @@
                 <w:color w:val="10B981"/>
                 <w:sz w:val="18"/>
               </w:rPr>
-              <w:t>[x] Extract data from XML document</w:t>
-            </w:r>
-          </w:p>
-          <w:p>
-            <w:pPr>
-              <w:spacing w:before="20" w:after="20"/>
-              <w:ind w:left="288"/>
-            </w:pPr>
-            <w:r>
-              <w:rPr>
-                <w:b/>
-                <w:color w:val="10B981"/>
-                <w:sz w:val="18"/>
-              </w:rPr>
-              <w:t>[x] Convert an XML document to another format</w:t>
-            </w:r>
-          </w:p>
-          <w:p>
-            <w:pPr>
-              <w:spacing w:before="20" w:after="20"/>
-              <w:ind w:left="288"/>
-            </w:pPr>
-            <w:r>
-              <w:rPr>
-                <w:b/>
-                <w:color w:val="10B981"/>
-                <w:sz w:val="18"/>
-              </w:rPr>
-              <w:t>[x] Handling and filtering data in an XML document</w:t>
+              <w:t>[x] Using the xsl: sort function and the "select"parameter</w:t>
+            </w:r>
+          </w:p>
+          <w:p>
+            <w:pPr>
+              <w:spacing w:before="20" w:after="20"/>
+              <w:ind w:left="288"/>
+            </w:pPr>
+            <w:r>
+              <w:rPr>
+                <w:color w:val="475569"/>
+                <w:sz w:val="18"/>
+              </w:rPr>
+              <w:t>[ ] Sort by alphabetical order</w:t>
+            </w:r>
+          </w:p>
+          <w:p>
+            <w:pPr>
+              <w:spacing w:before="20" w:after="20"/>
+              <w:ind w:left="288"/>
+            </w:pPr>
+            <w:r>
+              <w:rPr>
+                <w:color w:val="475569"/>
+                <w:sz w:val="18"/>
+              </w:rPr>
+              <w:t>[ ] They are sorted by how they are written in the code</w:t>
             </w:r>
           </w:p>
         </w:tc>
@@ -11933,7 +11627,7 @@
                 <w:b/>
                 <w:sz w:val="20"/>
               </w:rPr>
-              <w:t>Which keywords is used to limit the length of a string in JSON schema?</w:t>
+              <w:t>Which keywords are used to limit the length of a string in JSON schema?</w:t>
             </w:r>
           </w:p>
           <w:p>
@@ -12143,6 +11837,20 @@
               <w:t>[x] Validating JSON data</w:t>
             </w:r>
           </w:p>
+          <w:p>
+            <w:pPr>
+              <w:spacing w:before="20" w:after="20"/>
+              <w:ind w:left="288"/>
+            </w:pPr>
+            <w:r>
+              <w:rPr>
+                <w:b/>
+                <w:color w:val="10B981"/>
+                <w:sz w:val="18"/>
+              </w:rPr>
+              <w:t>[x] Describing the structure of JSON dat</w:t>
+            </w:r>
+          </w:p>
         </w:tc>
       </w:tr>
       <w:tr>
@@ -12282,7 +11990,7 @@
                 <w:color w:val="10B981"/>
                 <w:sz w:val="18"/>
               </w:rPr>
-              <w:t>[x] XML and JSON can be used to configure applications</w:t>
+              <w:t>[x] XML and JSON can be used for application configuration</w:t>
             </w:r>
           </w:p>
           <w:p>
@@ -12296,7 +12004,7 @@
                 <w:color w:val="10B981"/>
                 <w:sz w:val="18"/>
               </w:rPr>
-              <w:t>[x] XML and JSON can be used to serialize objects</w:t>
+              <w:t>[x] XML and JSON can be used for serializing objects</w:t>
             </w:r>
           </w:p>
           <w:p>
@@ -12310,20 +12018,7 @@
                 <w:color w:val="10B981"/>
                 <w:sz w:val="18"/>
               </w:rPr>
-              <w:t>[x] XML and JSON are formats for storing and transferring data</w:t>
-            </w:r>
-          </w:p>
-          <w:p>
-            <w:pPr>
-              <w:spacing w:before="20" w:after="20"/>
-              <w:ind w:left="288"/>
-            </w:pPr>
-            <w:r>
-              <w:rPr>
-                <w:color w:val="475569"/>
-                <w:sz w:val="18"/>
-              </w:rPr>
-              <w:t>[ ] XML and JSON are styling languages</w:t>
+              <w:t>[x] XML and JSON are formats for storing and transmitting data</w:t>
             </w:r>
           </w:p>
         </w:tc>
@@ -12465,6 +12160,20 @@
               <w:t>[ ] null</w:t>
             </w:r>
           </w:p>
+          <w:p>
+            <w:pPr>
+              <w:spacing w:before="20" w:after="20"/>
+              <w:ind w:left="288"/>
+            </w:pPr>
+            <w:r>
+              <w:rPr>
+                <w:b/>
+                <w:color w:val="10B981"/>
+                <w:sz w:val="18"/>
+              </w:rPr>
+              <w:t>[x] date</w:t>
+            </w:r>
+          </w:p>
         </w:tc>
       </w:tr>
       <w:tr>
@@ -12592,6 +12301,62 @@
                 <w:sz w:val="18"/>
               </w:rPr>
               <w:t>[x] d.Boolean;</w:t>
+            </w:r>
+          </w:p>
+          <w:p>
+            <w:pPr>
+              <w:spacing w:before="20" w:after="20"/>
+              <w:ind w:left="288"/>
+            </w:pPr>
+            <w:r>
+              <w:rPr>
+                <w:b/>
+                <w:color w:val="10B981"/>
+                <w:sz w:val="18"/>
+              </w:rPr>
+              <w:t>[x] Null</w:t>
+            </w:r>
+          </w:p>
+          <w:p>
+            <w:pPr>
+              <w:spacing w:before="20" w:after="20"/>
+              <w:ind w:left="288"/>
+            </w:pPr>
+            <w:r>
+              <w:rPr>
+                <w:b/>
+                <w:color w:val="10B981"/>
+                <w:sz w:val="18"/>
+              </w:rPr>
+              <w:t>[x] Number</w:t>
+            </w:r>
+          </w:p>
+          <w:p>
+            <w:pPr>
+              <w:spacing w:before="20" w:after="20"/>
+              <w:ind w:left="288"/>
+            </w:pPr>
+            <w:r>
+              <w:rPr>
+                <w:b/>
+                <w:color w:val="10B981"/>
+                <w:sz w:val="18"/>
+              </w:rPr>
+              <w:t>[x] String</w:t>
+            </w:r>
+          </w:p>
+          <w:p>
+            <w:pPr>
+              <w:spacing w:before="20" w:after="20"/>
+              <w:ind w:left="288"/>
+            </w:pPr>
+            <w:r>
+              <w:rPr>
+                <w:b/>
+                <w:color w:val="10B981"/>
+                <w:sz w:val="18"/>
+              </w:rPr>
+              <w:t>[x] Boolean</w:t>
             </w:r>
           </w:p>
         </w:tc>
@@ -12670,7 +12435,7 @@
               <w:br/>
               <w:t>{}</w:t>
               <w:br/>
-              <w:t>(“”)?</w:t>
+              <w:t>("")?</w:t>
             </w:r>
           </w:p>
           <w:p>
@@ -12788,6 +12553,34 @@
               <w:t>[x] b.Array</w:t>
             </w:r>
           </w:p>
+          <w:p>
+            <w:pPr>
+              <w:spacing w:before="20" w:after="20"/>
+              <w:ind w:left="288"/>
+            </w:pPr>
+            <w:r>
+              <w:rPr>
+                <w:b/>
+                <w:color w:val="10B981"/>
+                <w:sz w:val="18"/>
+              </w:rPr>
+              <w:t>[x] Object</w:t>
+            </w:r>
+          </w:p>
+          <w:p>
+            <w:pPr>
+              <w:spacing w:before="20" w:after="20"/>
+              <w:ind w:left="288"/>
+            </w:pPr>
+            <w:r>
+              <w:rPr>
+                <w:b/>
+                <w:color w:val="10B981"/>
+                <w:sz w:val="18"/>
+              </w:rPr>
+              <w:t>[x] Array</w:t>
+            </w:r>
+          </w:p>
         </w:tc>
       </w:tr>
       <w:tr>
@@ -12984,7 +12777,7 @@
                 <w:b/>
                 <w:sz w:val="20"/>
               </w:rPr>
-              <w:t>What is the purpose of JSON schema?</w:t>
+              <w:t>Which of the following keywords can be used to define object properties in JSON Schema?</w:t>
             </w:r>
           </w:p>
           <w:p>
@@ -12997,7 +12790,20 @@
                 <w:color w:val="475569"/>
                 <w:sz w:val="18"/>
               </w:rPr>
-              <w:t>[ ] API serialization</w:t>
+              <w:t>[ ] Items</w:t>
+            </w:r>
+          </w:p>
+          <w:p>
+            <w:pPr>
+              <w:spacing w:before="20" w:after="20"/>
+              <w:ind w:left="288"/>
+            </w:pPr>
+            <w:r>
+              <w:rPr>
+                <w:color w:val="475569"/>
+                <w:sz w:val="18"/>
+              </w:rPr>
+              <w:t>[ ] Attributes</w:t>
             </w:r>
           </w:p>
           <w:p>
@@ -13011,20 +12817,7 @@
                 <w:color w:val="10B981"/>
                 <w:sz w:val="18"/>
               </w:rPr>
-              <w:t>[x] Describing the structure of JSON dat</w:t>
-            </w:r>
-          </w:p>
-          <w:p>
-            <w:pPr>
-              <w:spacing w:before="20" w:after="20"/>
-              <w:ind w:left="288"/>
-            </w:pPr>
-            <w:r>
-              <w:rPr>
-                <w:color w:val="475569"/>
-                <w:sz w:val="18"/>
-              </w:rPr>
-              <w:t>[ ] Serializing JSON data to XML</w:t>
+              <w:t>[x] Pattern properties</w:t>
             </w:r>
           </w:p>
           <w:p>
@@ -13038,7 +12831,7 @@
                 <w:color w:val="10B981"/>
                 <w:sz w:val="18"/>
               </w:rPr>
-              <w:t>[x] Validating JSON data</w:t>
+              <w:t>[x] Properties</w:t>
             </w:r>
           </w:p>
         </w:tc>
@@ -13111,7 +12904,7 @@
                 <w:b/>
                 <w:sz w:val="20"/>
               </w:rPr>
-              <w:t>Which of the following keywords can be used to define object properties in JSON Schema?</w:t>
+              <w:t>Which keyword is used to define unique values in an array within JSON schema?</w:t>
             </w:r>
           </w:p>
           <w:p>
@@ -13124,7 +12917,35 @@
                 <w:color w:val="475569"/>
                 <w:sz w:val="18"/>
               </w:rPr>
-              <w:t>[ ] Items</w:t>
+              <w:t>[ ] Distinct</w:t>
+            </w:r>
+          </w:p>
+          <w:p>
+            <w:pPr>
+              <w:spacing w:before="20" w:after="20"/>
+              <w:ind w:left="288"/>
+            </w:pPr>
+            <w:r>
+              <w:rPr>
+                <w:b/>
+                <w:color w:val="10B981"/>
+                <w:sz w:val="18"/>
+              </w:rPr>
+              <w:t>[x] Unique</w:t>
+            </w:r>
+          </w:p>
+          <w:p>
+            <w:pPr>
+              <w:spacing w:before="20" w:after="20"/>
+              <w:ind w:left="288"/>
+            </w:pPr>
+            <w:r>
+              <w:rPr>
+                <w:b/>
+                <w:color w:val="10B981"/>
+                <w:sz w:val="18"/>
+              </w:rPr>
+              <w:t>[x] uniqueItems</w:t>
             </w:r>
           </w:p>
           <w:p>
@@ -13137,35 +12958,7 @@
                 <w:color w:val="475569"/>
                 <w:sz w:val="18"/>
               </w:rPr>
-              <w:t>[ ] Attributes</w:t>
-            </w:r>
-          </w:p>
-          <w:p>
-            <w:pPr>
-              <w:spacing w:before="20" w:after="20"/>
-              <w:ind w:left="288"/>
-            </w:pPr>
-            <w:r>
-              <w:rPr>
-                <w:b/>
-                <w:color w:val="10B981"/>
-                <w:sz w:val="18"/>
-              </w:rPr>
-              <w:t>[x] Pattern properties</w:t>
-            </w:r>
-          </w:p>
-          <w:p>
-            <w:pPr>
-              <w:spacing w:before="20" w:after="20"/>
-              <w:ind w:left="288"/>
-            </w:pPr>
-            <w:r>
-              <w:rPr>
-                <w:b/>
-                <w:color w:val="10B981"/>
-                <w:sz w:val="18"/>
-              </w:rPr>
-              <w:t>[x] Properties</w:t>
+              <w:t>[ ] uniqueIndex</w:t>
             </w:r>
           </w:p>
         </w:tc>
@@ -13238,20 +13031,7 @@
                 <w:b/>
                 <w:sz w:val="20"/>
               </w:rPr>
-              <w:t>Which keyword is used to define unique values in an array within JSON schema?</w:t>
-            </w:r>
-          </w:p>
-          <w:p>
-            <w:pPr>
-              <w:spacing w:before="20" w:after="20"/>
-              <w:ind w:left="288"/>
-            </w:pPr>
-            <w:r>
-              <w:rPr>
-                <w:color w:val="475569"/>
-                <w:sz w:val="18"/>
-              </w:rPr>
-              <w:t>[ ] Distinct</w:t>
+              <w:t>Which keywords is used to minimum the value of a … in JSON schema?</w:t>
             </w:r>
           </w:p>
           <w:p>
@@ -13265,7 +13045,7 @@
                 <w:color w:val="10B981"/>
                 <w:sz w:val="18"/>
               </w:rPr>
-              <w:t>[x] Unique</w:t>
+              <w:t>[x] minLength</w:t>
             </w:r>
           </w:p>
           <w:p>
@@ -13279,20 +13059,7 @@
                 <w:color w:val="10B981"/>
                 <w:sz w:val="18"/>
               </w:rPr>
-              <w:t>[x] uniqueItems</w:t>
-            </w:r>
-          </w:p>
-          <w:p>
-            <w:pPr>
-              <w:spacing w:before="20" w:after="20"/>
-              <w:ind w:left="288"/>
-            </w:pPr>
-            <w:r>
-              <w:rPr>
-                <w:color w:val="475569"/>
-                <w:sz w:val="18"/>
-              </w:rPr>
-              <w:t>[ ] uniqueIndex</w:t>
+              <w:t>[x] maxLength</w:t>
             </w:r>
           </w:p>
         </w:tc>
@@ -13365,7 +13132,7 @@
                 <w:b/>
                 <w:sz w:val="20"/>
               </w:rPr>
-              <w:t>Which keywords is used to minimum the value of a … in JSON schema?</w:t>
+              <w:t>A JSON array looks like this?</w:t>
             </w:r>
           </w:p>
           <w:p>
@@ -13379,21 +13146,46 @@
                 <w:color w:val="10B981"/>
                 <w:sz w:val="18"/>
               </w:rPr>
-              <w:t>[x] minLength</w:t>
-            </w:r>
-          </w:p>
-          <w:p>
-            <w:pPr>
-              <w:spacing w:before="20" w:after="20"/>
-              <w:ind w:left="288"/>
-            </w:pPr>
-            <w:r>
-              <w:rPr>
-                <w:b/>
-                <w:color w:val="10B981"/>
-                <w:sz w:val="18"/>
-              </w:rPr>
-              <w:t>[x] maxLength</w:t>
+              <w:t>[x] [ "apple", "banana", "cherry" ]</w:t>
+            </w:r>
+          </w:p>
+          <w:p>
+            <w:pPr>
+              <w:spacing w:before="20" w:after="20"/>
+              <w:ind w:left="288"/>
+            </w:pPr>
+            <w:r>
+              <w:rPr>
+                <w:color w:val="475569"/>
+                <w:sz w:val="18"/>
+              </w:rPr>
+              <w:t>[ ] XSLT is used to transform XML documents into other formats, such as HTML, plain text, or PDF.</w:t>
+            </w:r>
+          </w:p>
+          <w:p>
+            <w:pPr>
+              <w:spacing w:before="20" w:after="20"/>
+              <w:ind w:left="288"/>
+            </w:pPr>
+            <w:r>
+              <w:rPr>
+                <w:color w:val="475569"/>
+                <w:sz w:val="18"/>
+              </w:rPr>
+              <w:t>[ ] Absolute XPath specifies the full path to an element from the root of the document, while</w:t>
+            </w:r>
+          </w:p>
+          <w:p>
+            <w:pPr>
+              <w:spacing w:before="20" w:after="20"/>
+              <w:ind w:left="288"/>
+            </w:pPr>
+            <w:r>
+              <w:rPr>
+                <w:color w:val="475569"/>
+                <w:sz w:val="18"/>
+              </w:rPr>
+              <w:t>[ ] relative XPath specifies the path to an element relative to the current node. For absolute XPath, the root is denoted by a single forward slash (/), while for relative XPath, the root is denoted by a period (.).</w:t>
             </w:r>
           </w:p>
         </w:tc>
@@ -13466,7 +13258,7 @@
                 <w:b/>
                 <w:sz w:val="20"/>
               </w:rPr>
-              <w:t>A JSON array looks like this?</w:t>
+              <w:t>Key word maximun number of properties in JSON Schema</w:t>
             </w:r>
           </w:p>
           <w:p>
@@ -13480,46 +13272,7 @@
                 <w:color w:val="10B981"/>
                 <w:sz w:val="18"/>
               </w:rPr>
-              <w:t>[x] [ "apple", "banana", "cherry" ]</w:t>
-            </w:r>
-          </w:p>
-          <w:p>
-            <w:pPr>
-              <w:spacing w:before="20" w:after="20"/>
-              <w:ind w:left="288"/>
-            </w:pPr>
-            <w:r>
-              <w:rPr>
-                <w:color w:val="475569"/>
-                <w:sz w:val="18"/>
-              </w:rPr>
-              <w:t>[ ] XSLT is used to transform XML documents into other formats, such as HTML, plain text, or PDF.</w:t>
-            </w:r>
-          </w:p>
-          <w:p>
-            <w:pPr>
-              <w:spacing w:before="20" w:after="20"/>
-              <w:ind w:left="288"/>
-            </w:pPr>
-            <w:r>
-              <w:rPr>
-                <w:color w:val="475569"/>
-                <w:sz w:val="18"/>
-              </w:rPr>
-              <w:t>[ ] Absolute XPath specifies the full path to an element from the root of the document, while</w:t>
-            </w:r>
-          </w:p>
-          <w:p>
-            <w:pPr>
-              <w:spacing w:before="20" w:after="20"/>
-              <w:ind w:left="288"/>
-            </w:pPr>
-            <w:r>
-              <w:rPr>
-                <w:color w:val="475569"/>
-                <w:sz w:val="18"/>
-              </w:rPr>
-              <w:t>[ ] relative XPath specifies the path to an element relative to the current node. For absolute XPath, the root is denoted by a single forward slash (/), while for relative XPath, the root is denoted by a period (.).</w:t>
+              <w:t>[x] MaxProperties</w:t>
             </w:r>
           </w:p>
         </w:tc>
@@ -13592,20 +13345,7 @@
                 <w:b/>
                 <w:sz w:val="20"/>
               </w:rPr>
-              <w:t>Empty object in JSON</w:t>
-            </w:r>
-          </w:p>
-          <w:p>
-            <w:pPr>
-              <w:spacing w:before="20" w:after="20"/>
-              <w:ind w:left="288"/>
-            </w:pPr>
-            <w:r>
-              <w:rPr>
-                <w:color w:val="475569"/>
-                <w:sz w:val="18"/>
-              </w:rPr>
-              <w:t>[ ] []</w:t>
+              <w:t>Defining object properties in Json schema</w:t>
             </w:r>
           </w:p>
           <w:p>
@@ -13619,33 +13359,21 @@
                 <w:color w:val="10B981"/>
                 <w:sz w:val="18"/>
               </w:rPr>
-              <w:t>[x] {}</w:t>
-            </w:r>
-          </w:p>
-          <w:p>
-            <w:pPr>
-              <w:spacing w:before="20" w:after="20"/>
-              <w:ind w:left="288"/>
-            </w:pPr>
-            <w:r>
-              <w:rPr>
-                <w:color w:val="475569"/>
-                <w:sz w:val="18"/>
-              </w:rPr>
-              <w:t>[ ] ()</w:t>
-            </w:r>
-          </w:p>
-          <w:p>
-            <w:pPr>
-              <w:spacing w:before="20" w:after="20"/>
-              <w:ind w:left="288"/>
-            </w:pPr>
-            <w:r>
-              <w:rPr>
-                <w:color w:val="475569"/>
-                <w:sz w:val="18"/>
-              </w:rPr>
-              <w:t>[ ] &lt;&gt;</w:t>
+              <w:t>[x] properties</w:t>
+            </w:r>
+          </w:p>
+          <w:p>
+            <w:pPr>
+              <w:spacing w:before="20" w:after="20"/>
+              <w:ind w:left="288"/>
+            </w:pPr>
+            <w:r>
+              <w:rPr>
+                <w:b/>
+                <w:color w:val="10B981"/>
+                <w:sz w:val="18"/>
+              </w:rPr>
+              <w:t>[x] pattern properties</w:t>
             </w:r>
           </w:p>
         </w:tc>
@@ -13718,7 +13446,20 @@
                 <w:b/>
                 <w:sz w:val="20"/>
               </w:rPr>
-              <w:t>Which keyword is used to restrict the maximum number of properties in a JSON Schema?</w:t>
+              <w:t>Empty object in JSON</w:t>
+            </w:r>
+          </w:p>
+          <w:p>
+            <w:pPr>
+              <w:spacing w:before="20" w:after="20"/>
+              <w:ind w:left="288"/>
+            </w:pPr>
+            <w:r>
+              <w:rPr>
+                <w:color w:val="475569"/>
+                <w:sz w:val="18"/>
+              </w:rPr>
+              <w:t>[ ] []</w:t>
             </w:r>
           </w:p>
           <w:p>
@@ -13732,7 +13473,7 @@
                 <w:color w:val="10B981"/>
                 <w:sz w:val="18"/>
               </w:rPr>
-              <w:t>[x] maxProperties</w:t>
+              <w:t>[x] {}</w:t>
             </w:r>
           </w:p>
           <w:p>
@@ -13745,7 +13486,7 @@
                 <w:color w:val="475569"/>
                 <w:sz w:val="18"/>
               </w:rPr>
-              <w:t>[ ] maxItems</w:t>
+              <w:t>[ ] ()</w:t>
             </w:r>
           </w:p>
           <w:p>
@@ -13758,20 +13499,7 @@
                 <w:color w:val="475569"/>
                 <w:sz w:val="18"/>
               </w:rPr>
-              <w:t>[ ] maximum</w:t>
-            </w:r>
-          </w:p>
-          <w:p>
-            <w:pPr>
-              <w:spacing w:before="20" w:after="20"/>
-              <w:ind w:left="288"/>
-            </w:pPr>
-            <w:r>
-              <w:rPr>
-                <w:color w:val="475569"/>
-                <w:sz w:val="18"/>
-              </w:rPr>
-              <w:t>[ ] maxLength</w:t>
+              <w:t>[ ] &lt;&gt;</w:t>
             </w:r>
           </w:p>
         </w:tc>
@@ -13854,10 +13582,11 @@
             </w:pPr>
             <w:r>
               <w:rPr>
-                <w:color w:val="475569"/>
-                <w:sz w:val="18"/>
-              </w:rPr>
-              <w:t>[ ] min_lenght</w:t>
+                <w:b/>
+                <w:color w:val="10B981"/>
+                <w:sz w:val="18"/>
+              </w:rPr>
+              <w:t>[x] min_lenght</w:t>
             </w:r>
           </w:p>
           <w:p>
@@ -14020,10 +13749,11 @@
             </w:pPr>
             <w:r>
               <w:rPr>
-                <w:color w:val="475569"/>
-                <w:sz w:val="18"/>
-              </w:rPr>
-              <w:t>[ ] minLenght</w:t>
+                <w:b/>
+                <w:color w:val="10B981"/>
+                <w:sz w:val="18"/>
+              </w:rPr>
+              <w:t>[x] minLenght</w:t>
             </w:r>
           </w:p>
         </w:tc>
@@ -14096,7 +13826,33 @@
                 <w:b/>
                 <w:sz w:val="20"/>
               </w:rPr>
-              <w:t>What is JSON?</w:t>
+              <w:t>Cannot use data type in JSON?</w:t>
+            </w:r>
+          </w:p>
+          <w:p>
+            <w:pPr>
+              <w:spacing w:before="20" w:after="20"/>
+              <w:ind w:left="288"/>
+            </w:pPr>
+            <w:r>
+              <w:rPr>
+                <w:color w:val="475569"/>
+                <w:sz w:val="18"/>
+              </w:rPr>
+              <w:t>[ ] string</w:t>
+            </w:r>
+          </w:p>
+          <w:p>
+            <w:pPr>
+              <w:spacing w:before="20" w:after="20"/>
+              <w:ind w:left="288"/>
+            </w:pPr>
+            <w:r>
+              <w:rPr>
+                <w:color w:val="475569"/>
+                <w:sz w:val="18"/>
+              </w:rPr>
+              <w:t>[ ] null</w:t>
             </w:r>
           </w:p>
           <w:p>
@@ -14110,7 +13866,7 @@
                 <w:color w:val="10B981"/>
                 <w:sz w:val="18"/>
               </w:rPr>
-              <w:t>[x] it is a format for data exchange</w:t>
+              <w:t>[x] date</w:t>
             </w:r>
           </w:p>
           <w:p>
@@ -14123,35 +13879,20 @@
                 <w:color w:val="475569"/>
                 <w:sz w:val="18"/>
               </w:rPr>
-              <w:t>[ ] created as a replacement for HTML</w:t>
-            </w:r>
-          </w:p>
-          <w:p>
-            <w:pPr>
-              <w:spacing w:before="20" w:after="20"/>
-              <w:ind w:left="288"/>
-            </w:pPr>
-            <w:r>
-              <w:rPr>
-                <w:b/>
-                <w:color w:val="10B981"/>
-                <w:sz w:val="18"/>
-              </w:rPr>
-              <w:t>[x] it can be used in various programming languages</w:t>
-            </w:r>
-          </w:p>
-          <w:p>
-            <w:pPr>
-              <w:spacing w:before="20" w:after="20"/>
-              <w:ind w:left="288"/>
-            </w:pPr>
-            <w:r>
-              <w:rPr>
-                <w:b/>
-                <w:color w:val="10B981"/>
-                <w:sz w:val="18"/>
-              </w:rPr>
-              <w:t>[x] he is independent</w:t>
+              <w:t>[ ] boolean</w:t>
+            </w:r>
+          </w:p>
+          <w:p>
+            <w:pPr>
+              <w:spacing w:before="20" w:after="20"/>
+              <w:ind w:left="288"/>
+            </w:pPr>
+            <w:r>
+              <w:rPr>
+                <w:color w:val="475569"/>
+                <w:sz w:val="18"/>
+              </w:rPr>
+              <w:t>[ ] float</w:t>
             </w:r>
           </w:p>
         </w:tc>
@@ -14374,10 +14115,11 @@
             </w:pPr>
             <w:r>
               <w:rPr>
-                <w:color w:val="475569"/>
-                <w:sz w:val="18"/>
-              </w:rPr>
-              <w:t>[ ] {}</w:t>
+                <w:b/>
+                <w:color w:val="10B981"/>
+                <w:sz w:val="18"/>
+              </w:rPr>
+              <w:t>[x] {}</w:t>
             </w:r>
           </w:p>
           <w:p>
@@ -14463,20 +14205,7 @@
                 <w:b/>
                 <w:sz w:val="20"/>
               </w:rPr>
-              <w:t>Which of the following types can be used in a JSON schema?</w:t>
-            </w:r>
-          </w:p>
-          <w:p>
-            <w:pPr>
-              <w:spacing w:before="20" w:after="20"/>
-              <w:ind w:left="288"/>
-            </w:pPr>
-            <w:r>
-              <w:rPr>
-                <w:color w:val="475569"/>
-                <w:sz w:val="18"/>
-              </w:rPr>
-              <w:t>[ ] function</w:t>
+              <w:t>Which of the following types can be used in a JSON schema? function?</w:t>
             </w:r>
           </w:p>
           <w:p>
@@ -14671,11 +14400,10 @@
             </w:pPr>
             <w:r>
               <w:rPr>
-                <w:b/>
-                <w:color w:val="10B981"/>
-                <w:sz w:val="18"/>
-              </w:rPr>
-              <w:t>[x] field</w:t>
+                <w:color w:val="475569"/>
+                <w:sz w:val="18"/>
+              </w:rPr>
+              <w:t>[ ] field</w:t>
             </w:r>
           </w:p>
           <w:p>
@@ -15054,6 +14782,20 @@
               <w:t>[ ] HTTP is a protocol for transferring data to a database.</w:t>
             </w:r>
           </w:p>
+          <w:p>
+            <w:pPr>
+              <w:spacing w:before="20" w:after="20"/>
+              <w:ind w:left="288"/>
+            </w:pPr>
+            <w:r>
+              <w:rPr>
+                <w:b/>
+                <w:color w:val="10B981"/>
+                <w:sz w:val="18"/>
+              </w:rPr>
+              <w:t>[x] HTTP is a protocol for transferring data between a client and a server</w:t>
+            </w:r>
+          </w:p>
         </w:tc>
       </w:tr>
       <w:tr>
@@ -15182,6 +14924,62 @@
               <w:t>[ ] d.Statelessness</w:t>
             </w:r>
           </w:p>
+          <w:p>
+            <w:pPr>
+              <w:spacing w:before="20" w:after="20"/>
+              <w:ind w:left="288"/>
+            </w:pPr>
+            <w:r>
+              <w:rPr>
+                <w:b/>
+                <w:color w:val="10B981"/>
+                <w:sz w:val="18"/>
+              </w:rPr>
+              <w:t>[x] Cachability</w:t>
+            </w:r>
+          </w:p>
+          <w:p>
+            <w:pPr>
+              <w:spacing w:before="20" w:after="20"/>
+              <w:ind w:left="288"/>
+            </w:pPr>
+            <w:r>
+              <w:rPr>
+                <w:b/>
+                <w:color w:val="10B981"/>
+                <w:sz w:val="18"/>
+              </w:rPr>
+              <w:t>[x] Client-Server interface</w:t>
+            </w:r>
+          </w:p>
+          <w:p>
+            <w:pPr>
+              <w:spacing w:before="20" w:after="20"/>
+              <w:ind w:left="288"/>
+            </w:pPr>
+            <w:r>
+              <w:rPr>
+                <w:b/>
+                <w:color w:val="10B981"/>
+                <w:sz w:val="18"/>
+              </w:rPr>
+              <w:t>[x] Unified Interface</w:t>
+            </w:r>
+          </w:p>
+          <w:p>
+            <w:pPr>
+              <w:spacing w:before="20" w:after="20"/>
+              <w:ind w:left="288"/>
+            </w:pPr>
+            <w:r>
+              <w:rPr>
+                <w:b/>
+                <w:color w:val="10B981"/>
+                <w:sz w:val="18"/>
+              </w:rPr>
+              <w:t>[x] Statelesness</w:t>
+            </w:r>
+          </w:p>
         </w:tc>
       </w:tr>
       <w:tr>
@@ -15506,7 +15304,7 @@
                 <w:b/>
                 <w:sz w:val="20"/>
               </w:rPr>
-              <w:t>advantages Web sockets over Traditional HTTP protocol ()</w:t>
+              <w:t>advantages Web sockets over Traditional HTTP protocol</w:t>
             </w:r>
           </w:p>
           <w:p>
@@ -15606,7 +15404,7 @@
                 <w:b/>
                 <w:sz w:val="20"/>
               </w:rPr>
-              <w:t>Abbreviation REST</w:t>
+              <w:t>Which of the following elements are used to apply restrictions on numeric values of?</w:t>
             </w:r>
           </w:p>
           <w:p>
@@ -15620,33 +15418,21 @@
                 <w:color w:val="10B981"/>
                 <w:sz w:val="18"/>
               </w:rPr>
-              <w:t>[x] Representational State Transfer</w:t>
-            </w:r>
-          </w:p>
-          <w:p>
-            <w:pPr>
-              <w:spacing w:before="20" w:after="20"/>
-              <w:ind w:left="288"/>
-            </w:pPr>
-            <w:r>
-              <w:rPr>
-                <w:color w:val="475569"/>
-                <w:sz w:val="18"/>
-              </w:rPr>
-              <w:t>[ ] Representational Section Translator</w:t>
-            </w:r>
-          </w:p>
-          <w:p>
-            <w:pPr>
-              <w:spacing w:before="20" w:after="20"/>
-              <w:ind w:left="288"/>
-            </w:pPr>
-            <w:r>
-              <w:rPr>
-                <w:color w:val="475569"/>
-                <w:sz w:val="18"/>
-              </w:rPr>
-              <w:t>[ ] Remote Super Transfer</w:t>
+              <w:t>[x] xs:maxInclusive</w:t>
+            </w:r>
+          </w:p>
+          <w:p>
+            <w:pPr>
+              <w:spacing w:before="20" w:after="20"/>
+              <w:ind w:left="288"/>
+            </w:pPr>
+            <w:r>
+              <w:rPr>
+                <w:b/>
+                <w:color w:val="10B981"/>
+                <w:sz w:val="18"/>
+              </w:rPr>
+              <w:t>[x] xs:minInclusive</w:t>
             </w:r>
           </w:p>
         </w:tc>
@@ -15719,20 +15505,7 @@
                 <w:b/>
                 <w:sz w:val="20"/>
               </w:rPr>
-              <w:t>Error messages with the number 5XX mean</w:t>
-            </w:r>
-          </w:p>
-          <w:p>
-            <w:pPr>
-              <w:spacing w:before="20" w:after="20"/>
-              <w:ind w:left="288"/>
-            </w:pPr>
-            <w:r>
-              <w:rPr>
-                <w:color w:val="475569"/>
-                <w:sz w:val="18"/>
-              </w:rPr>
-              <w:t>[ ] Successful statuses</w:t>
+              <w:t>What are the RES API processes? (f.e. Post, Delete)?</w:t>
             </w:r>
           </w:p>
           <w:p>
@@ -15746,33 +15519,7 @@
                 <w:color w:val="10B981"/>
                 <w:sz w:val="18"/>
               </w:rPr>
-              <w:t>[x] Server errors</w:t>
-            </w:r>
-          </w:p>
-          <w:p>
-            <w:pPr>
-              <w:spacing w:before="20" w:after="20"/>
-              <w:ind w:left="288"/>
-            </w:pPr>
-            <w:r>
-              <w:rPr>
-                <w:color w:val="475569"/>
-                <w:sz w:val="18"/>
-              </w:rPr>
-              <w:t>[ ] Redirection</w:t>
-            </w:r>
-          </w:p>
-          <w:p>
-            <w:pPr>
-              <w:spacing w:before="20" w:after="20"/>
-              <w:ind w:left="288"/>
-            </w:pPr>
-            <w:r>
-              <w:rPr>
-                <w:color w:val="475569"/>
-                <w:sz w:val="18"/>
-              </w:rPr>
-              <w:t>[ ] Information statuses</w:t>
+              <w:t>[x] POST, GET, PUT, DELETE, PATCH, they modify/update resources on a server</w:t>
             </w:r>
           </w:p>
         </w:tc>
@@ -15845,7 +15592,21 @@
                 <w:b/>
                 <w:sz w:val="20"/>
               </w:rPr>
-              <w:t>What is the truth about HTTP?</w:t>
+              <w:t>Abbreviation REST</w:t>
+            </w:r>
+          </w:p>
+          <w:p>
+            <w:pPr>
+              <w:spacing w:before="20" w:after="20"/>
+              <w:ind w:left="288"/>
+            </w:pPr>
+            <w:r>
+              <w:rPr>
+                <w:b/>
+                <w:color w:val="10B981"/>
+                <w:sz w:val="18"/>
+              </w:rPr>
+              <w:t>[x] Representational State Transfer</w:t>
             </w:r>
           </w:p>
           <w:p>
@@ -15858,21 +15619,7 @@
                 <w:color w:val="475569"/>
                 <w:sz w:val="18"/>
               </w:rPr>
-              <w:t>[ ] HTTP is the primary internet protocol</w:t>
-            </w:r>
-          </w:p>
-          <w:p>
-            <w:pPr>
-              <w:spacing w:before="20" w:after="20"/>
-              <w:ind w:left="288"/>
-            </w:pPr>
-            <w:r>
-              <w:rPr>
-                <w:b/>
-                <w:color w:val="10B981"/>
-                <w:sz w:val="18"/>
-              </w:rPr>
-              <w:t>[x] HTTP is the leading protocol for WWW</w:t>
+              <w:t>[ ] Representational Section Translator</w:t>
             </w:r>
           </w:p>
           <w:p>
@@ -15885,21 +15632,7 @@
                 <w:color w:val="475569"/>
                 <w:sz w:val="18"/>
               </w:rPr>
-              <w:t>[ ] HTTP is a protocol for transferring data to a database</w:t>
-            </w:r>
-          </w:p>
-          <w:p>
-            <w:pPr>
-              <w:spacing w:before="20" w:after="20"/>
-              <w:ind w:left="288"/>
-            </w:pPr>
-            <w:r>
-              <w:rPr>
-                <w:b/>
-                <w:color w:val="10B981"/>
-                <w:sz w:val="18"/>
-              </w:rPr>
-              <w:t>[x] HTTP is a protocol for transferring data between a client and a server</w:t>
+              <w:t>[ ] Remote Super Transfer</w:t>
             </w:r>
           </w:p>
         </w:tc>
@@ -15972,7 +15705,20 @@
                 <w:b/>
                 <w:sz w:val="20"/>
               </w:rPr>
-              <w:t>What is the REST API used for?</w:t>
+              <w:t>Error messages with the number 5XX mean</w:t>
+            </w:r>
+          </w:p>
+          <w:p>
+            <w:pPr>
+              <w:spacing w:before="20" w:after="20"/>
+              <w:ind w:left="288"/>
+            </w:pPr>
+            <w:r>
+              <w:rPr>
+                <w:color w:val="475569"/>
+                <w:sz w:val="18"/>
+              </w:rPr>
+              <w:t>[ ] Successful statuses</w:t>
             </w:r>
           </w:p>
           <w:p>
@@ -15986,21 +15732,7 @@
                 <w:color w:val="10B981"/>
                 <w:sz w:val="18"/>
               </w:rPr>
-              <w:t>[x] Allows you to access data on the server and obtain this data in XML or JSON format</w:t>
-            </w:r>
-          </w:p>
-          <w:p>
-            <w:pPr>
-              <w:spacing w:before="20" w:after="20"/>
-              <w:ind w:left="288"/>
-            </w:pPr>
-            <w:r>
-              <w:rPr>
-                <w:b/>
-                <w:color w:val="10B981"/>
-                <w:sz w:val="18"/>
-              </w:rPr>
-              <w:t>[x] Communication between web applications using the http protocol</w:t>
+              <w:t>[x] Server errors</w:t>
             </w:r>
           </w:p>
           <w:p>
@@ -16013,7 +15745,20 @@
                 <w:color w:val="475569"/>
                 <w:sz w:val="18"/>
               </w:rPr>
-              <w:t>[ ] To restore lost data after a power failure</w:t>
+              <w:t>[ ] Redirection</w:t>
+            </w:r>
+          </w:p>
+          <w:p>
+            <w:pPr>
+              <w:spacing w:before="20" w:after="20"/>
+              <w:ind w:left="288"/>
+            </w:pPr>
+            <w:r>
+              <w:rPr>
+                <w:color w:val="475569"/>
+                <w:sz w:val="18"/>
+              </w:rPr>
+              <w:t>[ ] Information statuses</w:t>
             </w:r>
           </w:p>
         </w:tc>
@@ -16086,7 +15831,20 @@
                 <w:b/>
                 <w:sz w:val="20"/>
               </w:rPr>
-              <w:t>Which of the following HTTP protocol methods allow data to be manipulated on the server?</w:t>
+              <w:t>What is the truth about HTTP?</w:t>
+            </w:r>
+          </w:p>
+          <w:p>
+            <w:pPr>
+              <w:spacing w:before="20" w:after="20"/>
+              <w:ind w:left="288"/>
+            </w:pPr>
+            <w:r>
+              <w:rPr>
+                <w:color w:val="475569"/>
+                <w:sz w:val="18"/>
+              </w:rPr>
+              <w:t>[ ] HTTP is the primary internet protocol</w:t>
             </w:r>
           </w:p>
           <w:p>
@@ -16100,7 +15858,20 @@
                 <w:color w:val="10B981"/>
                 <w:sz w:val="18"/>
               </w:rPr>
-              <w:t>[x] DELETE</w:t>
+              <w:t>[x] HTTP is the leading protocol for WWW</w:t>
+            </w:r>
+          </w:p>
+          <w:p>
+            <w:pPr>
+              <w:spacing w:before="20" w:after="20"/>
+              <w:ind w:left="288"/>
+            </w:pPr>
+            <w:r>
+              <w:rPr>
+                <w:color w:val="475569"/>
+                <w:sz w:val="18"/>
+              </w:rPr>
+              <w:t>[ ] HTTP is a protocol for transferring data to a database</w:t>
             </w:r>
           </w:p>
           <w:p>
@@ -16114,34 +15885,7 @@
                 <w:color w:val="10B981"/>
                 <w:sz w:val="18"/>
               </w:rPr>
-              <w:t>[x] PUT</w:t>
-            </w:r>
-          </w:p>
-          <w:p>
-            <w:pPr>
-              <w:spacing w:before="20" w:after="20"/>
-              <w:ind w:left="288"/>
-            </w:pPr>
-            <w:r>
-              <w:rPr>
-                <w:b/>
-                <w:color w:val="10B981"/>
-                <w:sz w:val="18"/>
-              </w:rPr>
-              <w:t>[x] POST</w:t>
-            </w:r>
-          </w:p>
-          <w:p>
-            <w:pPr>
-              <w:spacing w:before="20" w:after="20"/>
-              <w:ind w:left="288"/>
-            </w:pPr>
-            <w:r>
-              <w:rPr>
-                <w:color w:val="475569"/>
-                <w:sz w:val="18"/>
-              </w:rPr>
-              <w:t>[ ] GET</w:t>
+              <w:t>[x] HTTP is a protocol for transferring data between a client and a server</w:t>
             </w:r>
           </w:p>
         </w:tc>
@@ -16214,7 +15958,35 @@
                 <w:b/>
                 <w:sz w:val="20"/>
               </w:rPr>
-              <w:t>What is API?</w:t>
+              <w:t>What is the REST API used for?</w:t>
+            </w:r>
+          </w:p>
+          <w:p>
+            <w:pPr>
+              <w:spacing w:before="20" w:after="20"/>
+              <w:ind w:left="288"/>
+            </w:pPr>
+            <w:r>
+              <w:rPr>
+                <w:b/>
+                <w:color w:val="10B981"/>
+                <w:sz w:val="18"/>
+              </w:rPr>
+              <w:t>[x] Allows you to access data on the server and obtain this data in XML or JSON format</w:t>
+            </w:r>
+          </w:p>
+          <w:p>
+            <w:pPr>
+              <w:spacing w:before="20" w:after="20"/>
+              <w:ind w:left="288"/>
+            </w:pPr>
+            <w:r>
+              <w:rPr>
+                <w:b/>
+                <w:color w:val="10B981"/>
+                <w:sz w:val="18"/>
+              </w:rPr>
+              <w:t>[x] Communication between web applications using the http protocol</w:t>
             </w:r>
           </w:p>
           <w:p>
@@ -16227,35 +15999,7 @@
                 <w:color w:val="475569"/>
                 <w:sz w:val="18"/>
               </w:rPr>
-              <w:t>[ ] This is a standard format for describing a web service.</w:t>
-            </w:r>
-          </w:p>
-          <w:p>
-            <w:pPr>
-              <w:spacing w:before="20" w:after="20"/>
-              <w:ind w:left="288"/>
-            </w:pPr>
-            <w:r>
-              <w:rPr>
-                <w:b/>
-                <w:color w:val="10B981"/>
-                <w:sz w:val="18"/>
-              </w:rPr>
-              <w:t>[x] Application Programming Interface</w:t>
-            </w:r>
-          </w:p>
-          <w:p>
-            <w:pPr>
-              <w:spacing w:before="20" w:after="20"/>
-              <w:ind w:left="288"/>
-            </w:pPr>
-            <w:r>
-              <w:rPr>
-                <w:b/>
-                <w:color w:val="10B981"/>
-                <w:sz w:val="18"/>
-              </w:rPr>
-              <w:t>[x] It determines how software components or entire applications can communicate with each other.</w:t>
+              <w:t>[ ] To restore lost data after a power failure</w:t>
             </w:r>
           </w:p>
         </w:tc>
@@ -16328,7 +16072,7 @@
                 <w:b/>
                 <w:sz w:val="20"/>
               </w:rPr>
-              <w:t>Error messages with the number 1XX mean</w:t>
+              <w:t>What is API?</w:t>
             </w:r>
           </w:p>
           <w:p>
@@ -16341,7 +16085,7 @@
                 <w:color w:val="475569"/>
                 <w:sz w:val="18"/>
               </w:rPr>
-              <w:t>[ ] Successful statuses</w:t>
+              <w:t>[ ] This is a standard format for describing a web service.</w:t>
             </w:r>
           </w:p>
           <w:p>
@@ -16355,46 +16099,21 @@
                 <w:color w:val="10B981"/>
                 <w:sz w:val="18"/>
               </w:rPr>
-              <w:t>[x] Information statuses</w:t>
-            </w:r>
-          </w:p>
-          <w:p>
-            <w:pPr>
-              <w:spacing w:before="20" w:after="20"/>
-              <w:ind w:left="288"/>
-            </w:pPr>
-            <w:r>
-              <w:rPr>
-                <w:color w:val="475569"/>
-                <w:sz w:val="18"/>
-              </w:rPr>
-              <w:t>[ ] Server errors</w:t>
-            </w:r>
-          </w:p>
-          <w:p>
-            <w:pPr>
-              <w:spacing w:before="20" w:after="20"/>
-              <w:ind w:left="288"/>
-            </w:pPr>
-            <w:r>
-              <w:rPr>
-                <w:color w:val="475569"/>
-                <w:sz w:val="18"/>
-              </w:rPr>
-              <w:t>[ ] Redirection</w:t>
-            </w:r>
-          </w:p>
-          <w:p>
-            <w:pPr>
-              <w:spacing w:before="20" w:after="20"/>
-              <w:ind w:left="288"/>
-            </w:pPr>
-            <w:r>
-              <w:rPr>
-                <w:color w:val="475569"/>
-                <w:sz w:val="18"/>
-              </w:rPr>
-              <w:t>[ ] Client errors</w:t>
+              <w:t>[x] Application Programming Interface</w:t>
+            </w:r>
+          </w:p>
+          <w:p>
+            <w:pPr>
+              <w:spacing w:before="20" w:after="20"/>
+              <w:ind w:left="288"/>
+            </w:pPr>
+            <w:r>
+              <w:rPr>
+                <w:b/>
+                <w:color w:val="10B981"/>
+                <w:sz w:val="18"/>
+              </w:rPr>
+              <w:t>[x] It determines how software components or entire applications can communicate with each other.</w:t>
             </w:r>
           </w:p>
         </w:tc>
@@ -16467,7 +16186,20 @@
                 <w:b/>
                 <w:sz w:val="20"/>
               </w:rPr>
-              <w:t>Error messages with the number 4XX mean</w:t>
+              <w:t>Short for SOAP</w:t>
+            </w:r>
+          </w:p>
+          <w:p>
+            <w:pPr>
+              <w:spacing w:before="20" w:after="20"/>
+              <w:ind w:left="288"/>
+            </w:pPr>
+            <w:r>
+              <w:rPr>
+                <w:color w:val="475569"/>
+                <w:sz w:val="18"/>
+              </w:rPr>
+              <w:t>[ ] Smart Object Access Protocol</w:t>
             </w:r>
           </w:p>
           <w:p>
@@ -16481,7 +16213,7 @@
                 <w:color w:val="10B981"/>
                 <w:sz w:val="18"/>
               </w:rPr>
-              <w:t>[x] Client errors</w:t>
+              <w:t>[x] Simple Object Access Protocol</w:t>
             </w:r>
           </w:p>
           <w:p>
@@ -16494,33 +16226,7 @@
                 <w:color w:val="475569"/>
                 <w:sz w:val="18"/>
               </w:rPr>
-              <w:t>[ ] Successful statuses</w:t>
-            </w:r>
-          </w:p>
-          <w:p>
-            <w:pPr>
-              <w:spacing w:before="20" w:after="20"/>
-              <w:ind w:left="288"/>
-            </w:pPr>
-            <w:r>
-              <w:rPr>
-                <w:color w:val="475569"/>
-                <w:sz w:val="18"/>
-              </w:rPr>
-              <w:t>[ ] Redirection</w:t>
-            </w:r>
-          </w:p>
-          <w:p>
-            <w:pPr>
-              <w:spacing w:before="20" w:after="20"/>
-              <w:ind w:left="288"/>
-            </w:pPr>
-            <w:r>
-              <w:rPr>
-                <w:color w:val="475569"/>
-                <w:sz w:val="18"/>
-              </w:rPr>
-              <w:t>[ ] Server errors</w:t>
+              <w:t>[ ] Simple Object Active Protocol</w:t>
             </w:r>
           </w:p>
         </w:tc>
@@ -17002,6 +16708,48 @@
               <w:t>[x] c.Simple syntax</w:t>
             </w:r>
           </w:p>
+          <w:p>
+            <w:pPr>
+              <w:spacing w:before="20" w:after="20"/>
+              <w:ind w:left="288"/>
+            </w:pPr>
+            <w:r>
+              <w:rPr>
+                <w:b/>
+                <w:color w:val="10B981"/>
+                <w:sz w:val="18"/>
+              </w:rPr>
+              <w:t>[x] Universality</w:t>
+            </w:r>
+          </w:p>
+          <w:p>
+            <w:pPr>
+              <w:spacing w:before="20" w:after="20"/>
+              <w:ind w:left="288"/>
+            </w:pPr>
+            <w:r>
+              <w:rPr>
+                <w:b/>
+                <w:color w:val="10B981"/>
+                <w:sz w:val="18"/>
+              </w:rPr>
+              <w:t>[x] Space efficiency</w:t>
+            </w:r>
+          </w:p>
+          <w:p>
+            <w:pPr>
+              <w:spacing w:before="20" w:after="20"/>
+              <w:ind w:left="288"/>
+            </w:pPr>
+            <w:r>
+              <w:rPr>
+                <w:b/>
+                <w:color w:val="10B981"/>
+                <w:sz w:val="18"/>
+              </w:rPr>
+              <w:t>[x] Simple syntax</w:t>
+            </w:r>
+          </w:p>
         </w:tc>
       </w:tr>
       <w:tr>
@@ -17103,6 +16851,34 @@
               <w:t>[x] b.Commas</w:t>
             </w:r>
           </w:p>
+          <w:p>
+            <w:pPr>
+              <w:spacing w:before="20" w:after="20"/>
+              <w:ind w:left="288"/>
+            </w:pPr>
+            <w:r>
+              <w:rPr>
+                <w:b/>
+                <w:color w:val="10B981"/>
+                <w:sz w:val="18"/>
+              </w:rPr>
+              <w:t>[x] Tabs</w:t>
+            </w:r>
+          </w:p>
+          <w:p>
+            <w:pPr>
+              <w:spacing w:before="20" w:after="20"/>
+              <w:ind w:left="288"/>
+            </w:pPr>
+            <w:r>
+              <w:rPr>
+                <w:b/>
+                <w:color w:val="10B981"/>
+                <w:sz w:val="18"/>
+              </w:rPr>
+              <w:t>[x] Commas</w:t>
+            </w:r>
+          </w:p>
         </w:tc>
       </w:tr>
       <w:tr>
@@ -17453,7 +17229,7 @@
                 <w:color w:val="475569"/>
                 <w:sz w:val="18"/>
               </w:rPr>
-              <w:t>[ ] Mustn’t be in quotes</w:t>
+              <w:t>[ ] Mustn't be in quotes</w:t>
             </w:r>
           </w:p>
         </w:tc>
@@ -18005,7 +17781,7 @@
                 <w:b/>
                 <w:sz w:val="20"/>
               </w:rPr>
-              <w:t>Correct statements about DTD</w:t>
+              <w:t>CSV files are commmonly used for?</w:t>
             </w:r>
           </w:p>
           <w:p>
@@ -18019,49 +17795,7 @@
                 <w:color w:val="10B981"/>
                 <w:sz w:val="18"/>
               </w:rPr>
-              <w:t>[x] Document Type Definition</w:t>
-            </w:r>
-          </w:p>
-          <w:p>
-            <w:pPr>
-              <w:spacing w:before="20" w:after="20"/>
-              <w:ind w:left="288"/>
-            </w:pPr>
-            <w:r>
-              <w:rPr>
-                <w:b/>
-                <w:color w:val="10B981"/>
-                <w:sz w:val="18"/>
-              </w:rPr>
-              <w:t>[x] A set of rules describing the elements</w:t>
-            </w:r>
-          </w:p>
-          <w:p>
-            <w:pPr>
-              <w:spacing w:before="20" w:after="20"/>
-              <w:ind w:left="288"/>
-            </w:pPr>
-            <w:r>
-              <w:rPr>
-                <w:b/>
-                <w:color w:val="10B981"/>
-                <w:sz w:val="18"/>
-              </w:rPr>
-              <w:t>[x] This is how the structure and content of a document in XML are defined</w:t>
-            </w:r>
-          </w:p>
-          <w:p>
-            <w:pPr>
-              <w:spacing w:before="20" w:after="20"/>
-              <w:ind w:left="288"/>
-            </w:pPr>
-            <w:r>
-              <w:rPr>
-                <w:b/>
-                <w:color w:val="10B981"/>
-                <w:sz w:val="18"/>
-              </w:rPr>
-              <w:t>[x] XML validation</w:t>
+              <w:t>[x] Data storage and exchange, for large datasets that consist of rows and columns</w:t>
             </w:r>
           </w:p>
         </w:tc>
@@ -18134,20 +17868,7 @@
                 <w:b/>
                 <w:sz w:val="20"/>
               </w:rPr>
-              <w:t>SGML</w:t>
-            </w:r>
-          </w:p>
-          <w:p>
-            <w:pPr>
-              <w:spacing w:before="20" w:after="20"/>
-              <w:ind w:left="288"/>
-            </w:pPr>
-            <w:r>
-              <w:rPr>
-                <w:color w:val="475569"/>
-                <w:sz w:val="18"/>
-              </w:rPr>
-              <w:t>[ ] Standard Generitic Markup Library</w:t>
+              <w:t>What is RelaxNG?</w:t>
             </w:r>
           </w:p>
           <w:p>
@@ -18161,20 +17882,7 @@
                 <w:color w:val="10B981"/>
                 <w:sz w:val="18"/>
               </w:rPr>
-              <w:t>[x] Standard Generalized Markup Language</w:t>
-            </w:r>
-          </w:p>
-          <w:p>
-            <w:pPr>
-              <w:spacing w:before="20" w:after="20"/>
-              <w:ind w:left="288"/>
-            </w:pPr>
-            <w:r>
-              <w:rPr>
-                <w:color w:val="475569"/>
-                <w:sz w:val="18"/>
-              </w:rPr>
-              <w:t>[ ] Simple Generalized Markup Library</w:t>
+              <w:t>[x] Schema language for XML designed to simplify of defining XML document structures and its validation</w:t>
             </w:r>
           </w:p>
         </w:tc>
@@ -18247,46 +17955,7 @@
                 <w:b/>
                 <w:sz w:val="20"/>
               </w:rPr>
-              <w:t>CSV abbreviation</w:t>
-            </w:r>
-          </w:p>
-          <w:p>
-            <w:pPr>
-              <w:spacing w:before="20" w:after="20"/>
-              <w:ind w:left="288"/>
-            </w:pPr>
-            <w:r>
-              <w:rPr>
-                <w:color w:val="475569"/>
-                <w:sz w:val="18"/>
-              </w:rPr>
-              <w:t>[ ] Common Section Validator</w:t>
-            </w:r>
-          </w:p>
-          <w:p>
-            <w:pPr>
-              <w:spacing w:before="20" w:after="20"/>
-              <w:ind w:left="288"/>
-            </w:pPr>
-            <w:r>
-              <w:rPr>
-                <w:color w:val="475569"/>
-                <w:sz w:val="18"/>
-              </w:rPr>
-              <w:t>[ ] Common Separated Values</w:t>
-            </w:r>
-          </w:p>
-          <w:p>
-            <w:pPr>
-              <w:spacing w:before="20" w:after="20"/>
-              <w:ind w:left="288"/>
-            </w:pPr>
-            <w:r>
-              <w:rPr>
-                <w:color w:val="475569"/>
-                <w:sz w:val="18"/>
-              </w:rPr>
-              <w:t>[ ] Comma Separated Validators</w:t>
+              <w:t>Choose examples of structured data</w:t>
             </w:r>
           </w:p>
           <w:p>
@@ -18300,7 +17969,21 @@
                 <w:color w:val="10B981"/>
                 <w:sz w:val="18"/>
               </w:rPr>
-              <w:t>[x] Comma-separated values</w:t>
+              <w:t>[x] Excel table</w:t>
+            </w:r>
+          </w:p>
+          <w:p>
+            <w:pPr>
+              <w:spacing w:before="20" w:after="20"/>
+              <w:ind w:left="288"/>
+            </w:pPr>
+            <w:r>
+              <w:rPr>
+                <w:b/>
+                <w:color w:val="10B981"/>
+                <w:sz w:val="18"/>
+              </w:rPr>
+              <w:t>[x] Relational data</w:t>
             </w:r>
           </w:p>
         </w:tc>
@@ -18373,7 +18056,7 @@
                 <w:b/>
                 <w:sz w:val="20"/>
               </w:rPr>
-              <w:t>Benefits of CSV</w:t>
+              <w:t>Organizational standardizing CSV</w:t>
             </w:r>
           </w:p>
           <w:p>
@@ -18387,49 +18070,7 @@
                 <w:color w:val="10B981"/>
                 <w:sz w:val="18"/>
               </w:rPr>
-              <w:t>[x] flexibility and compatibility</w:t>
-            </w:r>
-          </w:p>
-          <w:p>
-            <w:pPr>
-              <w:spacing w:before="20" w:after="20"/>
-              <w:ind w:left="288"/>
-            </w:pPr>
-            <w:r>
-              <w:rPr>
-                <w:b/>
-                <w:color w:val="10B981"/>
-                <w:sz w:val="18"/>
-              </w:rPr>
-              <w:t>[x] easy editing</w:t>
-            </w:r>
-          </w:p>
-          <w:p>
-            <w:pPr>
-              <w:spacing w:before="20" w:after="20"/>
-              <w:ind w:left="288"/>
-            </w:pPr>
-            <w:r>
-              <w:rPr>
-                <w:b/>
-                <w:color w:val="10B981"/>
-                <w:sz w:val="18"/>
-              </w:rPr>
-              <w:t>[x] small file size</w:t>
-            </w:r>
-          </w:p>
-          <w:p>
-            <w:pPr>
-              <w:spacing w:before="20" w:after="20"/>
-              <w:ind w:left="288"/>
-            </w:pPr>
-            <w:r>
-              <w:rPr>
-                <w:b/>
-                <w:color w:val="10B981"/>
-                <w:sz w:val="18"/>
-              </w:rPr>
-              <w:t>[x] simplicity and versatility</w:t>
+              <w:t>[x] None</w:t>
             </w:r>
           </w:p>
         </w:tc>
@@ -18502,7 +18143,7 @@
                 <w:b/>
                 <w:sz w:val="20"/>
               </w:rPr>
-              <w:t>Which characters are commonly used as separators in CSV files?</w:t>
+              <w:t>Correct statements about DTD</w:t>
             </w:r>
           </w:p>
           <w:p>
@@ -18516,7 +18157,7 @@
                 <w:color w:val="10B981"/>
                 <w:sz w:val="18"/>
               </w:rPr>
-              <w:t>[x] comma</w:t>
+              <w:t>[x] Document Type Definition</w:t>
             </w:r>
           </w:p>
           <w:p>
@@ -18530,7 +18171,7 @@
                 <w:color w:val="10B981"/>
                 <w:sz w:val="18"/>
               </w:rPr>
-              <w:t>[x] tab</w:t>
+              <w:t>[x] A set of rules describing the elements</w:t>
             </w:r>
           </w:p>
           <w:p>
@@ -18544,20 +18185,21 @@
                 <w:color w:val="10B981"/>
                 <w:sz w:val="18"/>
               </w:rPr>
-              <w:t>[x] semicolon</w:t>
-            </w:r>
-          </w:p>
-          <w:p>
-            <w:pPr>
-              <w:spacing w:before="20" w:after="20"/>
-              <w:ind w:left="288"/>
-            </w:pPr>
-            <w:r>
-              <w:rPr>
-                <w:color w:val="475569"/>
-                <w:sz w:val="18"/>
-              </w:rPr>
-              <w:t>[ ] space</w:t>
+              <w:t>[x] This is how the structure and content of a document in XML are defined</w:t>
+            </w:r>
+          </w:p>
+          <w:p>
+            <w:pPr>
+              <w:spacing w:before="20" w:after="20"/>
+              <w:ind w:left="288"/>
+            </w:pPr>
+            <w:r>
+              <w:rPr>
+                <w:b/>
+                <w:color w:val="10B981"/>
+                <w:sz w:val="18"/>
+              </w:rPr>
+              <w:t>[x] XML validation</w:t>
             </w:r>
           </w:p>
         </w:tc>
@@ -18630,7 +18272,7 @@
                 <w:b/>
                 <w:sz w:val="20"/>
               </w:rPr>
-              <w:t>Which of the following metadata formats can be used for structured data on websites?</w:t>
+              <w:t>What does SGML stand for?</w:t>
             </w:r>
           </w:p>
           <w:p>
@@ -18643,7 +18285,7 @@
                 <w:color w:val="475569"/>
                 <w:sz w:val="18"/>
               </w:rPr>
-              <w:t>[ ] HTML-meta</w:t>
+              <w:t>[ ] Standard Generitic Markup Library</w:t>
             </w:r>
           </w:p>
           <w:p>
@@ -18657,21 +18299,7 @@
                 <w:color w:val="10B981"/>
                 <w:sz w:val="18"/>
               </w:rPr>
-              <w:t>[x] JSON-LD</w:t>
-            </w:r>
-          </w:p>
-          <w:p>
-            <w:pPr>
-              <w:spacing w:before="20" w:after="20"/>
-              <w:ind w:left="288"/>
-            </w:pPr>
-            <w:r>
-              <w:rPr>
-                <w:b/>
-                <w:color w:val="10B981"/>
-                <w:sz w:val="18"/>
-              </w:rPr>
-              <w:t>[x] RDFa</w:t>
+              <w:t>[x] Standard Generalized Markup Language</w:t>
             </w:r>
           </w:p>
           <w:p>
@@ -18684,21 +18312,7 @@
                 <w:color w:val="475569"/>
                 <w:sz w:val="18"/>
               </w:rPr>
-              <w:t>[ ] JSON-meta</w:t>
-            </w:r>
-          </w:p>
-          <w:p>
-            <w:pPr>
-              <w:spacing w:before="20" w:after="20"/>
-              <w:ind w:left="288"/>
-            </w:pPr>
-            <w:r>
-              <w:rPr>
-                <w:b/>
-                <w:color w:val="10B981"/>
-                <w:sz w:val="18"/>
-              </w:rPr>
-              <w:t>[x] Microdata</w:t>
+              <w:t>[ ] Simple Generalized Markup Library</w:t>
             </w:r>
           </w:p>
         </w:tc>
@@ -18771,6 +18385,515 @@
                 <w:b/>
                 <w:sz w:val="20"/>
               </w:rPr>
+              <w:t>CSV abbreviation</w:t>
+            </w:r>
+          </w:p>
+          <w:p>
+            <w:pPr>
+              <w:spacing w:before="20" w:after="20"/>
+              <w:ind w:left="288"/>
+            </w:pPr>
+            <w:r>
+              <w:rPr>
+                <w:color w:val="475569"/>
+                <w:sz w:val="18"/>
+              </w:rPr>
+              <w:t>[ ] Common Section Validator</w:t>
+            </w:r>
+          </w:p>
+          <w:p>
+            <w:pPr>
+              <w:spacing w:before="20" w:after="20"/>
+              <w:ind w:left="288"/>
+            </w:pPr>
+            <w:r>
+              <w:rPr>
+                <w:color w:val="475569"/>
+                <w:sz w:val="18"/>
+              </w:rPr>
+              <w:t>[ ] Common Separated Values</w:t>
+            </w:r>
+          </w:p>
+          <w:p>
+            <w:pPr>
+              <w:spacing w:before="20" w:after="20"/>
+              <w:ind w:left="288"/>
+            </w:pPr>
+            <w:r>
+              <w:rPr>
+                <w:color w:val="475569"/>
+                <w:sz w:val="18"/>
+              </w:rPr>
+              <w:t>[ ] Comma Separated Validators</w:t>
+            </w:r>
+          </w:p>
+          <w:p>
+            <w:pPr>
+              <w:spacing w:before="20" w:after="20"/>
+              <w:ind w:left="288"/>
+            </w:pPr>
+            <w:r>
+              <w:rPr>
+                <w:b/>
+                <w:color w:val="10B981"/>
+                <w:sz w:val="18"/>
+              </w:rPr>
+              <w:t>[x] Comma-separated values</w:t>
+            </w:r>
+          </w:p>
+        </w:tc>
+      </w:tr>
+      <w:tr>
+        <w:tc>
+          <w:tcPr>
+            <w:tcW w:type="dxa" w:w="1152"/>
+            <w:tcMar>
+              <w:top w:w="80" w:type="dxa"/>
+              <w:bottom w:w="80" w:type="dxa"/>
+              <w:left w:w="100" w:type="dxa"/>
+              <w:right w:w="100" w:type="dxa"/>
+            </w:tcMar>
+          </w:tcPr>
+          <w:p>
+            <w:pPr>
+              <w:spacing w:before="120"/>
+              <w:jc w:val="center"/>
+            </w:pPr>
+            <w:r>
+              <w:rPr>
+                <w:color w:val="94A3B8"/>
+                <w:sz w:val="22"/>
+              </w:rPr>
+              <w:t>[   ]</w:t>
+            </w:r>
+          </w:p>
+        </w:tc>
+        <w:tc>
+          <w:tcPr>
+            <w:tcW w:type="dxa" w:w="1152"/>
+            <w:tcMar>
+              <w:top w:w="80" w:type="dxa"/>
+              <w:bottom w:w="80" w:type="dxa"/>
+              <w:left w:w="100" w:type="dxa"/>
+              <w:right w:w="100" w:type="dxa"/>
+            </w:tcMar>
+          </w:tcPr>
+          <w:p>
+            <w:pPr>
+              <w:spacing w:before="120"/>
+              <w:jc w:val="center"/>
+            </w:pPr>
+            <w:r>
+              <w:rPr>
+                <w:color w:val="94A3B8"/>
+                <w:sz w:val="22"/>
+              </w:rPr>
+              <w:t>[   ]</w:t>
+            </w:r>
+          </w:p>
+        </w:tc>
+        <w:tc>
+          <w:tcPr>
+            <w:tcW w:type="dxa" w:w="7776"/>
+            <w:tcMar>
+              <w:top w:w="80" w:type="dxa"/>
+              <w:bottom w:w="80" w:type="dxa"/>
+              <w:left w:w="100" w:type="dxa"/>
+              <w:right w:w="100" w:type="dxa"/>
+            </w:tcMar>
+          </w:tcPr>
+          <w:p>
+            <w:pPr>
+              <w:spacing w:after="80"/>
+            </w:pPr>
+            <w:r>
+              <w:rPr>
+                <w:b/>
+                <w:sz w:val="20"/>
+              </w:rPr>
+              <w:t>What DocBook is used for?</w:t>
+            </w:r>
+          </w:p>
+          <w:p>
+            <w:pPr>
+              <w:spacing w:before="20" w:after="20"/>
+              <w:ind w:left="288"/>
+            </w:pPr>
+            <w:r>
+              <w:rPr>
+                <w:color w:val="475569"/>
+                <w:sz w:val="18"/>
+              </w:rPr>
+              <w:t>[ ] To check the syntax of web pages</w:t>
+            </w:r>
+          </w:p>
+          <w:p>
+            <w:pPr>
+              <w:spacing w:before="20" w:after="20"/>
+              <w:ind w:left="288"/>
+            </w:pPr>
+            <w:r>
+              <w:rPr>
+                <w:color w:val="475569"/>
+                <w:sz w:val="18"/>
+              </w:rPr>
+              <w:t>[ ] For creating animations and interactive elements on websites</w:t>
+            </w:r>
+          </w:p>
+          <w:p>
+            <w:pPr>
+              <w:spacing w:before="20" w:after="20"/>
+              <w:ind w:left="288"/>
+            </w:pPr>
+            <w:r>
+              <w:rPr>
+                <w:b/>
+                <w:color w:val="10B981"/>
+                <w:sz w:val="18"/>
+              </w:rPr>
+              <w:t>[x] For writing technical documentation and books in XML format</w:t>
+            </w:r>
+          </w:p>
+          <w:p>
+            <w:pPr>
+              <w:spacing w:before="20" w:after="20"/>
+              <w:ind w:left="288"/>
+            </w:pPr>
+            <w:r>
+              <w:rPr>
+                <w:color w:val="475569"/>
+                <w:sz w:val="18"/>
+              </w:rPr>
+              <w:t>[ ] For compiling and packaging software applications</w:t>
+            </w:r>
+          </w:p>
+        </w:tc>
+      </w:tr>
+      <w:tr>
+        <w:tc>
+          <w:tcPr>
+            <w:tcW w:type="dxa" w:w="1152"/>
+            <w:tcMar>
+              <w:top w:w="80" w:type="dxa"/>
+              <w:bottom w:w="80" w:type="dxa"/>
+              <w:left w:w="100" w:type="dxa"/>
+              <w:right w:w="100" w:type="dxa"/>
+            </w:tcMar>
+          </w:tcPr>
+          <w:p>
+            <w:pPr>
+              <w:spacing w:before="120"/>
+              <w:jc w:val="center"/>
+            </w:pPr>
+            <w:r>
+              <w:rPr>
+                <w:color w:val="94A3B8"/>
+                <w:sz w:val="22"/>
+              </w:rPr>
+              <w:t>[   ]</w:t>
+            </w:r>
+          </w:p>
+        </w:tc>
+        <w:tc>
+          <w:tcPr>
+            <w:tcW w:type="dxa" w:w="1152"/>
+            <w:tcMar>
+              <w:top w:w="80" w:type="dxa"/>
+              <w:bottom w:w="80" w:type="dxa"/>
+              <w:left w:w="100" w:type="dxa"/>
+              <w:right w:w="100" w:type="dxa"/>
+            </w:tcMar>
+          </w:tcPr>
+          <w:p>
+            <w:pPr>
+              <w:spacing w:before="120"/>
+              <w:jc w:val="center"/>
+            </w:pPr>
+            <w:r>
+              <w:rPr>
+                <w:color w:val="94A3B8"/>
+                <w:sz w:val="22"/>
+              </w:rPr>
+              <w:t>[   ]</w:t>
+            </w:r>
+          </w:p>
+        </w:tc>
+        <w:tc>
+          <w:tcPr>
+            <w:tcW w:type="dxa" w:w="7776"/>
+            <w:tcMar>
+              <w:top w:w="80" w:type="dxa"/>
+              <w:bottom w:w="80" w:type="dxa"/>
+              <w:left w:w="100" w:type="dxa"/>
+              <w:right w:w="100" w:type="dxa"/>
+            </w:tcMar>
+          </w:tcPr>
+          <w:p>
+            <w:pPr>
+              <w:spacing w:after="80"/>
+            </w:pPr>
+            <w:r>
+              <w:rPr>
+                <w:b/>
+                <w:sz w:val="20"/>
+              </w:rPr>
+              <w:t>Benefits of CSV</w:t>
+            </w:r>
+          </w:p>
+          <w:p>
+            <w:pPr>
+              <w:spacing w:before="20" w:after="20"/>
+              <w:ind w:left="288"/>
+            </w:pPr>
+            <w:r>
+              <w:rPr>
+                <w:b/>
+                <w:color w:val="10B981"/>
+                <w:sz w:val="18"/>
+              </w:rPr>
+              <w:t>[x] flexibility and compatibility</w:t>
+            </w:r>
+          </w:p>
+          <w:p>
+            <w:pPr>
+              <w:spacing w:before="20" w:after="20"/>
+              <w:ind w:left="288"/>
+            </w:pPr>
+            <w:r>
+              <w:rPr>
+                <w:b/>
+                <w:color w:val="10B981"/>
+                <w:sz w:val="18"/>
+              </w:rPr>
+              <w:t>[x] easy editing</w:t>
+            </w:r>
+          </w:p>
+          <w:p>
+            <w:pPr>
+              <w:spacing w:before="20" w:after="20"/>
+              <w:ind w:left="288"/>
+            </w:pPr>
+            <w:r>
+              <w:rPr>
+                <w:b/>
+                <w:color w:val="10B981"/>
+                <w:sz w:val="18"/>
+              </w:rPr>
+              <w:t>[x] small file size</w:t>
+            </w:r>
+          </w:p>
+          <w:p>
+            <w:pPr>
+              <w:spacing w:before="20" w:after="20"/>
+              <w:ind w:left="288"/>
+            </w:pPr>
+            <w:r>
+              <w:rPr>
+                <w:b/>
+                <w:color w:val="10B981"/>
+                <w:sz w:val="18"/>
+              </w:rPr>
+              <w:t>[x] simplicity and versatility</w:t>
+            </w:r>
+          </w:p>
+        </w:tc>
+      </w:tr>
+      <w:tr>
+        <w:tc>
+          <w:tcPr>
+            <w:tcW w:type="dxa" w:w="1152"/>
+            <w:tcMar>
+              <w:top w:w="80" w:type="dxa"/>
+              <w:bottom w:w="80" w:type="dxa"/>
+              <w:left w:w="100" w:type="dxa"/>
+              <w:right w:w="100" w:type="dxa"/>
+            </w:tcMar>
+          </w:tcPr>
+          <w:p>
+            <w:pPr>
+              <w:spacing w:before="120"/>
+              <w:jc w:val="center"/>
+            </w:pPr>
+            <w:r>
+              <w:rPr>
+                <w:color w:val="94A3B8"/>
+                <w:sz w:val="22"/>
+              </w:rPr>
+              <w:t>[   ]</w:t>
+            </w:r>
+          </w:p>
+        </w:tc>
+        <w:tc>
+          <w:tcPr>
+            <w:tcW w:type="dxa" w:w="1152"/>
+            <w:tcMar>
+              <w:top w:w="80" w:type="dxa"/>
+              <w:bottom w:w="80" w:type="dxa"/>
+              <w:left w:w="100" w:type="dxa"/>
+              <w:right w:w="100" w:type="dxa"/>
+            </w:tcMar>
+          </w:tcPr>
+          <w:p>
+            <w:pPr>
+              <w:spacing w:before="120"/>
+              <w:jc w:val="center"/>
+            </w:pPr>
+            <w:r>
+              <w:rPr>
+                <w:color w:val="94A3B8"/>
+                <w:sz w:val="22"/>
+              </w:rPr>
+              <w:t>[   ]</w:t>
+            </w:r>
+          </w:p>
+        </w:tc>
+        <w:tc>
+          <w:tcPr>
+            <w:tcW w:type="dxa" w:w="7776"/>
+            <w:tcMar>
+              <w:top w:w="80" w:type="dxa"/>
+              <w:bottom w:w="80" w:type="dxa"/>
+              <w:left w:w="100" w:type="dxa"/>
+              <w:right w:w="100" w:type="dxa"/>
+            </w:tcMar>
+          </w:tcPr>
+          <w:p>
+            <w:pPr>
+              <w:spacing w:after="80"/>
+            </w:pPr>
+            <w:r>
+              <w:rPr>
+                <w:b/>
+                <w:sz w:val="20"/>
+              </w:rPr>
+              <w:t>Which of the following metadata formats can be used for structured data on websites?</w:t>
+            </w:r>
+          </w:p>
+          <w:p>
+            <w:pPr>
+              <w:spacing w:before="20" w:after="20"/>
+              <w:ind w:left="288"/>
+            </w:pPr>
+            <w:r>
+              <w:rPr>
+                <w:b/>
+                <w:color w:val="10B981"/>
+                <w:sz w:val="18"/>
+              </w:rPr>
+              <w:t>[x] JSON-LD</w:t>
+            </w:r>
+          </w:p>
+          <w:p>
+            <w:pPr>
+              <w:spacing w:before="20" w:after="20"/>
+              <w:ind w:left="288"/>
+            </w:pPr>
+            <w:r>
+              <w:rPr>
+                <w:b/>
+                <w:color w:val="10B981"/>
+                <w:sz w:val="18"/>
+              </w:rPr>
+              <w:t>[x] RDFa</w:t>
+            </w:r>
+          </w:p>
+          <w:p>
+            <w:pPr>
+              <w:spacing w:before="20" w:after="20"/>
+              <w:ind w:left="288"/>
+            </w:pPr>
+            <w:r>
+              <w:rPr>
+                <w:color w:val="475569"/>
+                <w:sz w:val="18"/>
+              </w:rPr>
+              <w:t>[ ] JSON-meta</w:t>
+            </w:r>
+          </w:p>
+          <w:p>
+            <w:pPr>
+              <w:spacing w:before="20" w:after="20"/>
+              <w:ind w:left="288"/>
+            </w:pPr>
+            <w:r>
+              <w:rPr>
+                <w:b/>
+                <w:color w:val="10B981"/>
+                <w:sz w:val="18"/>
+              </w:rPr>
+              <w:t>[x] Microdata</w:t>
+            </w:r>
+          </w:p>
+        </w:tc>
+      </w:tr>
+      <w:tr>
+        <w:tc>
+          <w:tcPr>
+            <w:tcW w:type="dxa" w:w="1152"/>
+            <w:tcMar>
+              <w:top w:w="80" w:type="dxa"/>
+              <w:bottom w:w="80" w:type="dxa"/>
+              <w:left w:w="100" w:type="dxa"/>
+              <w:right w:w="100" w:type="dxa"/>
+            </w:tcMar>
+          </w:tcPr>
+          <w:p>
+            <w:pPr>
+              <w:spacing w:before="120"/>
+              <w:jc w:val="center"/>
+            </w:pPr>
+            <w:r>
+              <w:rPr>
+                <w:color w:val="94A3B8"/>
+                <w:sz w:val="22"/>
+              </w:rPr>
+              <w:t>[   ]</w:t>
+            </w:r>
+          </w:p>
+        </w:tc>
+        <w:tc>
+          <w:tcPr>
+            <w:tcW w:type="dxa" w:w="1152"/>
+            <w:tcMar>
+              <w:top w:w="80" w:type="dxa"/>
+              <w:bottom w:w="80" w:type="dxa"/>
+              <w:left w:w="100" w:type="dxa"/>
+              <w:right w:w="100" w:type="dxa"/>
+            </w:tcMar>
+          </w:tcPr>
+          <w:p>
+            <w:pPr>
+              <w:spacing w:before="120"/>
+              <w:jc w:val="center"/>
+            </w:pPr>
+            <w:r>
+              <w:rPr>
+                <w:color w:val="94A3B8"/>
+                <w:sz w:val="22"/>
+              </w:rPr>
+              <w:t>[   ]</w:t>
+            </w:r>
+          </w:p>
+        </w:tc>
+        <w:tc>
+          <w:tcPr>
+            <w:tcW w:type="dxa" w:w="7776"/>
+            <w:tcMar>
+              <w:top w:w="80" w:type="dxa"/>
+              <w:bottom w:w="80" w:type="dxa"/>
+              <w:left w:w="100" w:type="dxa"/>
+              <w:right w:w="100" w:type="dxa"/>
+            </w:tcMar>
+          </w:tcPr>
+          <w:p>
+            <w:pPr>
+              <w:spacing w:after="80"/>
+            </w:pPr>
+            <w:r>
+              <w:rPr>
+                <w:b/>
+                <w:sz w:val="20"/>
+              </w:rPr>
               <w:t>What is the data in the data pyramid?</w:t>
             </w:r>
           </w:p>
@@ -18781,11 +18904,10 @@
             </w:pPr>
             <w:r>
               <w:rPr>
-                <w:b/>
-                <w:color w:val="10B981"/>
-                <w:sz w:val="18"/>
-              </w:rPr>
-              <w:t>[x] Stock or quantitative values</w:t>
+                <w:color w:val="475569"/>
+                <w:sz w:val="18"/>
+              </w:rPr>
+              <w:t>[ ] Stock or quantitative values</w:t>
             </w:r>
           </w:p>
           <w:p>

--- a/study_guides/Markup_Memorization_Checklist.docx
+++ b/study_guides/Markup_Memorization_Checklist.docx
@@ -8173,6 +8173,132 @@
                 <w:sz w:val="18"/>
               </w:rPr>
               <w:t>[ ] C3W (Consortium Web Wide World)</w:t>
+            </w:r>
+          </w:p>
+        </w:tc>
+      </w:tr>
+      <w:tr>
+        <w:tc>
+          <w:tcPr>
+            <w:tcW w:type="dxa" w:w="1152"/>
+            <w:tcMar>
+              <w:top w:w="80" w:type="dxa"/>
+              <w:bottom w:w="80" w:type="dxa"/>
+              <w:left w:w="100" w:type="dxa"/>
+              <w:right w:w="100" w:type="dxa"/>
+            </w:tcMar>
+          </w:tcPr>
+          <w:p>
+            <w:pPr>
+              <w:spacing w:before="120"/>
+              <w:jc w:val="center"/>
+            </w:pPr>
+            <w:r>
+              <w:rPr>
+                <w:color w:val="94A3B8"/>
+                <w:sz w:val="22"/>
+              </w:rPr>
+              <w:t>[   ]</w:t>
+            </w:r>
+          </w:p>
+        </w:tc>
+        <w:tc>
+          <w:tcPr>
+            <w:tcW w:type="dxa" w:w="1152"/>
+            <w:tcMar>
+              <w:top w:w="80" w:type="dxa"/>
+              <w:bottom w:w="80" w:type="dxa"/>
+              <w:left w:w="100" w:type="dxa"/>
+              <w:right w:w="100" w:type="dxa"/>
+            </w:tcMar>
+          </w:tcPr>
+          <w:p>
+            <w:pPr>
+              <w:spacing w:before="120"/>
+              <w:jc w:val="center"/>
+            </w:pPr>
+            <w:r>
+              <w:rPr>
+                <w:color w:val="94A3B8"/>
+                <w:sz w:val="22"/>
+              </w:rPr>
+              <w:t>[   ]</w:t>
+            </w:r>
+          </w:p>
+        </w:tc>
+        <w:tc>
+          <w:tcPr>
+            <w:tcW w:type="dxa" w:w="7776"/>
+            <w:tcMar>
+              <w:top w:w="80" w:type="dxa"/>
+              <w:bottom w:w="80" w:type="dxa"/>
+              <w:left w:w="100" w:type="dxa"/>
+              <w:right w:w="100" w:type="dxa"/>
+            </w:tcMar>
+          </w:tcPr>
+          <w:p>
+            <w:pPr>
+              <w:spacing w:after="80"/>
+            </w:pPr>
+            <w:r>
+              <w:rPr>
+                <w:b/>
+                <w:sz w:val="20"/>
+              </w:rPr>
+              <w:t>What is the URI abbreviation?</w:t>
+            </w:r>
+          </w:p>
+          <w:p>
+            <w:pPr>
+              <w:spacing w:before="20" w:after="20"/>
+              <w:ind w:left="288"/>
+            </w:pPr>
+            <w:r>
+              <w:rPr>
+                <w:color w:val="475569"/>
+                <w:sz w:val="18"/>
+              </w:rPr>
+              <w:t>[ ] Universal Remote Informator</w:t>
+            </w:r>
+          </w:p>
+          <w:p>
+            <w:pPr>
+              <w:spacing w:before="20" w:after="20"/>
+              <w:ind w:left="288"/>
+            </w:pPr>
+            <w:r>
+              <w:rPr>
+                <w:b/>
+                <w:color w:val="10B981"/>
+                <w:sz w:val="18"/>
+              </w:rPr>
+              <w:t>[x] Uniform Resource Identifier</w:t>
+            </w:r>
+          </w:p>
+          <w:p>
+            <w:pPr>
+              <w:spacing w:before="20" w:after="20"/>
+              <w:ind w:left="288"/>
+            </w:pPr>
+            <w:r>
+              <w:rPr>
+                <w:color w:val="475569"/>
+                <w:sz w:val="18"/>
+              </w:rPr>
+              <w:t>[ ] Universal Resource Identifier</w:t>
+            </w:r>
+          </w:p>
+          <w:p>
+            <w:pPr>
+              <w:spacing w:before="20" w:after="20"/>
+              <w:ind w:left="288"/>
+            </w:pPr>
+            <w:r>
+              <w:rPr>
+                <w:color w:val="475569"/>
+                <w:sz w:val="18"/>
+              </w:rPr>
+              <w:t>[ ] Uniform Remote Identifier</w:t>
             </w:r>
           </w:p>
         </w:tc>
